--- a/Sistem-Kendali-Cerdas/Modul-Word/Modul-3-Transformasi-Laplace-untuk-Sistem-Dinamik.docx
+++ b/Sistem-Kendali-Cerdas/Modul-Word/Modul-3-Transformasi-Laplace-untuk-Sistem-Dinamik.docx
@@ -1379,7 +1379,7 @@
                                 <w:szCs w:val="20"/>
                                 <w:lang w:val="en-US"/>
                               </w:rPr>
-                              <w:t>myclass.mercubuana.ac.id</w:t>
+                              <w:t xml:space="preserve">myclass.mercubuana.ac·id</w:t>
                             </w:r>
                           </w:p>
                         </w:txbxContent>
@@ -1426,7 +1426,7 @@
                           <w:szCs w:val="20"/>
                           <w:lang w:val="en-US"/>
                         </w:rPr>
-                        <w:t>myclass.mercubuana.ac.id</w:t>
+                        <w:t xml:space="preserve">myclass.mercubuana.ac·id</w:t>
                       </w:r>
                     </w:p>
                   </w:txbxContent>
@@ -2512,7 +2512,7 @@
                                 <w:sz w:val="20"/>
                                 <w:szCs w:val="20"/>
                               </w:rPr>
-                              <w:t>www.mercubuana.ac.id</w:t>
+                              <w:t xml:space="preserve">www.mercubuana.ac·id</w:t>
                             </w:r>
                           </w:p>
                         </w:txbxContent>
@@ -2558,7 +2558,7 @@
                           <w:sz w:val="20"/>
                           <w:szCs w:val="20"/>
                         </w:rPr>
-                        <w:t>www.mercubuana.ac.id</w:t>
+                        <w:t xml:space="preserve">www.mercubuana.ac·id</w:t>
                       </w:r>
                     </w:p>
                   </w:txbxContent>
@@ -2627,6 +2627,15 @@
           <w:sz w:val="22"/>
         </w:rPr>
         <w:t xml:space="preserve">Transformasi Laplace memindahkan persoalan dinamika dari turunan terhadap waktu menjadi operasi aljabar. Dengan kondisi awal yang jelas, engineer dapat memperoleh fungsi transfer, pole, zero, respons transien, dan respons tunak secara sistematis.</w:t>
+      </w:r>
+      <w:r>
+        <w:rPr>
+          <w:rFonts w:ascii="Arial" w:hAnsi="Arial" w:cs="Arial"/>
+          <w:b w:val="0"/>
+          <w:i w:val="0"/>
+          <w:sz w:val="22"/>
+        </w:rPr>
+        <w:t xml:space="preserve"> Gambar 1 mengilustrasikan gagasan ini.</w:t>
       </w:r>
     </w:p>
     <w:p>
@@ -2814,6 +2823,15 @@
         </w:rPr>
         <w:t xml:space="preserve">Yang perlu dijaga adalah kesadaran bahwa domain-s hanyalah representasi. Tidak ada besaran fisik bernama s yang dapat diukur. Seluruh kesimpulan yang diambil di domain-s pada akhirnya harus dibaca kembali sebagai perilaku terhadap waktu, dan itulah gunanya invers transformasi.</w:t>
       </w:r>
+      <w:r>
+        <w:rPr>
+          <w:rFonts w:ascii="Arial" w:hAnsi="Arial" w:cs="Arial"/>
+          <w:b w:val="0"/>
+          <w:i w:val="0"/>
+          <w:sz w:val="22"/>
+        </w:rPr>
+        <w:t xml:space="preserve"> Hubungan ini dirangkum dalam Persamaan (1).</w:t>
+      </w:r>
     </w:p>
     <w:p>
       <w:pPr>
@@ -2828,90 +2846,8 @@
           <w:color w:val="305496"/>
           <w:sz w:val="22"/>
         </w:rPr>
-        <w:t xml:space="preserve">F(s) = integral_0^inf f(t)*exp(-st) dt   |   L{f*g} = F(s)*G(s)</w:t>
-      </w:r>
-    </w:p>
-    <w:p>
-      <w:pPr>
-        <w:keepNext/>
-        <w:spacing w:before="200" w:after="80"/>
-      </w:pPr>
-      <w:r>
-        <w:rPr>
-          <w:rFonts w:ascii="Arial" w:hAnsi="Arial" w:cs="Arial"/>
-          <w:b/>
-          <w:i w:val="0"/>
-          <w:color w:val="2E4A7A"/>
-          <w:sz w:val="24"/>
-        </w:rPr>
-        <w:t xml:space="preserve">Sifat Turunan dan Peran Kondisi Awal</w:t>
-      </w:r>
-    </w:p>
-    <w:p>
-      <w:pPr>
-        <w:spacing w:line="360" w:lineRule="auto" w:after="120"/>
-        <w:jc w:val="both"/>
-      </w:pPr>
-      <w:r>
-        <w:rPr>
-          <w:rFonts w:ascii="Arial" w:hAnsi="Arial" w:cs="Arial"/>
-          <w:b w:val="0"/>
-          <w:i w:val="0"/>
-          <w:sz w:val="22"/>
-        </w:rPr>
-        <w:t xml:space="preserve">Sifat yang paling sering dipakai dalam analisis sistem adalah transformasi turunan. Transformasi turunan pertama menghasilkan sX(s) dikurangi nilai awal, dan turunan kedua menghasilkan s kuadrat dikali X(s) dikurangi s dikali nilai awal dikurangi laju awal. Kondisi awal masuk secara eksplisit, bukan sebagai konstanta integrasi yang harus dicari belakangan.</w:t>
-      </w:r>
-    </w:p>
-    <w:p>
-      <w:pPr>
-        <w:spacing w:line="360" w:lineRule="auto" w:after="120"/>
-        <w:jc w:val="both"/>
-      </w:pPr>
-      <w:r>
-        <w:rPr>
-          <w:rFonts w:ascii="Arial" w:hAnsi="Arial" w:cs="Arial"/>
-          <w:b w:val="0"/>
-          <w:i w:val="0"/>
-          <w:sz w:val="22"/>
-        </w:rPr>
-        <w:t xml:space="preserve">Struktur ini memberi keuntungan praktis yang besar. Pada penyelesaian klasik, konstanta integrasi baru dapat ditentukan setelah solusi umum diperoleh; pada Laplace, kondisi awal sudah ikut sejak baris pertama. Kesalahan yang sering terjadi justru muncul ketika kondisi awal diabaikan karena dianggap nol tanpa memeriksa keadaan fisik sistem.</w:t>
-      </w:r>
-    </w:p>
-    <w:p>
-      <w:pPr>
-        <w:spacing w:line="360" w:lineRule="auto" w:after="120"/>
-        <w:jc w:val="both"/>
-      </w:pPr>
-      <w:r>
-        <w:rPr>
-          <w:rFonts w:ascii="Arial" w:hAnsi="Arial" w:cs="Arial"/>
-          <w:b w:val="0"/>
-          <w:i w:val="0"/>
-          <w:sz w:val="22"/>
-        </w:rPr>
-        <w:t xml:space="preserve">Fungsi transfer didefinisikan pada kondisi awal nol. Definisi tersebut bukan penyederhanaan sembarangan melainkan konsekuensi dari tujuan: fungsi transfer dimaksudkan menggambarkan sifat sistem itu sendiri, terlepas dari keadaan penyimpanan energinya pada saat tertentu. Ketika kondisi awal tidak nol, pengaruhnya muncul sebagai suku tambahan yang terpisah dari suku akibat masukan.</w:t>
-      </w:r>
-    </w:p>
-    <w:p>
-      <w:pPr>
-        <w:spacing w:line="360" w:lineRule="auto" w:after="120"/>
-        <w:jc w:val="both"/>
-      </w:pPr>
-      <w:r>
-        <w:rPr>
-          <w:rFonts w:ascii="Arial" w:hAnsi="Arial" w:cs="Arial"/>
-          <w:b w:val="0"/>
-          <w:i w:val="0"/>
-          <w:sz w:val="22"/>
-        </w:rPr>
-        <w:t xml:space="preserve">Sifat lain yang penting adalah pergeseran waktu, yang memetakan tundaan murni menjadi faktor exp(-Ls). Faktor ini bukan fungsi rasional, sehingga sistem dengan dead time tidak dapat dinyatakan sebagai pecahan polinomial biasa. Itulah sumber kesulitan pengendalian proses dengan tundaan besar, dan alasan lahirnya struktur khusus seperti prediktor Smith.</w:t>
-      </w:r>
-    </w:p>
-    <w:p>
-      <w:pPr>
-        <w:spacing w:before="40" w:after="120"/>
-        <w:jc w:val="center"/>
-      </w:pPr>
+        <w:t xml:space="preserve">F(s) = </w:t>
+      </w:r>
       <w:r>
         <w:rPr>
           <w:rFonts w:ascii="Arial" w:hAnsi="Arial" w:cs="Arial"/>
@@ -2920,7 +2856,200 @@
           <w:color w:val="305496"/>
           <w:sz w:val="22"/>
         </w:rPr>
-        <w:t xml:space="preserve">L{x'} = sX(s) - x(0)   |   L{x''} = s^2*X(s) - s*x(0) - x'(0)   |   L{f(t-L)} = exp(-Ls)*F(s)</w:t>
+        <w:t xml:space="preserve">∫</w:t>
+      </w:r>
+      <w:r>
+        <w:rPr>
+          <w:rFonts w:ascii="Arial" w:hAnsi="Arial" w:cs="Arial"/>
+          <w:b/>
+          <w:i/>
+          <w:color w:val="305496"/>
+          <w:sz w:val="22"/>
+          <w:vertAlign w:val="subscript"/>
+        </w:rPr>
+        <w:t xml:space="preserve">0</w:t>
+      </w:r>
+      <w:r>
+        <w:rPr>
+          <w:rFonts w:ascii="Arial" w:hAnsi="Arial" w:cs="Arial"/>
+          <w:b/>
+          <w:i/>
+          <w:color w:val="305496"/>
+          <w:sz w:val="22"/>
+          <w:vertAlign w:val="superscript"/>
+        </w:rPr>
+        <w:t xml:space="preserve">∞</w:t>
+      </w:r>
+      <w:r>
+        <w:rPr>
+          <w:rFonts w:ascii="Arial" w:hAnsi="Arial" w:cs="Arial"/>
+          <w:b/>
+          <w:i/>
+          <w:color w:val="305496"/>
+          <w:sz w:val="22"/>
+        </w:rPr>
+        <w:t xml:space="preserve"> f(t)·exp(-st) dt   |   L{f·g} = F(s)·G(s)</w:t>
+      </w:r>
+      <w:r>
+        <w:rPr>
+          <w:rFonts w:ascii="Arial" w:hAnsi="Arial" w:cs="Arial"/>
+          <w:b/>
+          <w:i/>
+          <w:color w:val="305496"/>
+          <w:sz w:val="22"/>
+        </w:rPr>
+        <w:t xml:space="preserve">   (1)</w:t>
+      </w:r>
+    </w:p>
+    <w:p>
+      <w:pPr>
+        <w:keepNext/>
+        <w:spacing w:before="200" w:after="80"/>
+      </w:pPr>
+      <w:r>
+        <w:rPr>
+          <w:rFonts w:ascii="Arial" w:hAnsi="Arial" w:cs="Arial"/>
+          <w:b/>
+          <w:i w:val="0"/>
+          <w:color w:val="2E4A7A"/>
+          <w:sz w:val="24"/>
+        </w:rPr>
+        <w:t xml:space="preserve">Sifat Turunan dan Peran Kondisi Awal</w:t>
+      </w:r>
+    </w:p>
+    <w:p>
+      <w:pPr>
+        <w:spacing w:line="360" w:lineRule="auto" w:after="120"/>
+        <w:jc w:val="both"/>
+      </w:pPr>
+      <w:r>
+        <w:rPr>
+          <w:rFonts w:ascii="Arial" w:hAnsi="Arial" w:cs="Arial"/>
+          <w:b w:val="0"/>
+          <w:i w:val="0"/>
+          <w:sz w:val="22"/>
+        </w:rPr>
+        <w:t xml:space="preserve">Sifat yang paling sering dipakai dalam analisis sistem adalah transformasi turunan. Transformasi turunan pertama menghasilkan sX(s) dikurangi nilai awal, dan turunan kedua menghasilkan s</w:t>
+      </w:r>
+      <w:r>
+        <w:rPr>
+          <w:rFonts w:ascii="Arial" w:hAnsi="Arial" w:cs="Arial"/>
+          <w:b w:val="0"/>
+          <w:i w:val="0"/>
+          <w:sz w:val="22"/>
+          <w:vertAlign w:val="superscript"/>
+        </w:rPr>
+        <w:t xml:space="preserve">2</w:t>
+      </w:r>
+      <w:r>
+        <w:rPr>
+          <w:rFonts w:ascii="Arial" w:hAnsi="Arial" w:cs="Arial"/>
+          <w:b w:val="0"/>
+          <w:i w:val="0"/>
+          <w:sz w:val="22"/>
+        </w:rPr>
+        <w:t xml:space="preserve"> dikali X(s) dikurangi s dikali nilai awal dikurangi laju awal. Kondisi awal masuk secara eksplisit, bukan sebagai konstanta integrasi yang harus dicari belakangan.</w:t>
+      </w:r>
+    </w:p>
+    <w:p>
+      <w:pPr>
+        <w:spacing w:line="360" w:lineRule="auto" w:after="120"/>
+        <w:jc w:val="both"/>
+      </w:pPr>
+      <w:r>
+        <w:rPr>
+          <w:rFonts w:ascii="Arial" w:hAnsi="Arial" w:cs="Arial"/>
+          <w:b w:val="0"/>
+          <w:i w:val="0"/>
+          <w:sz w:val="22"/>
+        </w:rPr>
+        <w:t xml:space="preserve">Struktur ini memberi keuntungan praktis yang besar. Pada penyelesaian klasik, konstanta integrasi baru dapat ditentukan setelah solusi umum diperoleh; pada Laplace, kondisi awal sudah ikut sejak baris pertama. Kesalahan yang sering terjadi justru muncul ketika kondisi awal diabaikan karena dianggap nol tanpa memeriksa keadaan fisik sistem.</w:t>
+      </w:r>
+    </w:p>
+    <w:p>
+      <w:pPr>
+        <w:spacing w:line="360" w:lineRule="auto" w:after="120"/>
+        <w:jc w:val="both"/>
+      </w:pPr>
+      <w:r>
+        <w:rPr>
+          <w:rFonts w:ascii="Arial" w:hAnsi="Arial" w:cs="Arial"/>
+          <w:b w:val="0"/>
+          <w:i w:val="0"/>
+          <w:sz w:val="22"/>
+        </w:rPr>
+        <w:t xml:space="preserve">Fungsi transfer didefinisikan pada kondisi awal nol. Definisi tersebut bukan penyederhanaan sembarangan melainkan konsekuensi dari tujuan: fungsi transfer dimaksudkan menggambarkan sifat sistem itu sendiri, terlepas dari keadaan penyimpanan energinya pada saat tertentu. Ketika kondisi awal tidak nol, pengaruhnya muncul sebagai suku tambahan yang terpisah dari suku akibat masukan.</w:t>
+      </w:r>
+    </w:p>
+    <w:p>
+      <w:pPr>
+        <w:spacing w:line="360" w:lineRule="auto" w:after="120"/>
+        <w:jc w:val="both"/>
+      </w:pPr>
+      <w:r>
+        <w:rPr>
+          <w:rFonts w:ascii="Arial" w:hAnsi="Arial" w:cs="Arial"/>
+          <w:b w:val="0"/>
+          <w:i w:val="0"/>
+          <w:sz w:val="22"/>
+        </w:rPr>
+        <w:t xml:space="preserve">Sifat lain yang penting adalah pergeseran waktu, yang memetakan tundaan murni menjadi faktor exp(-Ls). Faktor ini bukan fungsi rasional, sehingga sistem dengan dead time tidak dapat dinyatakan sebagai pecahan polinomial biasa. Itulah sumber kesulitan pengendalian proses dengan tundaan besar, dan alasan lahirnya struktur khusus seperti prediktor Smith.</w:t>
+      </w:r>
+      <w:r>
+        <w:rPr>
+          <w:rFonts w:ascii="Arial" w:hAnsi="Arial" w:cs="Arial"/>
+          <w:b w:val="0"/>
+          <w:i w:val="0"/>
+          <w:sz w:val="22"/>
+        </w:rPr>
+        <w:t xml:space="preserve"> Bentuk ringkasnya dituliskan pada Persamaan (2).</w:t>
+      </w:r>
+    </w:p>
+    <w:p>
+      <w:pPr>
+        <w:spacing w:before="40" w:after="120"/>
+        <w:jc w:val="center"/>
+      </w:pPr>
+      <w:r>
+        <w:rPr>
+          <w:rFonts w:ascii="Arial" w:hAnsi="Arial" w:cs="Arial"/>
+          <w:b/>
+          <w:i/>
+          <w:color w:val="305496"/>
+          <w:sz w:val="22"/>
+        </w:rPr>
+        <w:t xml:space="preserve">L{x'} = sX(s) - x(0)   |   L{x''} = s</w:t>
+      </w:r>
+      <w:r>
+        <w:rPr>
+          <w:rFonts w:ascii="Arial" w:hAnsi="Arial" w:cs="Arial"/>
+          <w:b/>
+          <w:i/>
+          <w:color w:val="305496"/>
+          <w:sz w:val="22"/>
+          <w:vertAlign w:val="superscript"/>
+        </w:rPr>
+        <w:t xml:space="preserve">2</w:t>
+      </w:r>
+      <w:r>
+        <w:rPr>
+          <w:rFonts w:ascii="Arial" w:hAnsi="Arial" w:cs="Arial"/>
+          <w:b/>
+          <w:i/>
+          <w:color w:val="305496"/>
+          <w:sz w:val="22"/>
+        </w:rPr>
+        <w:t xml:space="preserve">·X(s) - s·x(0) - x'(0)   |   L{f(t-L)} = exp(-Ls)·F(s)</w:t>
+      </w:r>
+      <w:r>
+        <w:rPr>
+          <w:rFonts w:ascii="Arial" w:hAnsi="Arial" w:cs="Arial"/>
+          <w:b/>
+          <w:i/>
+          <w:color w:val="305496"/>
+          <w:sz w:val="22"/>
+        </w:rPr>
+        <w:t xml:space="preserve">   (2)</w:t>
       </w:r>
     </w:p>
     <w:p>
@@ -3070,6 +3199,15 @@
         </w:rPr>
         <w:t xml:space="preserve">Manfaat konseptualnya melampaui perhitungan. Dengan melihat uraian pecahan parsial, engineer dapat langsung mengenali mode mana yang paling lambat dan karenanya mendominasi respons. Mode dengan pole jauh di kiri meluruh cepat dan pengaruhnya singkat, sehingga sistem berorde tinggi sering dapat didekati oleh sepasang pole dominan saja.</w:t>
       </w:r>
+      <w:r>
+        <w:rPr>
+          <w:rFonts w:ascii="Arial" w:hAnsi="Arial" w:cs="Arial"/>
+          <w:b w:val="0"/>
+          <w:i w:val="0"/>
+          <w:sz w:val="22"/>
+        </w:rPr>
+        <w:t xml:space="preserve"> Persamaan (3) memadatkan aturan tersebut.</w:t>
+      </w:r>
     </w:p>
     <w:p>
       <w:pPr>
@@ -3084,90 +3222,8 @@
           <w:color w:val="305496"/>
           <w:sz w:val="22"/>
         </w:rPr>
-        <w:t xml:space="preserve">Y(s) = sum A_i/(s - p_i)   |   A_i = [(s - p_i)*Y(s)] pada s = p_i</w:t>
-      </w:r>
-    </w:p>
-    <w:p>
-      <w:pPr>
-        <w:keepNext/>
-        <w:spacing w:before="200" w:after="80"/>
-      </w:pPr>
-      <w:r>
-        <w:rPr>
-          <w:rFonts w:ascii="Arial" w:hAnsi="Arial" w:cs="Arial"/>
-          <w:b/>
-          <w:i w:val="0"/>
-          <w:color w:val="2E4A7A"/>
-          <w:sz w:val="24"/>
-        </w:rPr>
-        <w:t xml:space="preserve">Pole, Zero, dan Pembacaan Kestabilan</w:t>
-      </w:r>
-    </w:p>
-    <w:p>
-      <w:pPr>
-        <w:spacing w:line="360" w:lineRule="auto" w:after="120"/>
-        <w:jc w:val="both"/>
-      </w:pPr>
-      <w:r>
-        <w:rPr>
-          <w:rFonts w:ascii="Arial" w:hAnsi="Arial" w:cs="Arial"/>
-          <w:b w:val="0"/>
-          <w:i w:val="0"/>
-          <w:sz w:val="22"/>
-        </w:rPr>
-        <w:t xml:space="preserve">Pole adalah akar penyebut fungsi transfer dan menentukan bentuk dasar respons alami. Bagian nyata pole menentukan laju peluruhan atau pertumbuhan, sedangkan bagian imajiner menentukan frekuensi osilasi. Syarat kestabilan sistem linier waktu-invarian sepenuhnya ditentukan olehnya: seluruh pole harus memiliki bagian nyata negatif.</w:t>
-      </w:r>
-    </w:p>
-    <w:p>
-      <w:pPr>
-        <w:spacing w:line="360" w:lineRule="auto" w:after="120"/>
-        <w:jc w:val="both"/>
-      </w:pPr>
-      <w:r>
-        <w:rPr>
-          <w:rFonts w:ascii="Arial" w:hAnsi="Arial" w:cs="Arial"/>
-          <w:b w:val="0"/>
-          <w:i w:val="0"/>
-          <w:sz w:val="22"/>
-        </w:rPr>
-        <w:t xml:space="preserve">Zero adalah akar pembilang dan tidak menentukan kestabilan, namun sangat memengaruhi bentuk respons. Zero mengubah bobot setiap mode dalam respons total. Zero di sebelah kanan sumbu imajiner menimbulkan gejala yang khas, yaitu keluaran mula-mula bergerak berlawanan arah dengan tujuan sebelum akhirnya menuju nilai akhir.</w:t>
-      </w:r>
-    </w:p>
-    <w:p>
-      <w:pPr>
-        <w:spacing w:line="360" w:lineRule="auto" w:after="120"/>
-        <w:jc w:val="both"/>
-      </w:pPr>
-      <w:r>
-        <w:rPr>
-          <w:rFonts w:ascii="Arial" w:hAnsi="Arial" w:cs="Arial"/>
-          <w:b w:val="0"/>
-          <w:i w:val="0"/>
-          <w:sz w:val="22"/>
-        </w:rPr>
-        <w:t xml:space="preserve">Gejala arah berlawanan tersebut membatasi seberapa agresif sistem boleh dikendalikan. Menaikkan penguatan pada sistem dengan zero fase non-minimum memperbesar gerakan awal yang salah arah dan mempercepat hilangnya kestabilan. Batas ini bersifat mendasar dan tidak dapat dihilangkan hanya dengan penyetelan.</w:t>
-      </w:r>
-    </w:p>
-    <w:p>
-      <w:pPr>
-        <w:spacing w:line="360" w:lineRule="auto" w:after="120"/>
-        <w:jc w:val="both"/>
-      </w:pPr>
-      <w:r>
-        <w:rPr>
-          <w:rFonts w:ascii="Arial" w:hAnsi="Arial" w:cs="Arial"/>
-          <w:b w:val="0"/>
-          <w:i w:val="0"/>
-          <w:sz w:val="22"/>
-        </w:rPr>
-        <w:t xml:space="preserve">Teorema nilai akhir memberi jalan pintas yang berguna untuk memeriksa nilai tunak tanpa melakukan invers penuh. Syarat pemakaiannya harus dipatuhi: teorema hanya berlaku bila seluruh pole sY(s) berada di sebelah kiri sumbu imajiner. Memakainya pada sistem tidak stabil akan menghasilkan angka yang tampak masuk akal namun sepenuhnya keliru.</w:t>
-      </w:r>
-    </w:p>
-    <w:p>
-      <w:pPr>
-        <w:spacing w:before="40" w:after="120"/>
-        <w:jc w:val="center"/>
-      </w:pPr>
+        <w:t xml:space="preserve">Y(s) = sum </w:t>
+      </w:r>
       <w:r>
         <w:rPr>
           <w:rFonts w:ascii="Arial" w:hAnsi="Arial" w:cs="Arial"/>
@@ -3176,90 +3232,8 @@
           <w:color w:val="305496"/>
           <w:sz w:val="22"/>
         </w:rPr>
-        <w:t xml:space="preserve">stabil &lt;=&gt; Re(p_i) &lt; 0 untuk semua i   |   y(inf) = lim s-&gt;0 s*Y(s)</w:t>
-      </w:r>
-    </w:p>
-    <w:p>
-      <w:pPr>
-        <w:keepNext/>
-        <w:spacing w:before="200" w:after="80"/>
-      </w:pPr>
-      <w:r>
-        <w:rPr>
-          <w:rFonts w:ascii="Arial" w:hAnsi="Arial" w:cs="Arial"/>
-          <w:b/>
-          <w:i w:val="0"/>
-          <w:color w:val="2E4A7A"/>
-          <w:sz w:val="24"/>
-        </w:rPr>
-        <w:t xml:space="preserve">Membaca Kembali ke Domain Waktu</w:t>
-      </w:r>
-    </w:p>
-    <w:p>
-      <w:pPr>
-        <w:spacing w:line="360" w:lineRule="auto" w:after="120"/>
-        <w:jc w:val="both"/>
-      </w:pPr>
-      <w:r>
-        <w:rPr>
-          <w:rFonts w:ascii="Arial" w:hAnsi="Arial" w:cs="Arial"/>
-          <w:b w:val="0"/>
-          <w:i w:val="0"/>
-          <w:sz w:val="22"/>
-        </w:rPr>
-        <w:t xml:space="preserve">Setiap analisis di domain-s harus berakhir pada pernyataan tentang perilaku terhadap waktu, karena itulah yang dialami operator dan mesin. Pole di -2 berarti mode yang meluruh dengan konstanta waktu setengah detik. Pasangan pole di -1 plus minus j3 berarti osilasi sekitar 0,48 hertz yang amplitudonya menyusut dengan konstanta waktu satu detik.</w:t>
-      </w:r>
-    </w:p>
-    <w:p>
-      <w:pPr>
-        <w:spacing w:line="360" w:lineRule="auto" w:after="120"/>
-        <w:jc w:val="both"/>
-      </w:pPr>
-      <w:r>
-        <w:rPr>
-          <w:rFonts w:ascii="Arial" w:hAnsi="Arial" w:cs="Arial"/>
-          <w:b w:val="0"/>
-          <w:i w:val="0"/>
-          <w:sz w:val="22"/>
-        </w:rPr>
-        <w:t xml:space="preserve">Kebiasaan menerjemahkan angka menjadi kalimat semacam itu membedakan pemakaian Laplace sebagai alat berpikir dari pemakaiannya sebagai prosedur hitung. Engineer yang terbiasa membaca letak pole dapat memperkirakan bentuk respons sebelum menjalankan satu simulasi pun, dan kemampuan itu sangat berharga ketika harus mendiagnosis masalah di lapangan.</w:t>
-      </w:r>
-    </w:p>
-    <w:p>
-      <w:pPr>
-        <w:spacing w:line="360" w:lineRule="auto" w:after="120"/>
-        <w:jc w:val="both"/>
-      </w:pPr>
-      <w:r>
-        <w:rPr>
-          <w:rFonts w:ascii="Arial" w:hAnsi="Arial" w:cs="Arial"/>
-          <w:b w:val="0"/>
-          <w:i w:val="0"/>
-          <w:sz w:val="22"/>
-        </w:rPr>
-        <w:t xml:space="preserve">Pemeriksaan sederhana yang selalu layak dilakukan adalah membandingkan nilai awal dan nilai akhir hasil hitung dengan yang diketahui secara fisik. Bila hasil invers memberi nilai awal yang tidak sesuai kondisi awal yang dipakai, pasti ada kekeliruan aljabar di suatu tempat, dan memeriksanya sekarang jauh lebih murah daripada menemukannya setelah controller dipasang.</w:t>
-      </w:r>
-    </w:p>
-    <w:p>
-      <w:pPr>
-        <w:spacing w:line="360" w:lineRule="auto" w:after="120"/>
-        <w:jc w:val="both"/>
-      </w:pPr>
-      <w:r>
-        <w:rPr>
-          <w:rFonts w:ascii="Arial" w:hAnsi="Arial" w:cs="Arial"/>
-          <w:b w:val="0"/>
-          <w:i w:val="0"/>
-          <w:sz w:val="22"/>
-        </w:rPr>
-        <w:t xml:space="preserve">Perlu diingat pula bahwa seluruh kerangka ini berlaku untuk sistem linier waktu-invarian. Pada sistem nyata, linearitas hanya berlaku di sekitar titik kerja. Ketika sistem bergerak jauh dari titik itu, misalnya karena kejenuhan actuator atau perubahan beban besar, kesimpulan yang diperoleh dari fungsi transfer perlu diperiksa ulang.</w:t>
-      </w:r>
-    </w:p>
-    <w:p>
-      <w:pPr>
-        <w:spacing w:before="40" w:after="120"/>
-        <w:jc w:val="center"/>
-      </w:pPr>
+        <w:t xml:space="preserve">A</w:t>
+      </w:r>
       <w:r>
         <w:rPr>
           <w:rFonts w:ascii="Arial" w:hAnsi="Arial" w:cs="Arial"/>
@@ -3267,8 +3241,396 @@
           <w:i/>
           <w:color w:val="305496"/>
           <w:sz w:val="22"/>
-        </w:rPr>
-        <w:t xml:space="preserve">pole -a  =&gt;  exp(-a*t), tau = 1/a   |   pole -a +/- jb  =&gt;  exp(-a*t)*cos(b*t)</w:t>
+          <w:vertAlign w:val="subscript"/>
+        </w:rPr>
+        <w:t xml:space="preserve">i</w:t>
+      </w:r>
+      <w:r>
+        <w:rPr>
+          <w:rFonts w:ascii="Arial" w:hAnsi="Arial" w:cs="Arial"/>
+          <w:b/>
+          <w:i/>
+          <w:color w:val="305496"/>
+          <w:sz w:val="22"/>
+        </w:rPr>
+        <w:t xml:space="preserve">/(s - </w:t>
+      </w:r>
+      <w:r>
+        <w:rPr>
+          <w:rFonts w:ascii="Arial" w:hAnsi="Arial" w:cs="Arial"/>
+          <w:b/>
+          <w:i/>
+          <w:color w:val="305496"/>
+          <w:sz w:val="22"/>
+        </w:rPr>
+        <w:t xml:space="preserve">p</w:t>
+      </w:r>
+      <w:r>
+        <w:rPr>
+          <w:rFonts w:ascii="Arial" w:hAnsi="Arial" w:cs="Arial"/>
+          <w:b/>
+          <w:i/>
+          <w:color w:val="305496"/>
+          <w:sz w:val="22"/>
+          <w:vertAlign w:val="subscript"/>
+        </w:rPr>
+        <w:t xml:space="preserve">i</w:t>
+      </w:r>
+      <w:r>
+        <w:rPr>
+          <w:rFonts w:ascii="Arial" w:hAnsi="Arial" w:cs="Arial"/>
+          <w:b/>
+          <w:i/>
+          <w:color w:val="305496"/>
+          <w:sz w:val="22"/>
+        </w:rPr>
+        <w:t xml:space="preserve">)   |   </w:t>
+      </w:r>
+      <w:r>
+        <w:rPr>
+          <w:rFonts w:ascii="Arial" w:hAnsi="Arial" w:cs="Arial"/>
+          <w:b/>
+          <w:i/>
+          <w:color w:val="305496"/>
+          <w:sz w:val="22"/>
+        </w:rPr>
+        <w:t xml:space="preserve">A</w:t>
+      </w:r>
+      <w:r>
+        <w:rPr>
+          <w:rFonts w:ascii="Arial" w:hAnsi="Arial" w:cs="Arial"/>
+          <w:b/>
+          <w:i/>
+          <w:color w:val="305496"/>
+          <w:sz w:val="22"/>
+          <w:vertAlign w:val="subscript"/>
+        </w:rPr>
+        <w:t xml:space="preserve">i</w:t>
+      </w:r>
+      <w:r>
+        <w:rPr>
+          <w:rFonts w:ascii="Arial" w:hAnsi="Arial" w:cs="Arial"/>
+          <w:b/>
+          <w:i/>
+          <w:color w:val="305496"/>
+          <w:sz w:val="22"/>
+        </w:rPr>
+        <w:t xml:space="preserve"> = [(s - </w:t>
+      </w:r>
+      <w:r>
+        <w:rPr>
+          <w:rFonts w:ascii="Arial" w:hAnsi="Arial" w:cs="Arial"/>
+          <w:b/>
+          <w:i/>
+          <w:color w:val="305496"/>
+          <w:sz w:val="22"/>
+        </w:rPr>
+        <w:t xml:space="preserve">p</w:t>
+      </w:r>
+      <w:r>
+        <w:rPr>
+          <w:rFonts w:ascii="Arial" w:hAnsi="Arial" w:cs="Arial"/>
+          <w:b/>
+          <w:i/>
+          <w:color w:val="305496"/>
+          <w:sz w:val="22"/>
+          <w:vertAlign w:val="subscript"/>
+        </w:rPr>
+        <w:t xml:space="preserve">i</w:t>
+      </w:r>
+      <w:r>
+        <w:rPr>
+          <w:rFonts w:ascii="Arial" w:hAnsi="Arial" w:cs="Arial"/>
+          <w:b/>
+          <w:i/>
+          <w:color w:val="305496"/>
+          <w:sz w:val="22"/>
+        </w:rPr>
+        <w:t xml:space="preserve">)·Y(s)] pada s = </w:t>
+      </w:r>
+      <w:r>
+        <w:rPr>
+          <w:rFonts w:ascii="Arial" w:hAnsi="Arial" w:cs="Arial"/>
+          <w:b/>
+          <w:i/>
+          <w:color w:val="305496"/>
+          <w:sz w:val="22"/>
+        </w:rPr>
+        <w:t xml:space="preserve">p</w:t>
+      </w:r>
+      <w:r>
+        <w:rPr>
+          <w:rFonts w:ascii="Arial" w:hAnsi="Arial" w:cs="Arial"/>
+          <w:b/>
+          <w:i/>
+          <w:color w:val="305496"/>
+          <w:sz w:val="22"/>
+          <w:vertAlign w:val="subscript"/>
+        </w:rPr>
+        <w:t xml:space="preserve">i</w:t>
+      </w:r>
+      <w:r>
+        <w:rPr>
+          <w:rFonts w:ascii="Arial" w:hAnsi="Arial" w:cs="Arial"/>
+          <w:b/>
+          <w:i/>
+          <w:color w:val="305496"/>
+          <w:sz w:val="22"/>
+        </w:rPr>
+        <w:t xml:space="preserve">   (3)</w:t>
+      </w:r>
+    </w:p>
+    <w:p>
+      <w:pPr>
+        <w:keepNext/>
+        <w:spacing w:before="200" w:after="80"/>
+      </w:pPr>
+      <w:r>
+        <w:rPr>
+          <w:rFonts w:ascii="Arial" w:hAnsi="Arial" w:cs="Arial"/>
+          <w:b/>
+          <w:i w:val="0"/>
+          <w:color w:val="2E4A7A"/>
+          <w:sz w:val="24"/>
+        </w:rPr>
+        <w:t xml:space="preserve">Pole, Zero, dan Pembacaan Kestabilan</w:t>
+      </w:r>
+    </w:p>
+    <w:p>
+      <w:pPr>
+        <w:spacing w:line="360" w:lineRule="auto" w:after="120"/>
+        <w:jc w:val="both"/>
+      </w:pPr>
+      <w:r>
+        <w:rPr>
+          <w:rFonts w:ascii="Arial" w:hAnsi="Arial" w:cs="Arial"/>
+          <w:b w:val="0"/>
+          <w:i w:val="0"/>
+          <w:sz w:val="22"/>
+        </w:rPr>
+        <w:t xml:space="preserve">Pole adalah akar penyebut fungsi transfer dan menentukan bentuk dasar respons alami. Bagian nyata pole menentukan laju peluruhan atau pertumbuhan, sedangkan bagian imajiner menentukan frekuensi osilasi. Syarat kestabilan sistem linier waktu-invarian sepenuhnya ditentukan olehnya: seluruh pole harus memiliki bagian nyata negatif.</w:t>
+      </w:r>
+    </w:p>
+    <w:p>
+      <w:pPr>
+        <w:spacing w:line="360" w:lineRule="auto" w:after="120"/>
+        <w:jc w:val="both"/>
+      </w:pPr>
+      <w:r>
+        <w:rPr>
+          <w:rFonts w:ascii="Arial" w:hAnsi="Arial" w:cs="Arial"/>
+          <w:b w:val="0"/>
+          <w:i w:val="0"/>
+          <w:sz w:val="22"/>
+        </w:rPr>
+        <w:t xml:space="preserve">Zero adalah akar pembilang dan tidak menentukan kestabilan, namun sangat memengaruhi bentuk respons. Zero mengubah bobot setiap mode dalam respons total. Zero di sebelah kanan sumbu imajiner menimbulkan gejala yang khas, yaitu keluaran mula-mula bergerak berlawanan arah dengan tujuan sebelum akhirnya menuju nilai akhir.</w:t>
+      </w:r>
+    </w:p>
+    <w:p>
+      <w:pPr>
+        <w:spacing w:line="360" w:lineRule="auto" w:after="120"/>
+        <w:jc w:val="both"/>
+      </w:pPr>
+      <w:r>
+        <w:rPr>
+          <w:rFonts w:ascii="Arial" w:hAnsi="Arial" w:cs="Arial"/>
+          <w:b w:val="0"/>
+          <w:i w:val="0"/>
+          <w:sz w:val="22"/>
+        </w:rPr>
+        <w:t xml:space="preserve">Gejala arah berlawanan tersebut membatasi seberapa agresif sistem boleh dikendalikan. Menaikkan penguatan pada sistem dengan zero fase non-minimum memperbesar gerakan awal yang salah arah dan mempercepat hilangnya kestabilan. Batas ini bersifat mendasar dan tidak dapat dihilangkan hanya dengan penyetelan.</w:t>
+      </w:r>
+    </w:p>
+    <w:p>
+      <w:pPr>
+        <w:spacing w:line="360" w:lineRule="auto" w:after="120"/>
+        <w:jc w:val="both"/>
+      </w:pPr>
+      <w:r>
+        <w:rPr>
+          <w:rFonts w:ascii="Arial" w:hAnsi="Arial" w:cs="Arial"/>
+          <w:b w:val="0"/>
+          <w:i w:val="0"/>
+          <w:sz w:val="22"/>
+        </w:rPr>
+        <w:t xml:space="preserve">Teorema nilai akhir memberi jalan pintas yang berguna untuk memeriksa nilai tunak tanpa melakukan invers penuh. Syarat pemakaiannya harus dipatuhi: teorema hanya berlaku bila seluruh pole sY(s) berada di sebelah kiri sumbu imajiner. Memakainya pada sistem tidak stabil akan menghasilkan angka yang tampak masuk akal namun sepenuhnya keliru.</w:t>
+      </w:r>
+      <w:r>
+        <w:rPr>
+          <w:rFonts w:ascii="Arial" w:hAnsi="Arial" w:cs="Arial"/>
+          <w:b w:val="0"/>
+          <w:i w:val="0"/>
+          <w:sz w:val="22"/>
+        </w:rPr>
+        <w:t xml:space="preserve"> Rangkuman kuantitatifnya tertulis pada Persamaan (4).</w:t>
+      </w:r>
+    </w:p>
+    <w:p>
+      <w:pPr>
+        <w:spacing w:before="40" w:after="120"/>
+        <w:jc w:val="center"/>
+      </w:pPr>
+      <w:r>
+        <w:rPr>
+          <w:rFonts w:ascii="Arial" w:hAnsi="Arial" w:cs="Arial"/>
+          <w:b/>
+          <w:i/>
+          <w:color w:val="305496"/>
+          <w:sz w:val="22"/>
+        </w:rPr>
+        <w:t xml:space="preserve">stabil ⇔ Re(</w:t>
+      </w:r>
+      <w:r>
+        <w:rPr>
+          <w:rFonts w:ascii="Arial" w:hAnsi="Arial" w:cs="Arial"/>
+          <w:b/>
+          <w:i/>
+          <w:color w:val="305496"/>
+          <w:sz w:val="22"/>
+        </w:rPr>
+        <w:t xml:space="preserve">p</w:t>
+      </w:r>
+      <w:r>
+        <w:rPr>
+          <w:rFonts w:ascii="Arial" w:hAnsi="Arial" w:cs="Arial"/>
+          <w:b/>
+          <w:i/>
+          <w:color w:val="305496"/>
+          <w:sz w:val="22"/>
+          <w:vertAlign w:val="subscript"/>
+        </w:rPr>
+        <w:t xml:space="preserve">i</w:t>
+      </w:r>
+      <w:r>
+        <w:rPr>
+          <w:rFonts w:ascii="Arial" w:hAnsi="Arial" w:cs="Arial"/>
+          <w:b/>
+          <w:i/>
+          <w:color w:val="305496"/>
+          <w:sz w:val="22"/>
+        </w:rPr>
+        <w:t xml:space="preserve">) &lt; 0 untuk semua i   |   y(∞) = lim s→0 s·Y(s)</w:t>
+      </w:r>
+      <w:r>
+        <w:rPr>
+          <w:rFonts w:ascii="Arial" w:hAnsi="Arial" w:cs="Arial"/>
+          <w:b/>
+          <w:i/>
+          <w:color w:val="305496"/>
+          <w:sz w:val="22"/>
+        </w:rPr>
+        <w:t xml:space="preserve">   (4)</w:t>
+      </w:r>
+    </w:p>
+    <w:p>
+      <w:pPr>
+        <w:keepNext/>
+        <w:spacing w:before="200" w:after="80"/>
+      </w:pPr>
+      <w:r>
+        <w:rPr>
+          <w:rFonts w:ascii="Arial" w:hAnsi="Arial" w:cs="Arial"/>
+          <w:b/>
+          <w:i w:val="0"/>
+          <w:color w:val="2E4A7A"/>
+          <w:sz w:val="24"/>
+        </w:rPr>
+        <w:t xml:space="preserve">Membaca Kembali ke Domain Waktu</w:t>
+      </w:r>
+    </w:p>
+    <w:p>
+      <w:pPr>
+        <w:spacing w:line="360" w:lineRule="auto" w:after="120"/>
+        <w:jc w:val="both"/>
+      </w:pPr>
+      <w:r>
+        <w:rPr>
+          <w:rFonts w:ascii="Arial" w:hAnsi="Arial" w:cs="Arial"/>
+          <w:b w:val="0"/>
+          <w:i w:val="0"/>
+          <w:sz w:val="22"/>
+        </w:rPr>
+        <w:t xml:space="preserve">Setiap analisis di domain-s harus berakhir pada pernyataan tentang perilaku terhadap waktu, karena itulah yang dialami operator dan mesin. Pole di -2 berarti mode yang meluruh dengan konstanta waktu setengah detik. Pasangan pole di -1 plus minus j3 berarti osilasi sekitar 0,48 hertz yang amplitudonya menyusut dengan konstanta waktu satu detik.</w:t>
+      </w:r>
+    </w:p>
+    <w:p>
+      <w:pPr>
+        <w:spacing w:line="360" w:lineRule="auto" w:after="120"/>
+        <w:jc w:val="both"/>
+      </w:pPr>
+      <w:r>
+        <w:rPr>
+          <w:rFonts w:ascii="Arial" w:hAnsi="Arial" w:cs="Arial"/>
+          <w:b w:val="0"/>
+          <w:i w:val="0"/>
+          <w:sz w:val="22"/>
+        </w:rPr>
+        <w:t xml:space="preserve">Kebiasaan menerjemahkan angka menjadi kalimat semacam itu membedakan pemakaian Laplace sebagai alat berpikir dari pemakaiannya sebagai prosedur hitung. Engineer yang terbiasa membaca letak pole dapat memperkirakan bentuk respons sebelum menjalankan satu simulasi pun, dan kemampuan itu sangat berharga ketika harus mendiagnosis masalah di lapangan.</w:t>
+      </w:r>
+    </w:p>
+    <w:p>
+      <w:pPr>
+        <w:spacing w:line="360" w:lineRule="auto" w:after="120"/>
+        <w:jc w:val="both"/>
+      </w:pPr>
+      <w:r>
+        <w:rPr>
+          <w:rFonts w:ascii="Arial" w:hAnsi="Arial" w:cs="Arial"/>
+          <w:b w:val="0"/>
+          <w:i w:val="0"/>
+          <w:sz w:val="22"/>
+        </w:rPr>
+        <w:t xml:space="preserve">Pemeriksaan sederhana yang selalu layak dilakukan adalah membandingkan nilai awal dan nilai akhir hasil hitung dengan yang diketahui secara fisik. Bila hasil invers memberi nilai awal yang tidak sesuai kondisi awal yang dipakai, pasti ada kekeliruan aljabar di suatu tempat, dan memeriksanya sekarang jauh lebih murah daripada menemukannya setelah controller dipasang.</w:t>
+      </w:r>
+    </w:p>
+    <w:p>
+      <w:pPr>
+        <w:spacing w:line="360" w:lineRule="auto" w:after="120"/>
+        <w:jc w:val="both"/>
+      </w:pPr>
+      <w:r>
+        <w:rPr>
+          <w:rFonts w:ascii="Arial" w:hAnsi="Arial" w:cs="Arial"/>
+          <w:b w:val="0"/>
+          <w:i w:val="0"/>
+          <w:sz w:val="22"/>
+        </w:rPr>
+        <w:t xml:space="preserve">Perlu diingat pula bahwa seluruh kerangka ini berlaku untuk sistem linier waktu-invarian. Pada sistem nyata, linearitas hanya berlaku di sekitar titik kerja. Ketika sistem bergerak jauh dari titik itu, misalnya karena kejenuhan actuator atau perubahan beban besar, kesimpulan yang diperoleh dari fungsi transfer perlu diperiksa ulang.</w:t>
+      </w:r>
+      <w:r>
+        <w:rPr>
+          <w:rFonts w:ascii="Arial" w:hAnsi="Arial" w:cs="Arial"/>
+          <w:b w:val="0"/>
+          <w:i w:val="0"/>
+          <w:sz w:val="22"/>
+        </w:rPr>
+        <w:t xml:space="preserve"> Hubungan ini dirangkum dalam Persamaan (5).</w:t>
+      </w:r>
+    </w:p>
+    <w:p>
+      <w:pPr>
+        <w:spacing w:before="40" w:after="120"/>
+        <w:jc w:val="center"/>
+      </w:pPr>
+      <w:r>
+        <w:rPr>
+          <w:rFonts w:ascii="Arial" w:hAnsi="Arial" w:cs="Arial"/>
+          <w:b/>
+          <w:i/>
+          <w:color w:val="305496"/>
+          <w:sz w:val="22"/>
+        </w:rPr>
+        <w:t xml:space="preserve">pole -a  ⇒  exp(-a·t), τ = 1/a   |   pole -a +/- jb  ⇒  exp(-a·t)·cos(b·t)</w:t>
+      </w:r>
+      <w:r>
+        <w:rPr>
+          <w:rFonts w:ascii="Arial" w:hAnsi="Arial" w:cs="Arial"/>
+          <w:b/>
+          <w:i/>
+          <w:color w:val="305496"/>
+          <w:sz w:val="22"/>
+        </w:rPr>
+        <w:t xml:space="preserve">   (5)</w:t>
       </w:r>
     </w:p>
     <w:p>
@@ -3418,6 +3780,15 @@
         </w:rPr>
         <w:t xml:space="preserve">Yang perlu dijaga adalah kejelasan tentang apa yang dianggap masukan dan apa yang dianggap keluaran, karena fungsi transfer selalu didefinisikan terhadap pasangan tertentu. Sistem yang sama dapat memiliki beberapa fungsi transfer berbeda tergantung pasangan mana yang ditinjau, dan menukar keduanya tanpa sadar adalah kekeliruan yang sering terjadi.</w:t>
       </w:r>
+      <w:r>
+        <w:rPr>
+          <w:rFonts w:ascii="Arial" w:hAnsi="Arial" w:cs="Arial"/>
+          <w:b w:val="0"/>
+          <w:i w:val="0"/>
+          <w:sz w:val="22"/>
+        </w:rPr>
+        <w:t xml:space="preserve"> Bentuk ringkasnya dituliskan pada Persamaan (6).</w:t>
+      </w:r>
     </w:p>
     <w:p>
       <w:pPr>
@@ -3432,90 +3803,8 @@
           <w:color w:val="305496"/>
           <w:sz w:val="22"/>
         </w:rPr>
-        <w:t xml:space="preserve">termal: C*dT/dt = q_in - h*(T - T_amb)  =&gt;  G(s) = K/(tau*s + 1)</w:t>
-      </w:r>
-    </w:p>
-    <w:p>
-      <w:pPr>
-        <w:keepNext/>
-        <w:spacing w:before="200" w:after="80"/>
-      </w:pPr>
-      <w:r>
-        <w:rPr>
-          <w:rFonts w:ascii="Arial" w:hAnsi="Arial" w:cs="Arial"/>
-          <w:b/>
-          <w:i w:val="0"/>
-          <w:color w:val="2E4A7A"/>
-          <w:sz w:val="24"/>
-        </w:rPr>
-        <w:t xml:space="preserve">Respons Impuls dan Makna Konvolusi</w:t>
-      </w:r>
-    </w:p>
-    <w:p>
-      <w:pPr>
-        <w:spacing w:line="360" w:lineRule="auto" w:after="120"/>
-        <w:jc w:val="both"/>
-      </w:pPr>
-      <w:r>
-        <w:rPr>
-          <w:rFonts w:ascii="Arial" w:hAnsi="Arial" w:cs="Arial"/>
-          <w:b w:val="0"/>
-          <w:i w:val="0"/>
-          <w:sz w:val="22"/>
-        </w:rPr>
-        <w:t xml:space="preserve">Respons impuls adalah keluaran sistem terhadap masukan yang sangat singkat namun berenergi tertentu. Transformasi impuls satuan bernilai satu, sehingga transformasi respons impuls sama persis dengan fungsi transfernya. Kesetaraan itu membuat respons impuls menjadi sidik jari sistem di domain waktu.</w:t>
-      </w:r>
-    </w:p>
-    <w:p>
-      <w:pPr>
-        <w:spacing w:line="360" w:lineRule="auto" w:after="120"/>
-        <w:jc w:val="both"/>
-      </w:pPr>
-      <w:r>
-        <w:rPr>
-          <w:rFonts w:ascii="Arial" w:hAnsi="Arial" w:cs="Arial"/>
-          <w:b w:val="0"/>
-          <w:i w:val="0"/>
-          <w:sz w:val="22"/>
-        </w:rPr>
-        <w:t xml:space="preserve">Karena masukan sembarang dapat dipandang sebagai rangkaian impuls yang beruntun, keluaran terhadap masukan itu adalah jumlah tanggapan atas seluruh impuls tersebut. Penjumlahan itulah yang secara matematis disebut konvolusi, dan itu pula yang membuat konvolusi terasa merepotkan di domain waktu.</w:t>
-      </w:r>
-    </w:p>
-    <w:p>
-      <w:pPr>
-        <w:spacing w:line="360" w:lineRule="auto" w:after="120"/>
-        <w:jc w:val="both"/>
-      </w:pPr>
-      <w:r>
-        <w:rPr>
-          <w:rFonts w:ascii="Arial" w:hAnsi="Arial" w:cs="Arial"/>
-          <w:b w:val="0"/>
-          <w:i w:val="0"/>
-          <w:sz w:val="22"/>
-        </w:rPr>
-        <w:t xml:space="preserve">Di domain-s, seluruh kerumitan itu runtuh menjadi perkalian sederhana. Inilah keuntungan yang paling banyak dipakai dalam praktik: menghitung respons terhadap masukan rumit cukup dengan mengalikan fungsi transfer dengan transformasi masukannya, lalu menginverskan hasilnya.</w:t>
-      </w:r>
-    </w:p>
-    <w:p>
-      <w:pPr>
-        <w:spacing w:line="360" w:lineRule="auto" w:after="120"/>
-        <w:jc w:val="both"/>
-      </w:pPr>
-      <w:r>
-        <w:rPr>
-          <w:rFonts w:ascii="Arial" w:hAnsi="Arial" w:cs="Arial"/>
-          <w:b w:val="0"/>
-          <w:i w:val="0"/>
-          <w:sz w:val="22"/>
-        </w:rPr>
-        <w:t xml:space="preserve">Secara praktis, respons impuls murni sulit diperoleh karena impuls sejati tidak dapat dibangkitkan perangkat nyata. Karena itu di lapangan orang memakai uji step, lalu menurunkan respons impuls sebagai turunan responsnya bila memang diperlukan.</w:t>
-      </w:r>
-    </w:p>
-    <w:p>
-      <w:pPr>
-        <w:spacing w:before="40" w:after="120"/>
-        <w:jc w:val="center"/>
-      </w:pPr>
+        <w:t xml:space="preserve">termal: C·dT/dt = </w:t>
+      </w:r>
       <w:r>
         <w:rPr>
           <w:rFonts w:ascii="Arial" w:hAnsi="Arial" w:cs="Arial"/>
@@ -3524,90 +3813,8 @@
           <w:color w:val="305496"/>
           <w:sz w:val="22"/>
         </w:rPr>
-        <w:t xml:space="preserve">L{impuls} = 1  =&gt;  L{respons impuls} = G(s)   |   konvolusi &lt;-&gt; perkalian</w:t>
-      </w:r>
-    </w:p>
-    <w:p>
-      <w:pPr>
-        <w:keepNext/>
-        <w:spacing w:before="200" w:after="80"/>
-      </w:pPr>
-      <w:r>
-        <w:rPr>
-          <w:rFonts w:ascii="Arial" w:hAnsi="Arial" w:cs="Arial"/>
-          <w:b/>
-          <w:i w:val="0"/>
-          <w:color w:val="2E4A7A"/>
-          <w:sz w:val="24"/>
-        </w:rPr>
-        <w:t xml:space="preserve">Teorema Nilai Awal dan Pemeriksaan Cepat</w:t>
-      </w:r>
-    </w:p>
-    <w:p>
-      <w:pPr>
-        <w:spacing w:line="360" w:lineRule="auto" w:after="120"/>
-        <w:jc w:val="both"/>
-      </w:pPr>
-      <w:r>
-        <w:rPr>
-          <w:rFonts w:ascii="Arial" w:hAnsi="Arial" w:cs="Arial"/>
-          <w:b w:val="0"/>
-          <w:i w:val="0"/>
-          <w:sz w:val="22"/>
-        </w:rPr>
-        <w:t xml:space="preserve">Selain teorema nilai akhir, terdapat pasangannya yang menghitung nilai pada saat awal. Nilai keluaran tepat setelah masukan diberikan diperoleh dari limit s dikali transformasinya saat s menuju tak hingga. Teorema ini berguna sebagai pemeriksaan murah terhadap hasil aljabar.</w:t>
-      </w:r>
-    </w:p>
-    <w:p>
-      <w:pPr>
-        <w:spacing w:line="360" w:lineRule="auto" w:after="120"/>
-        <w:jc w:val="both"/>
-      </w:pPr>
-      <w:r>
-        <w:rPr>
-          <w:rFonts w:ascii="Arial" w:hAnsi="Arial" w:cs="Arial"/>
-          <w:b w:val="0"/>
-          <w:i w:val="0"/>
-          <w:sz w:val="22"/>
-        </w:rPr>
-        <w:t xml:space="preserve">Pemakaiannya sederhana namun sering menyingkap kekeliruan. Bila hasil hitung memberi nilai awal yang tidak sesuai dengan kondisi awal yang dipakai, pasti ada kesalahan di suatu tempat, dan menemukannya sekarang jauh lebih murah daripada setelah controller dipasang.</w:t>
-      </w:r>
-    </w:p>
-    <w:p>
-      <w:pPr>
-        <w:spacing w:line="360" w:lineRule="auto" w:after="120"/>
-        <w:jc w:val="both"/>
-      </w:pPr>
-      <w:r>
-        <w:rPr>
-          <w:rFonts w:ascii="Arial" w:hAnsi="Arial" w:cs="Arial"/>
-          <w:b w:val="0"/>
-          <w:i w:val="0"/>
-          <w:sz w:val="22"/>
-        </w:rPr>
-        <w:t xml:space="preserve">Teorema ini juga menjelaskan makna selisih orde antara pembilang dan penyebut. Sistem yang penyebutnya berorde jauh lebih tinggi memberi nilai awal nol, artinya keluaran tidak melompat seketika. Sistem yang selisih ordenya nol justru melompat pada saat awal, dan lompatan itu berasal dari jalur langsung dari masukan ke keluaran.</w:t>
-      </w:r>
-    </w:p>
-    <w:p>
-      <w:pPr>
-        <w:spacing w:line="360" w:lineRule="auto" w:after="120"/>
-        <w:jc w:val="both"/>
-      </w:pPr>
-      <w:r>
-        <w:rPr>
-          <w:rFonts w:ascii="Arial" w:hAnsi="Arial" w:cs="Arial"/>
-          <w:b w:val="0"/>
-          <w:i w:val="0"/>
-          <w:sz w:val="22"/>
-        </w:rPr>
-        <w:t xml:space="preserve">Pasangan kedua teorema memberi cara ringkas menggambarkan respons tanpa menghitung seluruhnya: nilai awal dari satu teorema, nilai akhir dari teorema lain, dan bentuk peralihan dari letak pole. Ketiganya sudah cukup untuk memperkirakan grafik responsnya secara kasar.</w:t>
-      </w:r>
-    </w:p>
-    <w:p>
-      <w:pPr>
-        <w:spacing w:before="40" w:after="120"/>
-        <w:jc w:val="center"/>
-      </w:pPr>
+        <w:t xml:space="preserve">q</w:t>
+      </w:r>
       <w:r>
         <w:rPr>
           <w:rFonts w:ascii="Arial" w:hAnsi="Arial" w:cs="Arial"/>
@@ -3615,8 +3822,282 @@
           <w:i/>
           <w:color w:val="305496"/>
           <w:sz w:val="22"/>
-        </w:rPr>
-        <w:t xml:space="preserve">y(0+) = lim s-&gt;inf s*Y(s)   |   y(inf) = lim s-&gt;0 s*Y(s)</w:t>
+          <w:vertAlign w:val="subscript"/>
+        </w:rPr>
+        <w:t xml:space="preserve">in</w:t>
+      </w:r>
+      <w:r>
+        <w:rPr>
+          <w:rFonts w:ascii="Arial" w:hAnsi="Arial" w:cs="Arial"/>
+          <w:b/>
+          <w:i/>
+          <w:color w:val="305496"/>
+          <w:sz w:val="22"/>
+        </w:rPr>
+        <w:t xml:space="preserve"> - h·(T - </w:t>
+      </w:r>
+      <w:r>
+        <w:rPr>
+          <w:rFonts w:ascii="Arial" w:hAnsi="Arial" w:cs="Arial"/>
+          <w:b/>
+          <w:i/>
+          <w:color w:val="305496"/>
+          <w:sz w:val="22"/>
+        </w:rPr>
+        <w:t xml:space="preserve">T</w:t>
+      </w:r>
+      <w:r>
+        <w:rPr>
+          <w:rFonts w:ascii="Arial" w:hAnsi="Arial" w:cs="Arial"/>
+          <w:b/>
+          <w:i/>
+          <w:color w:val="305496"/>
+          <w:sz w:val="22"/>
+          <w:vertAlign w:val="subscript"/>
+        </w:rPr>
+        <w:t xml:space="preserve">amb</w:t>
+      </w:r>
+      <w:r>
+        <w:rPr>
+          <w:rFonts w:ascii="Arial" w:hAnsi="Arial" w:cs="Arial"/>
+          <w:b/>
+          <w:i/>
+          <w:color w:val="305496"/>
+          <w:sz w:val="22"/>
+        </w:rPr>
+        <w:t xml:space="preserve">)  ⇒  G(s) = K/(τ·s + 1)</w:t>
+      </w:r>
+      <w:r>
+        <w:rPr>
+          <w:rFonts w:ascii="Arial" w:hAnsi="Arial" w:cs="Arial"/>
+          <w:b/>
+          <w:i/>
+          <w:color w:val="305496"/>
+          <w:sz w:val="22"/>
+        </w:rPr>
+        <w:t xml:space="preserve">   (6)</w:t>
+      </w:r>
+    </w:p>
+    <w:p>
+      <w:pPr>
+        <w:keepNext/>
+        <w:spacing w:before="200" w:after="80"/>
+      </w:pPr>
+      <w:r>
+        <w:rPr>
+          <w:rFonts w:ascii="Arial" w:hAnsi="Arial" w:cs="Arial"/>
+          <w:b/>
+          <w:i w:val="0"/>
+          <w:color w:val="2E4A7A"/>
+          <w:sz w:val="24"/>
+        </w:rPr>
+        <w:t xml:space="preserve">Respons Impuls dan Makna Konvolusi</w:t>
+      </w:r>
+    </w:p>
+    <w:p>
+      <w:pPr>
+        <w:spacing w:line="360" w:lineRule="auto" w:after="120"/>
+        <w:jc w:val="both"/>
+      </w:pPr>
+      <w:r>
+        <w:rPr>
+          <w:rFonts w:ascii="Arial" w:hAnsi="Arial" w:cs="Arial"/>
+          <w:b w:val="0"/>
+          <w:i w:val="0"/>
+          <w:sz w:val="22"/>
+        </w:rPr>
+        <w:t xml:space="preserve">Respons impuls adalah keluaran sistem terhadap masukan yang sangat singkat namun berenergi tertentu. Transformasi impuls satuan bernilai satu, sehingga transformasi respons impuls sama persis dengan fungsi transfernya. Kesetaraan itu membuat respons impuls menjadi sidik jari sistem di domain waktu.</w:t>
+      </w:r>
+    </w:p>
+    <w:p>
+      <w:pPr>
+        <w:spacing w:line="360" w:lineRule="auto" w:after="120"/>
+        <w:jc w:val="both"/>
+      </w:pPr>
+      <w:r>
+        <w:rPr>
+          <w:rFonts w:ascii="Arial" w:hAnsi="Arial" w:cs="Arial"/>
+          <w:b w:val="0"/>
+          <w:i w:val="0"/>
+          <w:sz w:val="22"/>
+        </w:rPr>
+        <w:t xml:space="preserve">Karena masukan sembarang dapat dipandang sebagai rangkaian impuls yang beruntun, keluaran terhadap masukan itu adalah jumlah tanggapan atas seluruh impuls tersebut. Penjumlahan itulah yang secara matematis disebut konvolusi, dan itu pula yang membuat konvolusi terasa merepotkan di domain waktu.</w:t>
+      </w:r>
+    </w:p>
+    <w:p>
+      <w:pPr>
+        <w:spacing w:line="360" w:lineRule="auto" w:after="120"/>
+        <w:jc w:val="both"/>
+      </w:pPr>
+      <w:r>
+        <w:rPr>
+          <w:rFonts w:ascii="Arial" w:hAnsi="Arial" w:cs="Arial"/>
+          <w:b w:val="0"/>
+          <w:i w:val="0"/>
+          <w:sz w:val="22"/>
+        </w:rPr>
+        <w:t xml:space="preserve">Di domain-s, seluruh kerumitan itu runtuh menjadi perkalian sederhana. Inilah keuntungan yang paling banyak dipakai dalam praktik: menghitung respons terhadap masukan rumit cukup dengan mengalikan fungsi transfer dengan transformasi masukannya, lalu menginverskan hasilnya.</w:t>
+      </w:r>
+    </w:p>
+    <w:p>
+      <w:pPr>
+        <w:spacing w:line="360" w:lineRule="auto" w:after="120"/>
+        <w:jc w:val="both"/>
+      </w:pPr>
+      <w:r>
+        <w:rPr>
+          <w:rFonts w:ascii="Arial" w:hAnsi="Arial" w:cs="Arial"/>
+          <w:b w:val="0"/>
+          <w:i w:val="0"/>
+          <w:sz w:val="22"/>
+        </w:rPr>
+        <w:t xml:space="preserve">Secara praktis, respons impuls murni sulit diperoleh karena impuls sejati tidak dapat dibangkitkan perangkat nyata. Karena itu di lapangan orang memakai uji step, lalu menurunkan respons impuls sebagai turunan responsnya bila memang diperlukan.</w:t>
+      </w:r>
+      <w:r>
+        <w:rPr>
+          <w:rFonts w:ascii="Arial" w:hAnsi="Arial" w:cs="Arial"/>
+          <w:b w:val="0"/>
+          <w:i w:val="0"/>
+          <w:sz w:val="22"/>
+        </w:rPr>
+        <w:t xml:space="preserve"> Persamaan (7) memadatkan aturan tersebut.</w:t>
+      </w:r>
+    </w:p>
+    <w:p>
+      <w:pPr>
+        <w:spacing w:before="40" w:after="120"/>
+        <w:jc w:val="center"/>
+      </w:pPr>
+      <w:r>
+        <w:rPr>
+          <w:rFonts w:ascii="Arial" w:hAnsi="Arial" w:cs="Arial"/>
+          <w:b/>
+          <w:i/>
+          <w:color w:val="305496"/>
+          <w:sz w:val="22"/>
+        </w:rPr>
+        <w:t xml:space="preserve">L{impuls} = 1  ⇒  L{respons impuls} = G(s)   |   konvolusi ↔ perkalian</w:t>
+      </w:r>
+      <w:r>
+        <w:rPr>
+          <w:rFonts w:ascii="Arial" w:hAnsi="Arial" w:cs="Arial"/>
+          <w:b/>
+          <w:i/>
+          <w:color w:val="305496"/>
+          <w:sz w:val="22"/>
+        </w:rPr>
+        <w:t xml:space="preserve">   (7)</w:t>
+      </w:r>
+    </w:p>
+    <w:p>
+      <w:pPr>
+        <w:keepNext/>
+        <w:spacing w:before="200" w:after="80"/>
+      </w:pPr>
+      <w:r>
+        <w:rPr>
+          <w:rFonts w:ascii="Arial" w:hAnsi="Arial" w:cs="Arial"/>
+          <w:b/>
+          <w:i w:val="0"/>
+          <w:color w:val="2E4A7A"/>
+          <w:sz w:val="24"/>
+        </w:rPr>
+        <w:t xml:space="preserve">Teorema Nilai Awal dan Pemeriksaan Cepat</w:t>
+      </w:r>
+    </w:p>
+    <w:p>
+      <w:pPr>
+        <w:spacing w:line="360" w:lineRule="auto" w:after="120"/>
+        <w:jc w:val="both"/>
+      </w:pPr>
+      <w:r>
+        <w:rPr>
+          <w:rFonts w:ascii="Arial" w:hAnsi="Arial" w:cs="Arial"/>
+          <w:b w:val="0"/>
+          <w:i w:val="0"/>
+          <w:sz w:val="22"/>
+        </w:rPr>
+        <w:t xml:space="preserve">Selain teorema nilai akhir, terdapat pasangannya yang menghitung nilai pada saat awal. Nilai keluaran tepat setelah masukan diberikan diperoleh dari limit s dikali transformasinya saat s menuju tak hingga. Teorema ini berguna sebagai pemeriksaan murah terhadap hasil aljabar.</w:t>
+      </w:r>
+    </w:p>
+    <w:p>
+      <w:pPr>
+        <w:spacing w:line="360" w:lineRule="auto" w:after="120"/>
+        <w:jc w:val="both"/>
+      </w:pPr>
+      <w:r>
+        <w:rPr>
+          <w:rFonts w:ascii="Arial" w:hAnsi="Arial" w:cs="Arial"/>
+          <w:b w:val="0"/>
+          <w:i w:val="0"/>
+          <w:sz w:val="22"/>
+        </w:rPr>
+        <w:t xml:space="preserve">Pemakaiannya sederhana namun sering menyingkap kekeliruan. Bila hasil hitung memberi nilai awal yang tidak sesuai dengan kondisi awal yang dipakai, pasti ada kesalahan di suatu tempat, dan menemukannya sekarang jauh lebih murah daripada setelah controller dipasang.</w:t>
+      </w:r>
+    </w:p>
+    <w:p>
+      <w:pPr>
+        <w:spacing w:line="360" w:lineRule="auto" w:after="120"/>
+        <w:jc w:val="both"/>
+      </w:pPr>
+      <w:r>
+        <w:rPr>
+          <w:rFonts w:ascii="Arial" w:hAnsi="Arial" w:cs="Arial"/>
+          <w:b w:val="0"/>
+          <w:i w:val="0"/>
+          <w:sz w:val="22"/>
+        </w:rPr>
+        <w:t xml:space="preserve">Teorema ini juga menjelaskan makna selisih orde antara pembilang dan penyebut. Sistem yang penyebutnya berorde jauh lebih tinggi memberi nilai awal nol, artinya keluaran tidak melompat seketika. Sistem yang selisih ordenya nol justru melompat pada saat awal, dan lompatan itu berasal dari jalur langsung dari masukan ke keluaran.</w:t>
+      </w:r>
+    </w:p>
+    <w:p>
+      <w:pPr>
+        <w:spacing w:line="360" w:lineRule="auto" w:after="120"/>
+        <w:jc w:val="both"/>
+      </w:pPr>
+      <w:r>
+        <w:rPr>
+          <w:rFonts w:ascii="Arial" w:hAnsi="Arial" w:cs="Arial"/>
+          <w:b w:val="0"/>
+          <w:i w:val="0"/>
+          <w:sz w:val="22"/>
+        </w:rPr>
+        <w:t xml:space="preserve">Pasangan kedua teorema memberi cara ringkas menggambarkan respons tanpa menghitung seluruhnya: nilai awal dari satu teorema, nilai akhir dari teorema lain, dan bentuk peralihan dari letak pole. Ketiganya sudah cukup untuk memperkirakan grafik responsnya secara kasar.</w:t>
+      </w:r>
+      <w:r>
+        <w:rPr>
+          <w:rFonts w:ascii="Arial" w:hAnsi="Arial" w:cs="Arial"/>
+          <w:b w:val="0"/>
+          <w:i w:val="0"/>
+          <w:sz w:val="22"/>
+        </w:rPr>
+        <w:t xml:space="preserve"> Rangkuman kuantitatifnya tertulis pada Persamaan (8).</w:t>
+      </w:r>
+    </w:p>
+    <w:p>
+      <w:pPr>
+        <w:spacing w:before="40" w:after="120"/>
+        <w:jc w:val="center"/>
+      </w:pPr>
+      <w:r>
+        <w:rPr>
+          <w:rFonts w:ascii="Arial" w:hAnsi="Arial" w:cs="Arial"/>
+          <w:b/>
+          <w:i/>
+          <w:color w:val="305496"/>
+          <w:sz w:val="22"/>
+        </w:rPr>
+        <w:t xml:space="preserve">y(0+) = lim s→∞ s·Y(s)   |   y(∞) = lim s→0 s·Y(s)</w:t>
+      </w:r>
+      <w:r>
+        <w:rPr>
+          <w:rFonts w:ascii="Arial" w:hAnsi="Arial" w:cs="Arial"/>
+          <w:b/>
+          <w:i/>
+          <w:color w:val="305496"/>
+          <w:sz w:val="22"/>
+        </w:rPr>
+        <w:t xml:space="preserve">   (8)</w:t>
       </w:r>
     </w:p>
     <w:p>
@@ -3820,6 +4301,15 @@
         </w:rPr>
         <w:t xml:space="preserve">Penurunan berikut menunjukkan seluruh alur Laplace pada kasus paling dasar: dari persamaan diferensial, ke domain-s, kembali ke domain waktu.</w:t>
       </w:r>
+      <w:r>
+        <w:rPr>
+          <w:rFonts w:ascii="Arial" w:hAnsi="Arial" w:cs="Arial"/>
+          <w:b w:val="0"/>
+          <w:i w:val="0"/>
+          <w:sz w:val="22"/>
+        </w:rPr>
+        <w:t xml:space="preserve"> Hubungan ini dirangkum dalam Persamaan (9).</w:t>
+      </w:r>
     </w:p>
     <w:p>
       <w:pPr>
@@ -3849,44 +4339,8 @@
           <w:color w:val="305496"/>
           <w:sz w:val="22"/>
         </w:rPr>
-        <w:t xml:space="preserve">tau*y' + y = K*u,  y(0) = 0</w:t>
-      </w:r>
-    </w:p>
-    <w:p>
-      <w:pPr>
-        <w:spacing w:line="360" w:lineRule="auto" w:after="120"/>
-        <w:jc w:val="both"/>
-      </w:pPr>
-      <w:r>
-        <w:rPr>
-          <w:rFonts w:ascii="Arial" w:hAnsi="Arial" w:cs="Arial"/>
-          <w:b w:val="0"/>
-          <w:i w:val="0"/>
-          <w:sz w:val="22"/>
-        </w:rPr>
-        <w:t xml:space="preserve">Model orde satu baku dengan gain statik K dan konstanta waktu tau.</w:t>
-      </w:r>
-    </w:p>
-    <w:p>
-      <w:pPr>
-        <w:spacing w:line="360" w:lineRule="auto" w:after="120"/>
-        <w:jc w:val="both"/>
-      </w:pPr>
-      <w:r>
-        <w:rPr>
-          <w:rFonts w:ascii="Arial" w:hAnsi="Arial" w:cs="Arial"/>
-          <w:b w:val="0"/>
-          <w:i w:val="0"/>
-          <w:sz w:val="22"/>
-        </w:rPr>
-        <w:t xml:space="preserve">2. Transformasikan tiap suku</w:t>
-      </w:r>
-    </w:p>
-    <w:p>
-      <w:pPr>
-        <w:spacing w:before="40" w:after="120"/>
-        <w:jc w:val="center"/>
-      </w:pPr>
+        <w:t xml:space="preserve">τ·y' + y = K·u,  y(0) = 0</w:t>
+      </w:r>
       <w:r>
         <w:rPr>
           <w:rFonts w:ascii="Arial" w:hAnsi="Arial" w:cs="Arial"/>
@@ -3895,37 +4349,46 @@
           <w:color w:val="305496"/>
           <w:sz w:val="22"/>
         </w:rPr>
-        <w:t xml:space="preserve">tau*(s*Y - 0) + Y = K*U</w:t>
-      </w:r>
-    </w:p>
-    <w:p>
-      <w:pPr>
-        <w:spacing w:line="360" w:lineRule="auto" w:after="120"/>
-        <w:jc w:val="both"/>
-      </w:pPr>
-      <w:r>
-        <w:rPr>
-          <w:rFonts w:ascii="Arial" w:hAnsi="Arial" w:cs="Arial"/>
-          <w:b w:val="0"/>
-          <w:i w:val="0"/>
-          <w:sz w:val="22"/>
-        </w:rPr>
-        <w:t xml:space="preserve">Sifat turunan dipakai; kondisi awal nol membuat suku y(0) hilang.</w:t>
-      </w:r>
-    </w:p>
-    <w:p>
-      <w:pPr>
-        <w:spacing w:line="360" w:lineRule="auto" w:after="120"/>
-        <w:jc w:val="both"/>
-      </w:pPr>
-      <w:r>
-        <w:rPr>
-          <w:rFonts w:ascii="Arial" w:hAnsi="Arial" w:cs="Arial"/>
-          <w:b w:val="0"/>
-          <w:i w:val="0"/>
-          <w:sz w:val="22"/>
-        </w:rPr>
-        <w:t xml:space="preserve">3. Susun fungsi transfer</w:t>
+        <w:t xml:space="preserve">   (9)</w:t>
+      </w:r>
+    </w:p>
+    <w:p>
+      <w:pPr>
+        <w:spacing w:line="360" w:lineRule="auto" w:after="120"/>
+        <w:jc w:val="both"/>
+      </w:pPr>
+      <w:r>
+        <w:rPr>
+          <w:rFonts w:ascii="Arial" w:hAnsi="Arial" w:cs="Arial"/>
+          <w:b w:val="0"/>
+          <w:i w:val="0"/>
+          <w:sz w:val="22"/>
+        </w:rPr>
+        <w:t xml:space="preserve">Model orde satu baku dengan gain statik K dan konstanta waktu τ.</w:t>
+      </w:r>
+      <w:r>
+        <w:rPr>
+          <w:rFonts w:ascii="Arial" w:hAnsi="Arial" w:cs="Arial"/>
+          <w:b w:val="0"/>
+          <w:i w:val="0"/>
+          <w:sz w:val="22"/>
+        </w:rPr>
+        <w:t xml:space="preserve"> Bentuk ringkasnya dituliskan pada Persamaan (10).</w:t>
+      </w:r>
+    </w:p>
+    <w:p>
+      <w:pPr>
+        <w:spacing w:line="360" w:lineRule="auto" w:after="120"/>
+        <w:jc w:val="both"/>
+      </w:pPr>
+      <w:r>
+        <w:rPr>
+          <w:rFonts w:ascii="Arial" w:hAnsi="Arial" w:cs="Arial"/>
+          <w:b w:val="0"/>
+          <w:i w:val="0"/>
+          <w:sz w:val="22"/>
+        </w:rPr>
+        <w:t xml:space="preserve">2. Transformasikan tiap suku</w:t>
       </w:r>
     </w:p>
     <w:p>
@@ -3941,44 +4404,8 @@
           <w:color w:val="305496"/>
           <w:sz w:val="22"/>
         </w:rPr>
-        <w:t xml:space="preserve">Y/U = K/(tau*s + 1)</w:t>
-      </w:r>
-    </w:p>
-    <w:p>
-      <w:pPr>
-        <w:spacing w:line="360" w:lineRule="auto" w:after="120"/>
-        <w:jc w:val="both"/>
-      </w:pPr>
-      <w:r>
-        <w:rPr>
-          <w:rFonts w:ascii="Arial" w:hAnsi="Arial" w:cs="Arial"/>
-          <w:b w:val="0"/>
-          <w:i w:val="0"/>
-          <w:sz w:val="22"/>
-        </w:rPr>
-        <w:t xml:space="preserve">Y difaktorkan lalu dibagi U. Inilah fungsi transfer sistem.</w:t>
-      </w:r>
-    </w:p>
-    <w:p>
-      <w:pPr>
-        <w:spacing w:line="360" w:lineRule="auto" w:after="120"/>
-        <w:jc w:val="both"/>
-      </w:pPr>
-      <w:r>
-        <w:rPr>
-          <w:rFonts w:ascii="Arial" w:hAnsi="Arial" w:cs="Arial"/>
-          <w:b w:val="0"/>
-          <w:i w:val="0"/>
-          <w:sz w:val="22"/>
-        </w:rPr>
-        <w:t xml:space="preserve">4. Masukkan masukan step</w:t>
-      </w:r>
-    </w:p>
-    <w:p>
-      <w:pPr>
-        <w:spacing w:before="40" w:after="120"/>
-        <w:jc w:val="center"/>
-      </w:pPr>
+        <w:t xml:space="preserve">τ·(s·Y - 0) + Y = K·U</w:t>
+      </w:r>
       <w:r>
         <w:rPr>
           <w:rFonts w:ascii="Arial" w:hAnsi="Arial" w:cs="Arial"/>
@@ -3987,37 +4414,46 @@
           <w:color w:val="305496"/>
           <w:sz w:val="22"/>
         </w:rPr>
-        <w:t xml:space="preserve">U = A/s  =&gt;  Y = A*K/(s*(tau*s+1))</w:t>
-      </w:r>
-    </w:p>
-    <w:p>
-      <w:pPr>
-        <w:spacing w:line="360" w:lineRule="auto" w:after="120"/>
-        <w:jc w:val="both"/>
-      </w:pPr>
-      <w:r>
-        <w:rPr>
-          <w:rFonts w:ascii="Arial" w:hAnsi="Arial" w:cs="Arial"/>
-          <w:b w:val="0"/>
-          <w:i w:val="0"/>
-          <w:sz w:val="22"/>
-        </w:rPr>
-        <w:t xml:space="preserve">Step bertinggi A memiliki transformasi A/s.</w:t>
-      </w:r>
-    </w:p>
-    <w:p>
-      <w:pPr>
-        <w:spacing w:line="360" w:lineRule="auto" w:after="120"/>
-        <w:jc w:val="both"/>
-      </w:pPr>
-      <w:r>
-        <w:rPr>
-          <w:rFonts w:ascii="Arial" w:hAnsi="Arial" w:cs="Arial"/>
-          <w:b w:val="0"/>
-          <w:i w:val="0"/>
-          <w:sz w:val="22"/>
-        </w:rPr>
-        <w:t xml:space="preserve">5. Uraikan pecahan parsial</w:t>
+        <w:t xml:space="preserve">   (10)</w:t>
+      </w:r>
+    </w:p>
+    <w:p>
+      <w:pPr>
+        <w:spacing w:line="360" w:lineRule="auto" w:after="120"/>
+        <w:jc w:val="both"/>
+      </w:pPr>
+      <w:r>
+        <w:rPr>
+          <w:rFonts w:ascii="Arial" w:hAnsi="Arial" w:cs="Arial"/>
+          <w:b w:val="0"/>
+          <w:i w:val="0"/>
+          <w:sz w:val="22"/>
+        </w:rPr>
+        <w:t xml:space="preserve">Sifat turunan dipakai; kondisi awal nol membuat suku y(0) hilang.</w:t>
+      </w:r>
+      <w:r>
+        <w:rPr>
+          <w:rFonts w:ascii="Arial" w:hAnsi="Arial" w:cs="Arial"/>
+          <w:b w:val="0"/>
+          <w:i w:val="0"/>
+          <w:sz w:val="22"/>
+        </w:rPr>
+        <w:t xml:space="preserve"> Persamaan (11) memadatkan aturan tersebut.</w:t>
+      </w:r>
+    </w:p>
+    <w:p>
+      <w:pPr>
+        <w:spacing w:line="360" w:lineRule="auto" w:after="120"/>
+        <w:jc w:val="both"/>
+      </w:pPr>
+      <w:r>
+        <w:rPr>
+          <w:rFonts w:ascii="Arial" w:hAnsi="Arial" w:cs="Arial"/>
+          <w:b w:val="0"/>
+          <w:i w:val="0"/>
+          <w:sz w:val="22"/>
+        </w:rPr>
+        <w:t xml:space="preserve">3. Susun fungsi transfer</w:t>
       </w:r>
     </w:p>
     <w:p>
@@ -4033,44 +4469,8 @@
           <w:color w:val="305496"/>
           <w:sz w:val="22"/>
         </w:rPr>
-        <w:t xml:space="preserve">Y = A*K*[1/s - tau/(tau*s+1)]</w:t>
-      </w:r>
-    </w:p>
-    <w:p>
-      <w:pPr>
-        <w:spacing w:line="360" w:lineRule="auto" w:after="120"/>
-        <w:jc w:val="both"/>
-      </w:pPr>
-      <w:r>
-        <w:rPr>
-          <w:rFonts w:ascii="Arial" w:hAnsi="Arial" w:cs="Arial"/>
-          <w:b w:val="0"/>
-          <w:i w:val="0"/>
-          <w:sz w:val="22"/>
-        </w:rPr>
-        <w:t xml:space="preserve">Koefisien diperoleh dengan metode penutupan pada pole s = 0 dan s = -1/tau.</w:t>
-      </w:r>
-    </w:p>
-    <w:p>
-      <w:pPr>
-        <w:spacing w:line="360" w:lineRule="auto" w:after="120"/>
-        <w:jc w:val="both"/>
-      </w:pPr>
-      <w:r>
-        <w:rPr>
-          <w:rFonts w:ascii="Arial" w:hAnsi="Arial" w:cs="Arial"/>
-          <w:b w:val="0"/>
-          <w:i w:val="0"/>
-          <w:sz w:val="22"/>
-        </w:rPr>
-        <w:t xml:space="preserve">6. Invers ke domain waktu</w:t>
-      </w:r>
-    </w:p>
-    <w:p>
-      <w:pPr>
-        <w:spacing w:before="40" w:after="120"/>
-        <w:jc w:val="center"/>
-      </w:pPr>
+        <w:t xml:space="preserve">Y/U = K/(τ·s + 1)</w:t>
+      </w:r>
       <w:r>
         <w:rPr>
           <w:rFonts w:ascii="Arial" w:hAnsi="Arial" w:cs="Arial"/>
@@ -4079,7 +4479,202 @@
           <w:color w:val="305496"/>
           <w:sz w:val="22"/>
         </w:rPr>
-        <w:t xml:space="preserve">y(t) = A*K*(1 - exp(-t/tau))</w:t>
+        <w:t xml:space="preserve">   (11)</w:t>
+      </w:r>
+    </w:p>
+    <w:p>
+      <w:pPr>
+        <w:spacing w:line="360" w:lineRule="auto" w:after="120"/>
+        <w:jc w:val="both"/>
+      </w:pPr>
+      <w:r>
+        <w:rPr>
+          <w:rFonts w:ascii="Arial" w:hAnsi="Arial" w:cs="Arial"/>
+          <w:b w:val="0"/>
+          <w:i w:val="0"/>
+          <w:sz w:val="22"/>
+        </w:rPr>
+        <w:t xml:space="preserve">Y difaktorkan lalu dibagi U. Inilah fungsi transfer sistem.</w:t>
+      </w:r>
+      <w:r>
+        <w:rPr>
+          <w:rFonts w:ascii="Arial" w:hAnsi="Arial" w:cs="Arial"/>
+          <w:b w:val="0"/>
+          <w:i w:val="0"/>
+          <w:sz w:val="22"/>
+        </w:rPr>
+        <w:t xml:space="preserve"> Rangkuman kuantitatifnya tertulis pada Persamaan (12).</w:t>
+      </w:r>
+    </w:p>
+    <w:p>
+      <w:pPr>
+        <w:spacing w:line="360" w:lineRule="auto" w:after="120"/>
+        <w:jc w:val="both"/>
+      </w:pPr>
+      <w:r>
+        <w:rPr>
+          <w:rFonts w:ascii="Arial" w:hAnsi="Arial" w:cs="Arial"/>
+          <w:b w:val="0"/>
+          <w:i w:val="0"/>
+          <w:sz w:val="22"/>
+        </w:rPr>
+        <w:t xml:space="preserve">4. Masukkan masukan step</w:t>
+      </w:r>
+    </w:p>
+    <w:p>
+      <w:pPr>
+        <w:spacing w:before="40" w:after="120"/>
+        <w:jc w:val="center"/>
+      </w:pPr>
+      <w:r>
+        <w:rPr>
+          <w:rFonts w:ascii="Arial" w:hAnsi="Arial" w:cs="Arial"/>
+          <w:b/>
+          <w:i/>
+          <w:color w:val="305496"/>
+          <w:sz w:val="22"/>
+        </w:rPr>
+        <w:t xml:space="preserve">U = A/s  ⇒  Y = A·K/(s·(τ·s+1))</w:t>
+      </w:r>
+      <w:r>
+        <w:rPr>
+          <w:rFonts w:ascii="Arial" w:hAnsi="Arial" w:cs="Arial"/>
+          <w:b/>
+          <w:i/>
+          <w:color w:val="305496"/>
+          <w:sz w:val="22"/>
+        </w:rPr>
+        <w:t xml:space="preserve">   (12)</w:t>
+      </w:r>
+    </w:p>
+    <w:p>
+      <w:pPr>
+        <w:spacing w:line="360" w:lineRule="auto" w:after="120"/>
+        <w:jc w:val="both"/>
+      </w:pPr>
+      <w:r>
+        <w:rPr>
+          <w:rFonts w:ascii="Arial" w:hAnsi="Arial" w:cs="Arial"/>
+          <w:b w:val="0"/>
+          <w:i w:val="0"/>
+          <w:sz w:val="22"/>
+        </w:rPr>
+        <w:t xml:space="preserve">Step bertinggi A memiliki transformasi A/s.</w:t>
+      </w:r>
+      <w:r>
+        <w:rPr>
+          <w:rFonts w:ascii="Arial" w:hAnsi="Arial" w:cs="Arial"/>
+          <w:b w:val="0"/>
+          <w:i w:val="0"/>
+          <w:sz w:val="22"/>
+        </w:rPr>
+        <w:t xml:space="preserve"> Hubungan ini dirangkum dalam Persamaan (13).</w:t>
+      </w:r>
+    </w:p>
+    <w:p>
+      <w:pPr>
+        <w:spacing w:line="360" w:lineRule="auto" w:after="120"/>
+        <w:jc w:val="both"/>
+      </w:pPr>
+      <w:r>
+        <w:rPr>
+          <w:rFonts w:ascii="Arial" w:hAnsi="Arial" w:cs="Arial"/>
+          <w:b w:val="0"/>
+          <w:i w:val="0"/>
+          <w:sz w:val="22"/>
+        </w:rPr>
+        <w:t xml:space="preserve">5. Uraikan pecahan parsial</w:t>
+      </w:r>
+    </w:p>
+    <w:p>
+      <w:pPr>
+        <w:spacing w:before="40" w:after="120"/>
+        <w:jc w:val="center"/>
+      </w:pPr>
+      <w:r>
+        <w:rPr>
+          <w:rFonts w:ascii="Arial" w:hAnsi="Arial" w:cs="Arial"/>
+          <w:b/>
+          <w:i/>
+          <w:color w:val="305496"/>
+          <w:sz w:val="22"/>
+        </w:rPr>
+        <w:t xml:space="preserve">Y = A·K·[1/s - τ/(τ·s+1)]</w:t>
+      </w:r>
+      <w:r>
+        <w:rPr>
+          <w:rFonts w:ascii="Arial" w:hAnsi="Arial" w:cs="Arial"/>
+          <w:b/>
+          <w:i/>
+          <w:color w:val="305496"/>
+          <w:sz w:val="22"/>
+        </w:rPr>
+        <w:t xml:space="preserve">   (13)</w:t>
+      </w:r>
+    </w:p>
+    <w:p>
+      <w:pPr>
+        <w:spacing w:line="360" w:lineRule="auto" w:after="120"/>
+        <w:jc w:val="both"/>
+      </w:pPr>
+      <w:r>
+        <w:rPr>
+          <w:rFonts w:ascii="Arial" w:hAnsi="Arial" w:cs="Arial"/>
+          <w:b w:val="0"/>
+          <w:i w:val="0"/>
+          <w:sz w:val="22"/>
+        </w:rPr>
+        <w:t xml:space="preserve">Koefisien diperoleh dengan metode penutupan pada pole s = 0 dan s = -1/τ.</w:t>
+      </w:r>
+      <w:r>
+        <w:rPr>
+          <w:rFonts w:ascii="Arial" w:hAnsi="Arial" w:cs="Arial"/>
+          <w:b w:val="0"/>
+          <w:i w:val="0"/>
+          <w:sz w:val="22"/>
+        </w:rPr>
+        <w:t xml:space="preserve"> Bentuk ringkasnya dituliskan pada Persamaan (14).</w:t>
+      </w:r>
+    </w:p>
+    <w:p>
+      <w:pPr>
+        <w:spacing w:line="360" w:lineRule="auto" w:after="120"/>
+        <w:jc w:val="both"/>
+      </w:pPr>
+      <w:r>
+        <w:rPr>
+          <w:rFonts w:ascii="Arial" w:hAnsi="Arial" w:cs="Arial"/>
+          <w:b w:val="0"/>
+          <w:i w:val="0"/>
+          <w:sz w:val="22"/>
+        </w:rPr>
+        <w:t xml:space="preserve">6. Invers ke domain waktu</w:t>
+      </w:r>
+    </w:p>
+    <w:p>
+      <w:pPr>
+        <w:spacing w:before="40" w:after="120"/>
+        <w:jc w:val="center"/>
+      </w:pPr>
+      <w:r>
+        <w:rPr>
+          <w:rFonts w:ascii="Arial" w:hAnsi="Arial" w:cs="Arial"/>
+          <w:b/>
+          <w:i/>
+          <w:color w:val="305496"/>
+          <w:sz w:val="22"/>
+        </w:rPr>
+        <w:t xml:space="preserve">y(t) = A·K·(1 - exp(-t/τ))</w:t>
+      </w:r>
+      <w:r>
+        <w:rPr>
+          <w:rFonts w:ascii="Arial" w:hAnsi="Arial" w:cs="Arial"/>
+          <w:b/>
+          <w:i/>
+          <w:color w:val="305496"/>
+          <w:sz w:val="22"/>
+        </w:rPr>
+        <w:t xml:space="preserve">   (14)</w:t>
       </w:r>
     </w:p>
     <w:p>
@@ -4109,7 +4704,16 @@
           <w:i w:val="0"/>
           <w:sz w:val="22"/>
         </w:rPr>
-        <w:t xml:space="preserve">Hasilnya menjelaskan makna fisik kedua parameter sekaligus: K menentukan nilai akhir A*K, sedangkan tau menentukan kecepatan menuju nilai itu. Pada t sama dengan tau keluaran mencapai 63,2 persen perubahan akhir, dan pada t sama dengan empat tau sudah mencapai 98,2 persen.</w:t>
+        <w:t xml:space="preserve">Hasilnya menjelaskan makna fisik kedua parameter sekaligus: K menentukan nilai akhir A·K, sedangkan τ menentukan kecepatan menuju nilai itu. Pada t sama dengan τ keluaran mencapai 63,2 persen perubahan akhir, dan pada t sama dengan empat τ sudah mencapai 98,2 persen.</w:t>
+      </w:r>
+      <w:r>
+        <w:rPr>
+          <w:rFonts w:ascii="Arial" w:hAnsi="Arial" w:cs="Arial"/>
+          <w:b w:val="0"/>
+          <w:i w:val="0"/>
+          <w:sz w:val="22"/>
+        </w:rPr>
+        <w:t xml:space="preserve"> Persamaan (15) memadatkan aturan tersebut.</w:t>
       </w:r>
     </w:p>
     <w:p>
@@ -4178,44 +4782,8 @@
           <w:color w:val="305496"/>
           <w:sz w:val="22"/>
         </w:rPr>
-        <w:t xml:space="preserve">s^2*X + 4s*X + 13X = 10/s</w:t>
-      </w:r>
-    </w:p>
-    <w:p>
-      <w:pPr>
-        <w:spacing w:line="360" w:lineRule="auto" w:after="120"/>
-        <w:jc w:val="both"/>
-      </w:pPr>
-      <w:r>
-        <w:rPr>
-          <w:rFonts w:ascii="Arial" w:hAnsi="Arial" w:cs="Arial"/>
-          <w:b w:val="0"/>
-          <w:i w:val="0"/>
-          <w:sz w:val="22"/>
-        </w:rPr>
-        <w:t xml:space="preserve">Seluruh kondisi awal nol sehingga tidak ada suku tambahan.</w:t>
-      </w:r>
-    </w:p>
-    <w:p>
-      <w:pPr>
-        <w:spacing w:line="360" w:lineRule="auto" w:after="120"/>
-        <w:jc w:val="both"/>
-      </w:pPr>
-      <w:r>
-        <w:rPr>
-          <w:rFonts w:ascii="Arial" w:hAnsi="Arial" w:cs="Arial"/>
-          <w:b w:val="0"/>
-          <w:i w:val="0"/>
-          <w:sz w:val="22"/>
-        </w:rPr>
-        <w:t xml:space="preserve">2. Susun X(s)</w:t>
-      </w:r>
-    </w:p>
-    <w:p>
-      <w:pPr>
-        <w:spacing w:before="40" w:after="120"/>
-        <w:jc w:val="center"/>
-      </w:pPr>
+        <w:t xml:space="preserve">s</w:t>
+      </w:r>
       <w:r>
         <w:rPr>
           <w:rFonts w:ascii="Arial" w:hAnsi="Arial" w:cs="Arial"/>
@@ -4223,45 +4791,10 @@
           <w:i/>
           <w:color w:val="305496"/>
           <w:sz w:val="22"/>
-        </w:rPr>
-        <w:t xml:space="preserve">X(s) = 10/(s*(s^2 + 4s + 13))</w:t>
-      </w:r>
-    </w:p>
-    <w:p>
-      <w:pPr>
-        <w:spacing w:line="360" w:lineRule="auto" w:after="120"/>
-        <w:jc w:val="both"/>
-      </w:pPr>
-      <w:r>
-        <w:rPr>
-          <w:rFonts w:ascii="Arial" w:hAnsi="Arial" w:cs="Arial"/>
-          <w:b w:val="0"/>
-          <w:i w:val="0"/>
-          <w:sz w:val="22"/>
-        </w:rPr>
-        <w:t xml:space="preserve">Penyebut memuat pole masukan di s = 0 dan pole sistem dari polinomial kuadrat.</w:t>
-      </w:r>
-    </w:p>
-    <w:p>
-      <w:pPr>
-        <w:spacing w:line="360" w:lineRule="auto" w:after="120"/>
-        <w:jc w:val="both"/>
-      </w:pPr>
-      <w:r>
-        <w:rPr>
-          <w:rFonts w:ascii="Arial" w:hAnsi="Arial" w:cs="Arial"/>
-          <w:b w:val="0"/>
-          <w:i w:val="0"/>
-          <w:sz w:val="22"/>
-        </w:rPr>
-        <w:t xml:space="preserve">3. Cari akar penyebut sistem</w:t>
-      </w:r>
-    </w:p>
-    <w:p>
-      <w:pPr>
-        <w:spacing w:before="40" w:after="120"/>
-        <w:jc w:val="center"/>
-      </w:pPr>
+          <w:vertAlign w:val="superscript"/>
+        </w:rPr>
+        <w:t xml:space="preserve">2</w:t>
+      </w:r>
       <w:r>
         <w:rPr>
           <w:rFonts w:ascii="Arial" w:hAnsi="Arial" w:cs="Arial"/>
@@ -4270,44 +4803,8 @@
           <w:color w:val="305496"/>
           <w:sz w:val="22"/>
         </w:rPr>
-        <w:t xml:space="preserve">s = (-4 +/- sqrt(16 - 52))/2 = -2 +/- j3</w:t>
-      </w:r>
-    </w:p>
-    <w:p>
-      <w:pPr>
-        <w:spacing w:line="360" w:lineRule="auto" w:after="120"/>
-        <w:jc w:val="both"/>
-      </w:pPr>
-      <w:r>
-        <w:rPr>
-          <w:rFonts w:ascii="Arial" w:hAnsi="Arial" w:cs="Arial"/>
-          <w:b w:val="0"/>
-          <w:i w:val="0"/>
-          <w:sz w:val="22"/>
-        </w:rPr>
-        <w:t xml:space="preserve">Diskriminan negatif sehingga pole berupa pasangan kompleks konjugat.</w:t>
-      </w:r>
-    </w:p>
-    <w:p>
-      <w:pPr>
-        <w:spacing w:line="360" w:lineRule="auto" w:after="120"/>
-        <w:jc w:val="both"/>
-      </w:pPr>
-      <w:r>
-        <w:rPr>
-          <w:rFonts w:ascii="Arial" w:hAnsi="Arial" w:cs="Arial"/>
-          <w:b w:val="0"/>
-          <w:i w:val="0"/>
-          <w:sz w:val="22"/>
-        </w:rPr>
-        <w:t xml:space="preserve">4. Baca jenis respons</w:t>
-      </w:r>
-    </w:p>
-    <w:p>
-      <w:pPr>
-        <w:spacing w:before="40" w:after="120"/>
-        <w:jc w:val="center"/>
-      </w:pPr>
+        <w:t xml:space="preserve">·X + 4s·X + 13X = 10/s</w:t>
+      </w:r>
       <w:r>
         <w:rPr>
           <w:rFonts w:ascii="Arial" w:hAnsi="Arial" w:cs="Arial"/>
@@ -4316,37 +4813,46 @@
           <w:color w:val="305496"/>
           <w:sz w:val="22"/>
         </w:rPr>
-        <w:t xml:space="preserve">z = 2/sqrt(13) = 0,5547</w:t>
-      </w:r>
-    </w:p>
-    <w:p>
-      <w:pPr>
-        <w:spacing w:line="360" w:lineRule="auto" w:after="120"/>
-        <w:jc w:val="both"/>
-      </w:pPr>
-      <w:r>
-        <w:rPr>
-          <w:rFonts w:ascii="Arial" w:hAnsi="Arial" w:cs="Arial"/>
-          <w:b w:val="0"/>
-          <w:i w:val="0"/>
-          <w:sz w:val="22"/>
-        </w:rPr>
-        <w:t xml:space="preserve">Rasio redaman di antara nol dan satu, jadi respons berupa osilasi teredam dengan overshoot.</w:t>
-      </w:r>
-    </w:p>
-    <w:p>
-      <w:pPr>
-        <w:spacing w:line="360" w:lineRule="auto" w:after="120"/>
-        <w:jc w:val="both"/>
-      </w:pPr>
-      <w:r>
-        <w:rPr>
-          <w:rFonts w:ascii="Arial" w:hAnsi="Arial" w:cs="Arial"/>
-          <w:b w:val="0"/>
-          <w:i w:val="0"/>
-          <w:sz w:val="22"/>
-        </w:rPr>
-        <w:t xml:space="preserve">5. Hitung nilai tunak</w:t>
+        <w:t xml:space="preserve">   (15)</w:t>
+      </w:r>
+    </w:p>
+    <w:p>
+      <w:pPr>
+        <w:spacing w:line="360" w:lineRule="auto" w:after="120"/>
+        <w:jc w:val="both"/>
+      </w:pPr>
+      <w:r>
+        <w:rPr>
+          <w:rFonts w:ascii="Arial" w:hAnsi="Arial" w:cs="Arial"/>
+          <w:b w:val="0"/>
+          <w:i w:val="0"/>
+          <w:sz w:val="22"/>
+        </w:rPr>
+        <w:t xml:space="preserve">Seluruh kondisi awal nol sehingga tidak ada suku tambahan.</w:t>
+      </w:r>
+      <w:r>
+        <w:rPr>
+          <w:rFonts w:ascii="Arial" w:hAnsi="Arial" w:cs="Arial"/>
+          <w:b w:val="0"/>
+          <w:i w:val="0"/>
+          <w:sz w:val="22"/>
+        </w:rPr>
+        <w:t xml:space="preserve"> Rangkuman kuantitatifnya tertulis pada Persamaan (16).</w:t>
+      </w:r>
+    </w:p>
+    <w:p>
+      <w:pPr>
+        <w:spacing w:line="360" w:lineRule="auto" w:after="120"/>
+        <w:jc w:val="both"/>
+      </w:pPr>
+      <w:r>
+        <w:rPr>
+          <w:rFonts w:ascii="Arial" w:hAnsi="Arial" w:cs="Arial"/>
+          <w:b w:val="0"/>
+          <w:i w:val="0"/>
+          <w:sz w:val="22"/>
+        </w:rPr>
+        <w:t xml:space="preserve">2. Susun X(s)</w:t>
       </w:r>
     </w:p>
     <w:p>
@@ -4362,7 +4868,254 @@
           <w:color w:val="305496"/>
           <w:sz w:val="22"/>
         </w:rPr>
-        <w:t xml:space="preserve">x(inf) = lim s-&gt;0 s*X(s) = 10/13</w:t>
+        <w:t xml:space="preserve">X(s) = 10/(s·(s</w:t>
+      </w:r>
+      <w:r>
+        <w:rPr>
+          <w:rFonts w:ascii="Arial" w:hAnsi="Arial" w:cs="Arial"/>
+          <w:b/>
+          <w:i/>
+          <w:color w:val="305496"/>
+          <w:sz w:val="22"/>
+          <w:vertAlign w:val="superscript"/>
+        </w:rPr>
+        <w:t xml:space="preserve">2</w:t>
+      </w:r>
+      <w:r>
+        <w:rPr>
+          <w:rFonts w:ascii="Arial" w:hAnsi="Arial" w:cs="Arial"/>
+          <w:b/>
+          <w:i/>
+          <w:color w:val="305496"/>
+          <w:sz w:val="22"/>
+        </w:rPr>
+        <w:t xml:space="preserve"> + 4s + 13))</w:t>
+      </w:r>
+      <w:r>
+        <w:rPr>
+          <w:rFonts w:ascii="Arial" w:hAnsi="Arial" w:cs="Arial"/>
+          <w:b/>
+          <w:i/>
+          <w:color w:val="305496"/>
+          <w:sz w:val="22"/>
+        </w:rPr>
+        <w:t xml:space="preserve">   (16)</w:t>
+      </w:r>
+    </w:p>
+    <w:p>
+      <w:pPr>
+        <w:spacing w:line="360" w:lineRule="auto" w:after="120"/>
+        <w:jc w:val="both"/>
+      </w:pPr>
+      <w:r>
+        <w:rPr>
+          <w:rFonts w:ascii="Arial" w:hAnsi="Arial" w:cs="Arial"/>
+          <w:b w:val="0"/>
+          <w:i w:val="0"/>
+          <w:sz w:val="22"/>
+        </w:rPr>
+        <w:t xml:space="preserve">Penyebut memuat pole masukan di s = 0 dan pole sistem dari polinomial kuadrat.</w:t>
+      </w:r>
+      <w:r>
+        <w:rPr>
+          <w:rFonts w:ascii="Arial" w:hAnsi="Arial" w:cs="Arial"/>
+          <w:b w:val="0"/>
+          <w:i w:val="0"/>
+          <w:sz w:val="22"/>
+        </w:rPr>
+        <w:t xml:space="preserve"> Hubungan ini dirangkum dalam Persamaan (17).</w:t>
+      </w:r>
+    </w:p>
+    <w:p>
+      <w:pPr>
+        <w:spacing w:line="360" w:lineRule="auto" w:after="120"/>
+        <w:jc w:val="both"/>
+      </w:pPr>
+      <w:r>
+        <w:rPr>
+          <w:rFonts w:ascii="Arial" w:hAnsi="Arial" w:cs="Arial"/>
+          <w:b w:val="0"/>
+          <w:i w:val="0"/>
+          <w:sz w:val="22"/>
+        </w:rPr>
+        <w:t xml:space="preserve">3. Cari akar penyebut sistem</w:t>
+      </w:r>
+    </w:p>
+    <w:p>
+      <w:pPr>
+        <w:spacing w:before="40" w:after="120"/>
+        <w:jc w:val="center"/>
+      </w:pPr>
+      <w:r>
+        <w:rPr>
+          <w:rFonts w:ascii="Arial" w:hAnsi="Arial" w:cs="Arial"/>
+          <w:b/>
+          <w:i/>
+          <w:color w:val="305496"/>
+          <w:sz w:val="22"/>
+        </w:rPr>
+        <w:t xml:space="preserve">s = (-4 +/- √(16 - 52))/2 = -2 +/- </w:t>
+      </w:r>
+      <w:r>
+        <w:rPr>
+          <w:rFonts w:ascii="Arial" w:hAnsi="Arial" w:cs="Arial"/>
+          <w:b/>
+          <w:i/>
+          <w:color w:val="305496"/>
+          <w:sz w:val="22"/>
+        </w:rPr>
+        <w:t xml:space="preserve">j</w:t>
+      </w:r>
+      <w:r>
+        <w:rPr>
+          <w:rFonts w:ascii="Arial" w:hAnsi="Arial" w:cs="Arial"/>
+          <w:b/>
+          <w:i/>
+          <w:color w:val="305496"/>
+          <w:sz w:val="22"/>
+          <w:vertAlign w:val="subscript"/>
+        </w:rPr>
+        <w:t xml:space="preserve">3</w:t>
+      </w:r>
+      <w:r>
+        <w:rPr>
+          <w:rFonts w:ascii="Arial" w:hAnsi="Arial" w:cs="Arial"/>
+          <w:b/>
+          <w:i/>
+          <w:color w:val="305496"/>
+          <w:sz w:val="22"/>
+        </w:rPr>
+        <w:t xml:space="preserve">   (17)</w:t>
+      </w:r>
+    </w:p>
+    <w:p>
+      <w:pPr>
+        <w:spacing w:line="360" w:lineRule="auto" w:after="120"/>
+        <w:jc w:val="both"/>
+      </w:pPr>
+      <w:r>
+        <w:rPr>
+          <w:rFonts w:ascii="Arial" w:hAnsi="Arial" w:cs="Arial"/>
+          <w:b w:val="0"/>
+          <w:i w:val="0"/>
+          <w:sz w:val="22"/>
+        </w:rPr>
+        <w:t xml:space="preserve">Diskriminan negatif sehingga pole berupa pasangan kompleks konjugat.</w:t>
+      </w:r>
+      <w:r>
+        <w:rPr>
+          <w:rFonts w:ascii="Arial" w:hAnsi="Arial" w:cs="Arial"/>
+          <w:b w:val="0"/>
+          <w:i w:val="0"/>
+          <w:sz w:val="22"/>
+        </w:rPr>
+        <w:t xml:space="preserve"> Bentuk ringkasnya dituliskan pada Persamaan (18).</w:t>
+      </w:r>
+    </w:p>
+    <w:p>
+      <w:pPr>
+        <w:spacing w:line="360" w:lineRule="auto" w:after="120"/>
+        <w:jc w:val="both"/>
+      </w:pPr>
+      <w:r>
+        <w:rPr>
+          <w:rFonts w:ascii="Arial" w:hAnsi="Arial" w:cs="Arial"/>
+          <w:b w:val="0"/>
+          <w:i w:val="0"/>
+          <w:sz w:val="22"/>
+        </w:rPr>
+        <w:t xml:space="preserve">4. Baca jenis respons</w:t>
+      </w:r>
+    </w:p>
+    <w:p>
+      <w:pPr>
+        <w:spacing w:before="40" w:after="120"/>
+        <w:jc w:val="center"/>
+      </w:pPr>
+      <w:r>
+        <w:rPr>
+          <w:rFonts w:ascii="Arial" w:hAnsi="Arial" w:cs="Arial"/>
+          <w:b/>
+          <w:i/>
+          <w:color w:val="305496"/>
+          <w:sz w:val="22"/>
+        </w:rPr>
+        <w:t xml:space="preserve">z = 2/√(13) = 0,5547</w:t>
+      </w:r>
+      <w:r>
+        <w:rPr>
+          <w:rFonts w:ascii="Arial" w:hAnsi="Arial" w:cs="Arial"/>
+          <w:b/>
+          <w:i/>
+          <w:color w:val="305496"/>
+          <w:sz w:val="22"/>
+        </w:rPr>
+        <w:t xml:space="preserve">   (18)</w:t>
+      </w:r>
+    </w:p>
+    <w:p>
+      <w:pPr>
+        <w:spacing w:line="360" w:lineRule="auto" w:after="120"/>
+        <w:jc w:val="both"/>
+      </w:pPr>
+      <w:r>
+        <w:rPr>
+          <w:rFonts w:ascii="Arial" w:hAnsi="Arial" w:cs="Arial"/>
+          <w:b w:val="0"/>
+          <w:i w:val="0"/>
+          <w:sz w:val="22"/>
+        </w:rPr>
+        <w:t xml:space="preserve">Rasio redaman di antara nol dan satu, jadi respons berupa osilasi teredam dengan overshoot.</w:t>
+      </w:r>
+      <w:r>
+        <w:rPr>
+          <w:rFonts w:ascii="Arial" w:hAnsi="Arial" w:cs="Arial"/>
+          <w:b w:val="0"/>
+          <w:i w:val="0"/>
+          <w:sz w:val="22"/>
+        </w:rPr>
+        <w:t xml:space="preserve"> Persamaan (19) memadatkan aturan tersebut.</w:t>
+      </w:r>
+    </w:p>
+    <w:p>
+      <w:pPr>
+        <w:spacing w:line="360" w:lineRule="auto" w:after="120"/>
+        <w:jc w:val="both"/>
+      </w:pPr>
+      <w:r>
+        <w:rPr>
+          <w:rFonts w:ascii="Arial" w:hAnsi="Arial" w:cs="Arial"/>
+          <w:b w:val="0"/>
+          <w:i w:val="0"/>
+          <w:sz w:val="22"/>
+        </w:rPr>
+        <w:t xml:space="preserve">5. Hitung nilai tunak</w:t>
+      </w:r>
+    </w:p>
+    <w:p>
+      <w:pPr>
+        <w:spacing w:before="40" w:after="120"/>
+        <w:jc w:val="center"/>
+      </w:pPr>
+      <w:r>
+        <w:rPr>
+          <w:rFonts w:ascii="Arial" w:hAnsi="Arial" w:cs="Arial"/>
+          <w:b/>
+          <w:i/>
+          <w:color w:val="305496"/>
+          <w:sz w:val="22"/>
+        </w:rPr>
+        <w:t xml:space="preserve">x(∞) = lim s→0 s·X(s) = 10/13</w:t>
+      </w:r>
+      <w:r>
+        <w:rPr>
+          <w:rFonts w:ascii="Arial" w:hAnsi="Arial" w:cs="Arial"/>
+          <w:b/>
+          <w:i/>
+          <w:color w:val="305496"/>
+          <w:sz w:val="22"/>
+        </w:rPr>
+        <w:t xml:space="preserve">   (19)</w:t>
       </w:r>
     </w:p>
     <w:p>
@@ -4430,7 +5183,7 @@
           <w:i w:val="0"/>
           <w:sz w:val="22"/>
         </w:rPr>
-        <w:t xml:space="preserve">•  Melupakan kondisi awal pada sistem yang tidak dimulai dari diam — Suku s*x(0) dan x'(0) sering diabaikan karena kebiasaan mengerjakan soal berkondisi awal nol. Pada sistem nyata yang sedang beroperasi, keadaan awal jarang nol.</w:t>
+        <w:t xml:space="preserve">•  Melupakan kondisi awal pada sistem yang tidak dimulai dari diam — Suku s·x(0) dan x'(0) sering diabaikan karena kebiasaan mengerjakan soal berkondisi awal nol. Pada sistem nyata yang sedang beroperasi, keadaan awal jarang nol.</w:t>
       </w:r>
     </w:p>
     <w:p>
@@ -5453,7 +6206,16 @@
           <w:i w:val="0"/>
           <w:sz w:val="22"/>
         </w:rPr>
-        <w:t xml:space="preserve">Parameter acuan: Dua sistem acuan dipakai sepanjang bagian komputasi. Sistem A adalah orde satu G(s) = K/(tau*s + 1). Sistem B adalah orde dua x'' + 6x' + 25x = 50 dengan kondisi awal nol. Gunakan angka ini kecuali soal menyebut angka lain.</w:t>
+        <w:t xml:space="preserve">Parameter acuan: Dua sistem acuan dipakai sepanjang bagian komputasi. Sistem A adalah orde satu G(s) = K/(τ·s + 1). Sistem B adalah orde dua x'' + 6x' + 25x = 50 dengan kondisi awal nol. Gunakan angka ini kecuali soal menyebut angka lain.</w:t>
+      </w:r>
+      <w:r>
+        <w:rPr>
+          <w:rFonts w:ascii="Arial" w:hAnsi="Arial" w:cs="Arial"/>
+          <w:b w:val="0"/>
+          <w:i w:val="0"/>
+          <w:sz w:val="22"/>
+        </w:rPr>
+        <w:t xml:space="preserve"> Rinciannya dirangkum pada Tabel 1.</w:t>
       </w:r>
     </w:p>
     <w:p>
@@ -5624,7 +6386,7 @@
                 <w:i w:val="0"/>
                 <w:sz w:val="19"/>
               </w:rPr>
-              <w:t xml:space="preserve">tau</w:t>
+              <w:t xml:space="preserve">τ</w:t>
             </w:r>
           </w:p>
         </w:tc>
@@ -5787,22 +6549,50 @@
           <w:i w:val="0"/>
           <w:sz w:val="22"/>
         </w:rPr>
-        <w:t xml:space="preserve">C1. Sistem A diberi step beramplitudo 3. Hitung nilai tunaknya, lalu nilai keluaran pada t = tau. Cetak: y(tau).</w:t>
-      </w:r>
-    </w:p>
-    <w:p>
-      <w:pPr>
-        <w:spacing w:line="360" w:lineRule="auto" w:after="120"/>
-        <w:jc w:val="both"/>
-      </w:pPr>
-      <w:r>
-        <w:rPr>
-          <w:rFonts w:ascii="Arial" w:hAnsi="Arial" w:cs="Arial"/>
-          <w:b w:val="0"/>
-          <w:i w:val="0"/>
-          <w:sz w:val="22"/>
-        </w:rPr>
-        <w:t xml:space="preserve">–  PETUNJUK: Langkah: 1) y_tunak = K x amplitudo. 2) hitung 1 - exp(-1). 3) kalikan keduanya.</w:t>
+        <w:t xml:space="preserve">C1. Sistem A diberi step beramplitudo 3. Hitung nilai tunaknya, lalu nilai keluaran pada t = τ. Cetak: y(τ).</w:t>
+      </w:r>
+    </w:p>
+    <w:p>
+      <w:pPr>
+        <w:spacing w:line="360" w:lineRule="auto" w:after="120"/>
+        <w:jc w:val="both"/>
+      </w:pPr>
+      <w:r>
+        <w:rPr>
+          <w:rFonts w:ascii="Arial" w:hAnsi="Arial" w:cs="Arial"/>
+          <w:b w:val="0"/>
+          <w:i w:val="0"/>
+          <w:sz w:val="22"/>
+        </w:rPr>
+        <w:t xml:space="preserve">–  PETUNJUK: Langkah: 1) </w:t>
+      </w:r>
+      <w:r>
+        <w:rPr>
+          <w:rFonts w:ascii="Arial" w:hAnsi="Arial" w:cs="Arial"/>
+          <w:b w:val="0"/>
+          <w:i w:val="0"/>
+          <w:sz w:val="22"/>
+        </w:rPr>
+        <w:t xml:space="preserve">y</w:t>
+      </w:r>
+      <w:r>
+        <w:rPr>
+          <w:rFonts w:ascii="Arial" w:hAnsi="Arial" w:cs="Arial"/>
+          <w:b w:val="0"/>
+          <w:i w:val="0"/>
+          <w:sz w:val="22"/>
+          <w:vertAlign w:val="subscript"/>
+        </w:rPr>
+        <w:t xml:space="preserve">tunak</w:t>
+      </w:r>
+      <w:r>
+        <w:rPr>
+          <w:rFonts w:ascii="Arial" w:hAnsi="Arial" w:cs="Arial"/>
+          <w:b w:val="0"/>
+          <w:i w:val="0"/>
+          <w:sz w:val="22"/>
+        </w:rPr>
+        <w:t xml:space="preserve"> = K x amplitudo. 2) hitung 1 - exp(-1). 3) kalikan keduanya.</w:t>
       </w:r>
     </w:p>
     <w:p>
@@ -5832,7 +6622,7 @@
           <w:i w:val="0"/>
           <w:sz w:val="22"/>
         </w:rPr>
-        <w:t xml:space="preserve">–  PETUNJUK: Langkah: 1) susun 1 - exp(-t/tau) = 0,90. 2) peroleh exp(-t/tau) = 0,10. 3) t = -tau x ln(0,10).</w:t>
+        <w:t xml:space="preserve">–  PETUNJUK: Langkah: 1) susun 1 - exp(-t/τ) = 0,90. 2) peroleh exp(-t/τ) = 0,10. 3) t = -τ x ln(0,10).</w:t>
       </w:r>
     </w:p>
     <w:p>
@@ -5892,7 +6682,45 @@
           <w:i w:val="0"/>
           <w:sz w:val="22"/>
         </w:rPr>
-        <w:t xml:space="preserve">–  PETUNJUK: Langkah: 1) bandingkan dengan bentuk baku s^2 + 2*z*wn*s + wn^2. 2) wn = sqrt(suku konstanta). 3) z = koefisien s dibagi 2*wn.</w:t>
+        <w:t xml:space="preserve">–  PETUNJUK: Langkah: 1) bandingkan dengan bentuk baku s</w:t>
+      </w:r>
+      <w:r>
+        <w:rPr>
+          <w:rFonts w:ascii="Arial" w:hAnsi="Arial" w:cs="Arial"/>
+          <w:b w:val="0"/>
+          <w:i w:val="0"/>
+          <w:sz w:val="22"/>
+          <w:vertAlign w:val="superscript"/>
+        </w:rPr>
+        <w:t xml:space="preserve">2</w:t>
+      </w:r>
+      <w:r>
+        <w:rPr>
+          <w:rFonts w:ascii="Arial" w:hAnsi="Arial" w:cs="Arial"/>
+          <w:b w:val="0"/>
+          <w:i w:val="0"/>
+          <w:sz w:val="22"/>
+        </w:rPr>
+        <w:t xml:space="preserve"> + 2·z·wn·s + wn</w:t>
+      </w:r>
+      <w:r>
+        <w:rPr>
+          <w:rFonts w:ascii="Arial" w:hAnsi="Arial" w:cs="Arial"/>
+          <w:b w:val="0"/>
+          <w:i w:val="0"/>
+          <w:sz w:val="22"/>
+          <w:vertAlign w:val="superscript"/>
+        </w:rPr>
+        <w:t xml:space="preserve">2</w:t>
+      </w:r>
+      <w:r>
+        <w:rPr>
+          <w:rFonts w:ascii="Arial" w:hAnsi="Arial" w:cs="Arial"/>
+          <w:b w:val="0"/>
+          <w:i w:val="0"/>
+          <w:sz w:val="22"/>
+        </w:rPr>
+        <w:t xml:space="preserve">. 2) wn = √(suku konstanta). 3) z = koefisien s dibagi 2·wn.</w:t>
       </w:r>
     </w:p>
     <w:p>
@@ -5922,22 +6750,60 @@
           <w:i w:val="0"/>
           <w:sz w:val="22"/>
         </w:rPr>
-        <w:t xml:space="preserve">–  PETUNJUK: Langkah: 1) peroleh wn. 2) peroleh z. 3) hitung sqrt(1 - z^2). 4) wd = wn x sqrt(1-z^2).</w:t>
-      </w:r>
-    </w:p>
-    <w:p>
-      <w:pPr>
-        <w:spacing w:line="360" w:lineRule="auto" w:after="120"/>
-        <w:jc w:val="both"/>
-      </w:pPr>
-      <w:r>
-        <w:rPr>
-          <w:rFonts w:ascii="Arial" w:hAnsi="Arial" w:cs="Arial"/>
-          <w:b w:val="0"/>
-          <w:i w:val="0"/>
-          <w:sz w:val="22"/>
-        </w:rPr>
-        <w:t xml:space="preserve">C6. Untuk Sistem B, hitung konstanta waktu peluruhan selubung osilasinya, dalam detik. Cetak: tau selubung.</w:t>
+        <w:t xml:space="preserve">–  PETUNJUK: Langkah: 1) peroleh wn. 2) peroleh z. 3) hitung √(1 - z</w:t>
+      </w:r>
+      <w:r>
+        <w:rPr>
+          <w:rFonts w:ascii="Arial" w:hAnsi="Arial" w:cs="Arial"/>
+          <w:b w:val="0"/>
+          <w:i w:val="0"/>
+          <w:sz w:val="22"/>
+          <w:vertAlign w:val="superscript"/>
+        </w:rPr>
+        <w:t xml:space="preserve">2</w:t>
+      </w:r>
+      <w:r>
+        <w:rPr>
+          <w:rFonts w:ascii="Arial" w:hAnsi="Arial" w:cs="Arial"/>
+          <w:b w:val="0"/>
+          <w:i w:val="0"/>
+          <w:sz w:val="22"/>
+        </w:rPr>
+        <w:t xml:space="preserve">). 4) wd = wn x √(1-z</w:t>
+      </w:r>
+      <w:r>
+        <w:rPr>
+          <w:rFonts w:ascii="Arial" w:hAnsi="Arial" w:cs="Arial"/>
+          <w:b w:val="0"/>
+          <w:i w:val="0"/>
+          <w:sz w:val="22"/>
+          <w:vertAlign w:val="superscript"/>
+        </w:rPr>
+        <w:t xml:space="preserve">2</w:t>
+      </w:r>
+      <w:r>
+        <w:rPr>
+          <w:rFonts w:ascii="Arial" w:hAnsi="Arial" w:cs="Arial"/>
+          <w:b w:val="0"/>
+          <w:i w:val="0"/>
+          <w:sz w:val="22"/>
+        </w:rPr>
+        <w:t xml:space="preserve">).</w:t>
+      </w:r>
+    </w:p>
+    <w:p>
+      <w:pPr>
+        <w:spacing w:line="360" w:lineRule="auto" w:after="120"/>
+        <w:jc w:val="both"/>
+      </w:pPr>
+      <w:r>
+        <w:rPr>
+          <w:rFonts w:ascii="Arial" w:hAnsi="Arial" w:cs="Arial"/>
+          <w:b w:val="0"/>
+          <w:i w:val="0"/>
+          <w:sz w:val="22"/>
+        </w:rPr>
+        <w:t xml:space="preserve">C6. Untuk Sistem B, hitung konstanta waktu peluruhan selubung osilasinya, dalam detik. Cetak: τ selubung.</w:t>
       </w:r>
     </w:p>
     <w:p>
@@ -5967,22 +6833,50 @@
           <w:i w:val="0"/>
           <w:sz w:val="22"/>
         </w:rPr>
-        <w:t xml:space="preserve">C7. Untuk Sistem B, periksa syarat teorema nilai akhir lalu hitung nilai tunak. Cetak: x_tunak.</w:t>
-      </w:r>
-    </w:p>
-    <w:p>
-      <w:pPr>
-        <w:spacing w:line="360" w:lineRule="auto" w:after="120"/>
-        <w:jc w:val="both"/>
-      </w:pPr>
-      <w:r>
-        <w:rPr>
-          <w:rFonts w:ascii="Arial" w:hAnsi="Arial" w:cs="Arial"/>
-          <w:b w:val="0"/>
-          <w:i w:val="0"/>
-          <w:sz w:val="22"/>
-        </w:rPr>
-        <w:t xml:space="preserve">–  PETUNJUK: Langkah: 1) cari akar penyebut kuadrat. 2) pastikan seluruhnya di kiri sumbu imajiner. 3) hitung limit s*X(s) saat s menuju nol.</w:t>
+        <w:t xml:space="preserve">C7. Untuk Sistem B, periksa syarat teorema nilai akhir lalu hitung nilai tunak. Cetak: </w:t>
+      </w:r>
+      <w:r>
+        <w:rPr>
+          <w:rFonts w:ascii="Arial" w:hAnsi="Arial" w:cs="Arial"/>
+          <w:b w:val="0"/>
+          <w:i w:val="0"/>
+          <w:sz w:val="22"/>
+        </w:rPr>
+        <w:t xml:space="preserve">x</w:t>
+      </w:r>
+      <w:r>
+        <w:rPr>
+          <w:rFonts w:ascii="Arial" w:hAnsi="Arial" w:cs="Arial"/>
+          <w:b w:val="0"/>
+          <w:i w:val="0"/>
+          <w:sz w:val="22"/>
+          <w:vertAlign w:val="subscript"/>
+        </w:rPr>
+        <w:t xml:space="preserve">tunak</w:t>
+      </w:r>
+      <w:r>
+        <w:rPr>
+          <w:rFonts w:ascii="Arial" w:hAnsi="Arial" w:cs="Arial"/>
+          <w:b w:val="0"/>
+          <w:i w:val="0"/>
+          <w:sz w:val="22"/>
+        </w:rPr>
+        <w:t xml:space="preserve">.</w:t>
+      </w:r>
+    </w:p>
+    <w:p>
+      <w:pPr>
+        <w:spacing w:line="360" w:lineRule="auto" w:after="120"/>
+        <w:jc w:val="both"/>
+      </w:pPr>
+      <w:r>
+        <w:rPr>
+          <w:rFonts w:ascii="Arial" w:hAnsi="Arial" w:cs="Arial"/>
+          <w:b w:val="0"/>
+          <w:i w:val="0"/>
+          <w:sz w:val="22"/>
+        </w:rPr>
+        <w:t xml:space="preserve">–  PETUNJUK: Langkah: 1) cari akar penyebut kuadrat. 2) pastikan seluruhnya di kiri sumbu imajiner. 3) hitung limit s·X(s) saat s menuju nol.</w:t>
       </w:r>
     </w:p>
     <w:p>
@@ -6012,7 +6906,45 @@
           <w:i w:val="0"/>
           <w:sz w:val="22"/>
         </w:rPr>
-        <w:t xml:space="preserve">–  PETUNJUK: Langkah: 1) peroleh z. 2) hitung sqrt(1 - z^2). 3) hitung pi*z/sqrt(1-z^2). 4) Mp = exp(-hasil) lalu kalikan 100.</w:t>
+        <w:t xml:space="preserve">–  PETUNJUK: Langkah: 1) peroleh z. 2) hitung √(1 - z</w:t>
+      </w:r>
+      <w:r>
+        <w:rPr>
+          <w:rFonts w:ascii="Arial" w:hAnsi="Arial" w:cs="Arial"/>
+          <w:b w:val="0"/>
+          <w:i w:val="0"/>
+          <w:sz w:val="22"/>
+          <w:vertAlign w:val="superscript"/>
+        </w:rPr>
+        <w:t xml:space="preserve">2</w:t>
+      </w:r>
+      <w:r>
+        <w:rPr>
+          <w:rFonts w:ascii="Arial" w:hAnsi="Arial" w:cs="Arial"/>
+          <w:b w:val="0"/>
+          <w:i w:val="0"/>
+          <w:sz w:val="22"/>
+        </w:rPr>
+        <w:t xml:space="preserve">). 3) hitung π·z/√(1-z</w:t>
+      </w:r>
+      <w:r>
+        <w:rPr>
+          <w:rFonts w:ascii="Arial" w:hAnsi="Arial" w:cs="Arial"/>
+          <w:b w:val="0"/>
+          <w:i w:val="0"/>
+          <w:sz w:val="22"/>
+          <w:vertAlign w:val="superscript"/>
+        </w:rPr>
+        <w:t xml:space="preserve">2</w:t>
+      </w:r>
+      <w:r>
+        <w:rPr>
+          <w:rFonts w:ascii="Arial" w:hAnsi="Arial" w:cs="Arial"/>
+          <w:b w:val="0"/>
+          <w:i w:val="0"/>
+          <w:sz w:val="22"/>
+        </w:rPr>
+        <w:t xml:space="preserve">). 4) Mp = exp(-hasil) lalu kalikan 100.</w:t>
       </w:r>
     </w:p>
     <w:p>
@@ -6042,37 +6974,75 @@
           <w:i w:val="0"/>
           <w:sz w:val="22"/>
         </w:rPr>
-        <w:t xml:space="preserve">–  PETUNJUK: Langkah: 1) peroleh wn dan z. 2) hitung wd. 3) periode = 2*pi/wd.</w:t>
-      </w:r>
-    </w:p>
-    <w:p>
-      <w:pPr>
-        <w:spacing w:line="360" w:lineRule="auto" w:after="120"/>
-        <w:jc w:val="both"/>
-      </w:pPr>
-      <w:r>
-        <w:rPr>
-          <w:rFonts w:ascii="Arial" w:hAnsi="Arial" w:cs="Arial"/>
-          <w:b w:val="0"/>
-          <w:i w:val="0"/>
-          <w:sz w:val="22"/>
-        </w:rPr>
-        <w:t xml:space="preserve">C10. Untuk Sistem B, hitung decrement logaritmik, yaitu logaritma natural rasio dua puncak berurutan. Cetak: delta.</w:t>
-      </w:r>
-    </w:p>
-    <w:p>
-      <w:pPr>
-        <w:spacing w:line="360" w:lineRule="auto" w:after="120"/>
-        <w:jc w:val="both"/>
-      </w:pPr>
-      <w:r>
-        <w:rPr>
-          <w:rFonts w:ascii="Arial" w:hAnsi="Arial" w:cs="Arial"/>
-          <w:b w:val="0"/>
-          <w:i w:val="0"/>
-          <w:sz w:val="22"/>
-        </w:rPr>
-        <w:t xml:space="preserve">–  PETUNJUK: Langkah: 1) peroleh z. 2) hitung sqrt(1 - z^2). 3) delta = 2*pi*z/sqrt(1-z^2).</w:t>
+        <w:t xml:space="preserve">–  PETUNJUK: Langkah: 1) peroleh wn dan z. 2) hitung wd. 3) periode = 2·π/wd.</w:t>
+      </w:r>
+    </w:p>
+    <w:p>
+      <w:pPr>
+        <w:spacing w:line="360" w:lineRule="auto" w:after="120"/>
+        <w:jc w:val="both"/>
+      </w:pPr>
+      <w:r>
+        <w:rPr>
+          <w:rFonts w:ascii="Arial" w:hAnsi="Arial" w:cs="Arial"/>
+          <w:b w:val="0"/>
+          <w:i w:val="0"/>
+          <w:sz w:val="22"/>
+        </w:rPr>
+        <w:t xml:space="preserve">C10. Untuk Sistem B, hitung decrement logaritmik, yaitu logaritma natural rasio dua puncak berurutan. Cetak: δ.</w:t>
+      </w:r>
+    </w:p>
+    <w:p>
+      <w:pPr>
+        <w:spacing w:line="360" w:lineRule="auto" w:after="120"/>
+        <w:jc w:val="both"/>
+      </w:pPr>
+      <w:r>
+        <w:rPr>
+          <w:rFonts w:ascii="Arial" w:hAnsi="Arial" w:cs="Arial"/>
+          <w:b w:val="0"/>
+          <w:i w:val="0"/>
+          <w:sz w:val="22"/>
+        </w:rPr>
+        <w:t xml:space="preserve">–  PETUNJUK: Langkah: 1) peroleh z. 2) hitung √(1 - z</w:t>
+      </w:r>
+      <w:r>
+        <w:rPr>
+          <w:rFonts w:ascii="Arial" w:hAnsi="Arial" w:cs="Arial"/>
+          <w:b w:val="0"/>
+          <w:i w:val="0"/>
+          <w:sz w:val="22"/>
+          <w:vertAlign w:val="superscript"/>
+        </w:rPr>
+        <w:t xml:space="preserve">2</w:t>
+      </w:r>
+      <w:r>
+        <w:rPr>
+          <w:rFonts w:ascii="Arial" w:hAnsi="Arial" w:cs="Arial"/>
+          <w:b w:val="0"/>
+          <w:i w:val="0"/>
+          <w:sz w:val="22"/>
+        </w:rPr>
+        <w:t xml:space="preserve">). 3) δ = 2·π·z/√(1-z</w:t>
+      </w:r>
+      <w:r>
+        <w:rPr>
+          <w:rFonts w:ascii="Arial" w:hAnsi="Arial" w:cs="Arial"/>
+          <w:b w:val="0"/>
+          <w:i w:val="0"/>
+          <w:sz w:val="22"/>
+          <w:vertAlign w:val="superscript"/>
+        </w:rPr>
+        <w:t xml:space="preserve">2</w:t>
+      </w:r>
+      <w:r>
+        <w:rPr>
+          <w:rFonts w:ascii="Arial" w:hAnsi="Arial" w:cs="Arial"/>
+          <w:b w:val="0"/>
+          <w:i w:val="0"/>
+          <w:sz w:val="22"/>
+        </w:rPr>
+        <w:t xml:space="preserve">).</w:t>
       </w:r>
     </w:p>
     <w:p>
@@ -6103,22 +7073,88 @@
           <w:i w:val="0"/>
           <w:sz w:val="22"/>
         </w:rPr>
-        <w:t xml:space="preserve">C11 (Lanjut). Untuk Sistem B, hitung nilai puncak yang benar-benar dicapai keluaran, dinyatakan dalam satuan x (bukan persen). Cetak: x_puncak.</w:t>
-      </w:r>
-    </w:p>
-    <w:p>
-      <w:pPr>
-        <w:spacing w:line="360" w:lineRule="auto" w:after="120"/>
-        <w:jc w:val="both"/>
-      </w:pPr>
-      <w:r>
-        <w:rPr>
-          <w:rFonts w:ascii="Arial" w:hAnsi="Arial" w:cs="Arial"/>
-          <w:b w:val="0"/>
-          <w:i w:val="0"/>
-          <w:sz w:val="22"/>
-        </w:rPr>
-        <w:t xml:space="preserve">–  PETUNJUK: Langkah: 1) peroleh wn dari suku konstanta. 2) peroleh z dari koefisien s. 3) hitung sqrt(1 - z^2). 4) Mp = exp(-pi*z/sqrt(1-z^2)). 5) hitung nilai tunak dari limit s*X(s). 6) puncak = nilai tunak x (1 + Mp).</w:t>
+        <w:t xml:space="preserve">C11 (Lanjut). Untuk Sistem B, hitung nilai puncak yang benar-benar dicapai keluaran, dinyatakan dalam satuan x (bukan persen). Cetak: </w:t>
+      </w:r>
+      <w:r>
+        <w:rPr>
+          <w:rFonts w:ascii="Arial" w:hAnsi="Arial" w:cs="Arial"/>
+          <w:b w:val="0"/>
+          <w:i w:val="0"/>
+          <w:sz w:val="22"/>
+        </w:rPr>
+        <w:t xml:space="preserve">x</w:t>
+      </w:r>
+      <w:r>
+        <w:rPr>
+          <w:rFonts w:ascii="Arial" w:hAnsi="Arial" w:cs="Arial"/>
+          <w:b w:val="0"/>
+          <w:i w:val="0"/>
+          <w:sz w:val="22"/>
+          <w:vertAlign w:val="subscript"/>
+        </w:rPr>
+        <w:t xml:space="preserve">puncak</w:t>
+      </w:r>
+      <w:r>
+        <w:rPr>
+          <w:rFonts w:ascii="Arial" w:hAnsi="Arial" w:cs="Arial"/>
+          <w:b w:val="0"/>
+          <w:i w:val="0"/>
+          <w:sz w:val="22"/>
+        </w:rPr>
+        <w:t xml:space="preserve">.</w:t>
+      </w:r>
+    </w:p>
+    <w:p>
+      <w:pPr>
+        <w:spacing w:line="360" w:lineRule="auto" w:after="120"/>
+        <w:jc w:val="both"/>
+      </w:pPr>
+      <w:r>
+        <w:rPr>
+          <w:rFonts w:ascii="Arial" w:hAnsi="Arial" w:cs="Arial"/>
+          <w:b w:val="0"/>
+          <w:i w:val="0"/>
+          <w:sz w:val="22"/>
+        </w:rPr>
+        <w:t xml:space="preserve">–  PETUNJUK: Langkah: 1) peroleh wn dari suku konstanta. 2) peroleh z dari koefisien s. 3) hitung √(1 - z</w:t>
+      </w:r>
+      <w:r>
+        <w:rPr>
+          <w:rFonts w:ascii="Arial" w:hAnsi="Arial" w:cs="Arial"/>
+          <w:b w:val="0"/>
+          <w:i w:val="0"/>
+          <w:sz w:val="22"/>
+          <w:vertAlign w:val="superscript"/>
+        </w:rPr>
+        <w:t xml:space="preserve">2</w:t>
+      </w:r>
+      <w:r>
+        <w:rPr>
+          <w:rFonts w:ascii="Arial" w:hAnsi="Arial" w:cs="Arial"/>
+          <w:b w:val="0"/>
+          <w:i w:val="0"/>
+          <w:sz w:val="22"/>
+        </w:rPr>
+        <w:t xml:space="preserve">). 4) Mp = exp(-π·z/√(1-z</w:t>
+      </w:r>
+      <w:r>
+        <w:rPr>
+          <w:rFonts w:ascii="Arial" w:hAnsi="Arial" w:cs="Arial"/>
+          <w:b w:val="0"/>
+          <w:i w:val="0"/>
+          <w:sz w:val="22"/>
+          <w:vertAlign w:val="superscript"/>
+        </w:rPr>
+        <w:t xml:space="preserve">2</w:t>
+      </w:r>
+      <w:r>
+        <w:rPr>
+          <w:rFonts w:ascii="Arial" w:hAnsi="Arial" w:cs="Arial"/>
+          <w:b w:val="0"/>
+          <w:i w:val="0"/>
+          <w:sz w:val="22"/>
+        </w:rPr>
+        <w:t xml:space="preserve">)). 5) hitung nilai tunak dari limit s·X(s). 6) puncak = nilai tunak x (1 + Mp).</w:t>
       </w:r>
     </w:p>
     <w:p>
@@ -6148,97 +7184,285 @@
           <w:i w:val="0"/>
           <w:sz w:val="22"/>
         </w:rPr>
-        <w:t xml:space="preserve">–  PETUNJUK: Langkah: 1) peroleh wn. 2) peroleh z. 3) hitung z x wn. 4) tulis selubung exp(-z*wn*t). 5) samakan dengan 0,05. 6) selesaikan t = ln(20)/(z x wn).</w:t>
-      </w:r>
-    </w:p>
-    <w:p>
-      <w:pPr>
-        <w:spacing w:line="360" w:lineRule="auto" w:after="120"/>
-        <w:jc w:val="both"/>
-      </w:pPr>
-      <w:r>
-        <w:rPr>
-          <w:rFonts w:ascii="Arial" w:hAnsi="Arial" w:cs="Arial"/>
-          <w:b w:val="0"/>
-          <w:i w:val="0"/>
-          <w:sz w:val="22"/>
-        </w:rPr>
-        <w:t xml:space="preserve">C13 (Lanjut). Sistem A dilengkapi dead time 0,5 detik dan dikendalikan proporsional. Cari frekuensi saat total fase mencapai -180 derajat, dalam rad/s. Cetak: w_180.</w:t>
-      </w:r>
-    </w:p>
-    <w:p>
-      <w:pPr>
-        <w:spacing w:line="360" w:lineRule="auto" w:after="120"/>
-        <w:jc w:val="both"/>
-      </w:pPr>
-      <w:r>
-        <w:rPr>
-          <w:rFonts w:ascii="Arial" w:hAnsi="Arial" w:cs="Arial"/>
-          <w:b w:val="0"/>
-          <w:i w:val="0"/>
-          <w:sz w:val="22"/>
-        </w:rPr>
-        <w:t xml:space="preserve">–  PETUNJUK: Langkah: 1) tulis fase orde satu -arctan(w x tau). 2) tulis fase dead time -w x L. 3) jumlahkan keduanya. 4) samakan dengan -pi. 5) susun fungsi f(w) = arctan(2w) + 0,5w - pi. 6) cari akarnya secara numerik, misalnya dengan brentq atau bagi dua.</w:t>
-      </w:r>
-    </w:p>
-    <w:p>
-      <w:pPr>
-        <w:spacing w:line="360" w:lineRule="auto" w:after="120"/>
-        <w:jc w:val="both"/>
-      </w:pPr>
-      <w:r>
-        <w:rPr>
-          <w:rFonts w:ascii="Arial" w:hAnsi="Arial" w:cs="Arial"/>
-          <w:b w:val="0"/>
-          <w:i w:val="0"/>
-          <w:sz w:val="22"/>
-        </w:rPr>
-        <w:t xml:space="preserve">C14 (Lanjut). Dengan frekuensi hasil soal sebelumnya, tentukan Kp maksimum agar Sistem A berdead-time tetap stabil. Cetak: Kp_maks.</w:t>
-      </w:r>
-    </w:p>
-    <w:p>
-      <w:pPr>
-        <w:spacing w:line="360" w:lineRule="auto" w:after="120"/>
-        <w:jc w:val="both"/>
-      </w:pPr>
-      <w:r>
-        <w:rPr>
-          <w:rFonts w:ascii="Arial" w:hAnsi="Arial" w:cs="Arial"/>
-          <w:b w:val="0"/>
-          <w:i w:val="0"/>
-          <w:sz w:val="22"/>
-        </w:rPr>
-        <w:t xml:space="preserve">–  PETUNJUK: Langkah: 1) ambil w hasil soal sebelumnya. 2) hitung w x tau. 3) hitung (w x tau)^2. 4) hitung sqrt(1 + (w*tau)^2). 5) |G| = K dibagi hasil itu. 6) Kp_maks = 1/|G|.</w:t>
-      </w:r>
-    </w:p>
-    <w:p>
-      <w:pPr>
-        <w:spacing w:line="360" w:lineRule="auto" w:after="120"/>
-        <w:jc w:val="both"/>
-      </w:pPr>
-      <w:r>
-        <w:rPr>
-          <w:rFonts w:ascii="Arial" w:hAnsi="Arial" w:cs="Arial"/>
-          <w:b w:val="0"/>
-          <w:i w:val="0"/>
-          <w:sz w:val="22"/>
-        </w:rPr>
-        <w:t xml:space="preserve">C15 (Lanjut). Diberikan Y(s) = 20/(s*(s^2 + 4s + 20)). Lakukan invers Laplace, lalu hitung nilai y pada t = 0,5 detik. Cetak: y(0.5).</w:t>
-      </w:r>
-    </w:p>
-    <w:p>
-      <w:pPr>
-        <w:spacing w:line="360" w:lineRule="auto" w:after="120"/>
-        <w:jc w:val="both"/>
-      </w:pPr>
-      <w:r>
-        <w:rPr>
-          <w:rFonts w:ascii="Arial" w:hAnsi="Arial" w:cs="Arial"/>
-          <w:b w:val="0"/>
-          <w:i w:val="0"/>
-          <w:sz w:val="22"/>
-        </w:rPr>
-        <w:t xml:space="preserve">–  PETUNJUK: Langkah: 1) cari akar s^2+4s+20. 2) tulis a sebagai besar bagian nyata dan b sebagai bagian imajiner. 3) hitung nilai tunak 20/20. 4) susun y(t) = y_ss x (1 - exp(-a t) x (cos(b t) + (a/b) sin(b t))). 5) hitung tiap suku pada t = 0,5. 6) gabungkan menjadi y(0,5).</w:t>
+        <w:t xml:space="preserve">–  PETUNJUK: Langkah: 1) peroleh wn. 2) peroleh z. 3) hitung z x wn. 4) tulis selubung exp(-z·wn·t). 5) samakan dengan 0,05. 6) selesaikan t = ln(20)/(z x wn).</w:t>
+      </w:r>
+    </w:p>
+    <w:p>
+      <w:pPr>
+        <w:spacing w:line="360" w:lineRule="auto" w:after="120"/>
+        <w:jc w:val="both"/>
+      </w:pPr>
+      <w:r>
+        <w:rPr>
+          <w:rFonts w:ascii="Arial" w:hAnsi="Arial" w:cs="Arial"/>
+          <w:b w:val="0"/>
+          <w:i w:val="0"/>
+          <w:sz w:val="22"/>
+        </w:rPr>
+        <w:t xml:space="preserve">C13 (Lanjut). Sistem A dilengkapi dead time 0,5 detik dan dikendalikan proporsional. Cari frekuensi saat total fase mencapai -180 derajat, dalam rad/s. Cetak: </w:t>
+      </w:r>
+      <w:r>
+        <w:rPr>
+          <w:rFonts w:ascii="Arial" w:hAnsi="Arial" w:cs="Arial"/>
+          <w:b w:val="0"/>
+          <w:i w:val="0"/>
+          <w:sz w:val="22"/>
+        </w:rPr>
+        <w:t xml:space="preserve">w</w:t>
+      </w:r>
+      <w:r>
+        <w:rPr>
+          <w:rFonts w:ascii="Arial" w:hAnsi="Arial" w:cs="Arial"/>
+          <w:b w:val="0"/>
+          <w:i w:val="0"/>
+          <w:sz w:val="22"/>
+          <w:vertAlign w:val="subscript"/>
+        </w:rPr>
+        <w:t xml:space="preserve">180</w:t>
+      </w:r>
+      <w:r>
+        <w:rPr>
+          <w:rFonts w:ascii="Arial" w:hAnsi="Arial" w:cs="Arial"/>
+          <w:b w:val="0"/>
+          <w:i w:val="0"/>
+          <w:sz w:val="22"/>
+        </w:rPr>
+        <w:t xml:space="preserve">.</w:t>
+      </w:r>
+    </w:p>
+    <w:p>
+      <w:pPr>
+        <w:spacing w:line="360" w:lineRule="auto" w:after="120"/>
+        <w:jc w:val="both"/>
+      </w:pPr>
+      <w:r>
+        <w:rPr>
+          <w:rFonts w:ascii="Arial" w:hAnsi="Arial" w:cs="Arial"/>
+          <w:b w:val="0"/>
+          <w:i w:val="0"/>
+          <w:sz w:val="22"/>
+        </w:rPr>
+        <w:t xml:space="preserve">–  PETUNJUK: Langkah: 1) tulis fase orde satu -arctan(w x τ). 2) tulis fase dead time -w x L. 3) jumlahkan keduanya. 4) samakan dengan -π. 5) susun fungsi f(w) = arctan(2w) + 0,5w - π. 6) cari akarnya secara numerik, misalnya dengan brentq atau bagi dua.</w:t>
+      </w:r>
+    </w:p>
+    <w:p>
+      <w:pPr>
+        <w:spacing w:line="360" w:lineRule="auto" w:after="120"/>
+        <w:jc w:val="both"/>
+      </w:pPr>
+      <w:r>
+        <w:rPr>
+          <w:rFonts w:ascii="Arial" w:hAnsi="Arial" w:cs="Arial"/>
+          <w:b w:val="0"/>
+          <w:i w:val="0"/>
+          <w:sz w:val="22"/>
+        </w:rPr>
+        <w:t xml:space="preserve">C14 (Lanjut). Dengan frekuensi hasil soal sebelumnya, tentukan Kp maksimum agar Sistem A berdead-time tetap stabil. Cetak: </w:t>
+      </w:r>
+      <w:r>
+        <w:rPr>
+          <w:rFonts w:ascii="Arial" w:hAnsi="Arial" w:cs="Arial"/>
+          <w:b w:val="0"/>
+          <w:i w:val="0"/>
+          <w:sz w:val="22"/>
+        </w:rPr>
+        <w:t xml:space="preserve">Kp</w:t>
+      </w:r>
+      <w:r>
+        <w:rPr>
+          <w:rFonts w:ascii="Arial" w:hAnsi="Arial" w:cs="Arial"/>
+          <w:b w:val="0"/>
+          <w:i w:val="0"/>
+          <w:sz w:val="22"/>
+          <w:vertAlign w:val="subscript"/>
+        </w:rPr>
+        <w:t xml:space="preserve">maks</w:t>
+      </w:r>
+      <w:r>
+        <w:rPr>
+          <w:rFonts w:ascii="Arial" w:hAnsi="Arial" w:cs="Arial"/>
+          <w:b w:val="0"/>
+          <w:i w:val="0"/>
+          <w:sz w:val="22"/>
+        </w:rPr>
+        <w:t xml:space="preserve">.</w:t>
+      </w:r>
+    </w:p>
+    <w:p>
+      <w:pPr>
+        <w:spacing w:line="360" w:lineRule="auto" w:after="120"/>
+        <w:jc w:val="both"/>
+      </w:pPr>
+      <w:r>
+        <w:rPr>
+          <w:rFonts w:ascii="Arial" w:hAnsi="Arial" w:cs="Arial"/>
+          <w:b w:val="0"/>
+          <w:i w:val="0"/>
+          <w:sz w:val="22"/>
+        </w:rPr>
+        <w:t xml:space="preserve">–  PETUNJUK: Langkah: 1) ambil w hasil soal sebelumnya. 2) hitung w x τ. 3) hitung (w x τ)</w:t>
+      </w:r>
+      <w:r>
+        <w:rPr>
+          <w:rFonts w:ascii="Arial" w:hAnsi="Arial" w:cs="Arial"/>
+          <w:b w:val="0"/>
+          <w:i w:val="0"/>
+          <w:sz w:val="22"/>
+          <w:vertAlign w:val="superscript"/>
+        </w:rPr>
+        <w:t xml:space="preserve">2</w:t>
+      </w:r>
+      <w:r>
+        <w:rPr>
+          <w:rFonts w:ascii="Arial" w:hAnsi="Arial" w:cs="Arial"/>
+          <w:b w:val="0"/>
+          <w:i w:val="0"/>
+          <w:sz w:val="22"/>
+        </w:rPr>
+        <w:t xml:space="preserve">. 4) hitung √(1 + (w·τ)</w:t>
+      </w:r>
+      <w:r>
+        <w:rPr>
+          <w:rFonts w:ascii="Arial" w:hAnsi="Arial" w:cs="Arial"/>
+          <w:b w:val="0"/>
+          <w:i w:val="0"/>
+          <w:sz w:val="22"/>
+          <w:vertAlign w:val="superscript"/>
+        </w:rPr>
+        <w:t xml:space="preserve">2</w:t>
+      </w:r>
+      <w:r>
+        <w:rPr>
+          <w:rFonts w:ascii="Arial" w:hAnsi="Arial" w:cs="Arial"/>
+          <w:b w:val="0"/>
+          <w:i w:val="0"/>
+          <w:sz w:val="22"/>
+        </w:rPr>
+        <w:t xml:space="preserve">). 5) |G| = K dibagi hasil itu. 6) </w:t>
+      </w:r>
+      <w:r>
+        <w:rPr>
+          <w:rFonts w:ascii="Arial" w:hAnsi="Arial" w:cs="Arial"/>
+          <w:b w:val="0"/>
+          <w:i w:val="0"/>
+          <w:sz w:val="22"/>
+        </w:rPr>
+        <w:t xml:space="preserve">Kp</w:t>
+      </w:r>
+      <w:r>
+        <w:rPr>
+          <w:rFonts w:ascii="Arial" w:hAnsi="Arial" w:cs="Arial"/>
+          <w:b w:val="0"/>
+          <w:i w:val="0"/>
+          <w:sz w:val="22"/>
+          <w:vertAlign w:val="subscript"/>
+        </w:rPr>
+        <w:t xml:space="preserve">maks</w:t>
+      </w:r>
+      <w:r>
+        <w:rPr>
+          <w:rFonts w:ascii="Arial" w:hAnsi="Arial" w:cs="Arial"/>
+          <w:b w:val="0"/>
+          <w:i w:val="0"/>
+          <w:sz w:val="22"/>
+        </w:rPr>
+        <w:t xml:space="preserve"> = 1/|G|.</w:t>
+      </w:r>
+    </w:p>
+    <w:p>
+      <w:pPr>
+        <w:spacing w:line="360" w:lineRule="auto" w:after="120"/>
+        <w:jc w:val="both"/>
+      </w:pPr>
+      <w:r>
+        <w:rPr>
+          <w:rFonts w:ascii="Arial" w:hAnsi="Arial" w:cs="Arial"/>
+          <w:b w:val="0"/>
+          <w:i w:val="0"/>
+          <w:sz w:val="22"/>
+        </w:rPr>
+        <w:t xml:space="preserve">C15 (Lanjut). Diberikan Y(s) = 20/(s·(s</w:t>
+      </w:r>
+      <w:r>
+        <w:rPr>
+          <w:rFonts w:ascii="Arial" w:hAnsi="Arial" w:cs="Arial"/>
+          <w:b w:val="0"/>
+          <w:i w:val="0"/>
+          <w:sz w:val="22"/>
+          <w:vertAlign w:val="superscript"/>
+        </w:rPr>
+        <w:t xml:space="preserve">2</w:t>
+      </w:r>
+      <w:r>
+        <w:rPr>
+          <w:rFonts w:ascii="Arial" w:hAnsi="Arial" w:cs="Arial"/>
+          <w:b w:val="0"/>
+          <w:i w:val="0"/>
+          <w:sz w:val="22"/>
+        </w:rPr>
+        <w:t xml:space="preserve"> + 4s + 20)). Lakukan invers Laplace, lalu hitung nilai y pada t = 0,5 detik. Cetak: y(0.5).</w:t>
+      </w:r>
+    </w:p>
+    <w:p>
+      <w:pPr>
+        <w:spacing w:line="360" w:lineRule="auto" w:after="120"/>
+        <w:jc w:val="both"/>
+      </w:pPr>
+      <w:r>
+        <w:rPr>
+          <w:rFonts w:ascii="Arial" w:hAnsi="Arial" w:cs="Arial"/>
+          <w:b w:val="0"/>
+          <w:i w:val="0"/>
+          <w:sz w:val="22"/>
+        </w:rPr>
+        <w:t xml:space="preserve">–  PETUNJUK: Langkah: 1) cari akar s</w:t>
+      </w:r>
+      <w:r>
+        <w:rPr>
+          <w:rFonts w:ascii="Arial" w:hAnsi="Arial" w:cs="Arial"/>
+          <w:b w:val="0"/>
+          <w:i w:val="0"/>
+          <w:sz w:val="22"/>
+          <w:vertAlign w:val="superscript"/>
+        </w:rPr>
+        <w:t xml:space="preserve">2</w:t>
+      </w:r>
+      <w:r>
+        <w:rPr>
+          <w:rFonts w:ascii="Arial" w:hAnsi="Arial" w:cs="Arial"/>
+          <w:b w:val="0"/>
+          <w:i w:val="0"/>
+          <w:sz w:val="22"/>
+        </w:rPr>
+        <w:t xml:space="preserve">+4s+20. 2) tulis a sebagai besar bagian nyata dan b sebagai bagian imajiner. 3) hitung nilai tunak 20/20. 4) susun y(t) = </w:t>
+      </w:r>
+      <w:r>
+        <w:rPr>
+          <w:rFonts w:ascii="Arial" w:hAnsi="Arial" w:cs="Arial"/>
+          <w:b w:val="0"/>
+          <w:i w:val="0"/>
+          <w:sz w:val="22"/>
+        </w:rPr>
+        <w:t xml:space="preserve">y</w:t>
+      </w:r>
+      <w:r>
+        <w:rPr>
+          <w:rFonts w:ascii="Arial" w:hAnsi="Arial" w:cs="Arial"/>
+          <w:b w:val="0"/>
+          <w:i w:val="0"/>
+          <w:sz w:val="22"/>
+          <w:vertAlign w:val="subscript"/>
+        </w:rPr>
+        <w:t xml:space="preserve">ss</w:t>
+      </w:r>
+      <w:r>
+        <w:rPr>
+          <w:rFonts w:ascii="Arial" w:hAnsi="Arial" w:cs="Arial"/>
+          <w:b w:val="0"/>
+          <w:i w:val="0"/>
+          <w:sz w:val="22"/>
+        </w:rPr>
+        <w:t xml:space="preserve"> x (1 - exp(-a t) x (cos(b t) + (a/b) sin(b t))). 5) hitung tiap suku pada t = 0,5. 6) gabungkan menjadi y(0,5).</w:t>
       </w:r>
     </w:p>
     <w:p>

--- a/Sistem-Kendali-Cerdas/Modul-Word/Modul-3-Transformasi-Laplace-untuk-Sistem-Dinamik.docx
+++ b/Sistem-Kendali-Cerdas/Modul-Word/Modul-3-Transformasi-Laplace-untuk-Sistem-Dinamik.docx
@@ -4247,6 +4247,15 @@
         </w:rPr>
         <w:t xml:space="preserve">Kekeliruan yang paling sering muncul justru bukan pada perhitungannya melainkan pada penafsirannya: memperlakukan hasil analisis linier sebagai kebenaran mutlak. Hasil itu perkiraan yang sangat berguna, dan kegunaannya bertahan selama batas keberlakuannya diingat.</w:t>
       </w:r>
+      <w:r>
+        <w:rPr>
+          <w:rFonts w:ascii="Arial" w:hAnsi="Arial" w:cs="Arial"/>
+          <w:b w:val="0"/>
+          <w:i w:val="0"/>
+          <w:sz w:val="22"/>
+        </w:rPr>
+        <w:t xml:space="preserve"> Hubungan ini dirangkum dalam Persamaan (9).</w:t>
+      </w:r>
     </w:p>
     <w:p>
       <w:pPr>
@@ -4262,6 +4271,16 @@
           <w:sz w:val="22"/>
         </w:rPr>
         <w:t xml:space="preserve">linier di sekitar titik kerja + parameter tetap = syarat berlakunya seluruh analisis</w:t>
+      </w:r>
+      <w:r>
+        <w:rPr>
+          <w:rFonts w:ascii="Arial" w:hAnsi="Arial" w:cs="Arial"/>
+          <w:b/>
+          <w:i/>
+          <w:color w:val="305496"/>
+          <w:sz w:val="22"/>
+        </w:rPr>
+        <w:t xml:space="preserve">   (9)</w:t>
       </w:r>
     </w:p>
     <w:p>
@@ -4308,7 +4327,7 @@
           <w:i w:val="0"/>
           <w:sz w:val="22"/>
         </w:rPr>
-        <w:t xml:space="preserve"> Hubungan ini dirangkum dalam Persamaan (9).</w:t>
+        <w:t xml:space="preserve"> Bentuk ringkasnya dituliskan pada Persamaan (10).</w:t>
       </w:r>
     </w:p>
     <w:p>
@@ -4349,7 +4368,7 @@
           <w:color w:val="305496"/>
           <w:sz w:val="22"/>
         </w:rPr>
-        <w:t xml:space="preserve">   (9)</w:t>
+        <w:t xml:space="preserve">   (10)</w:t>
       </w:r>
     </w:p>
     <w:p>
@@ -4373,7 +4392,7 @@
           <w:i w:val="0"/>
           <w:sz w:val="22"/>
         </w:rPr>
-        <w:t xml:space="preserve"> Bentuk ringkasnya dituliskan pada Persamaan (10).</w:t>
+        <w:t xml:space="preserve"> Persamaan (11) memadatkan aturan tersebut.</w:t>
       </w:r>
     </w:p>
     <w:p>
@@ -4414,7 +4433,7 @@
           <w:color w:val="305496"/>
           <w:sz w:val="22"/>
         </w:rPr>
-        <w:t xml:space="preserve">   (10)</w:t>
+        <w:t xml:space="preserve">   (11)</w:t>
       </w:r>
     </w:p>
     <w:p>
@@ -4438,7 +4457,7 @@
           <w:i w:val="0"/>
           <w:sz w:val="22"/>
         </w:rPr>
-        <w:t xml:space="preserve"> Persamaan (11) memadatkan aturan tersebut.</w:t>
+        <w:t xml:space="preserve"> Rangkuman kuantitatifnya tertulis pada Persamaan (12).</w:t>
       </w:r>
     </w:p>
     <w:p>
@@ -4479,7 +4498,7 @@
           <w:color w:val="305496"/>
           <w:sz w:val="22"/>
         </w:rPr>
-        <w:t xml:space="preserve">   (11)</w:t>
+        <w:t xml:space="preserve">   (12)</w:t>
       </w:r>
     </w:p>
     <w:p>
@@ -4503,7 +4522,7 @@
           <w:i w:val="0"/>
           <w:sz w:val="22"/>
         </w:rPr>
-        <w:t xml:space="preserve"> Rangkuman kuantitatifnya tertulis pada Persamaan (12).</w:t>
+        <w:t xml:space="preserve"> Hubungan ini dirangkum dalam Persamaan (13).</w:t>
       </w:r>
     </w:p>
     <w:p>
@@ -4544,7 +4563,7 @@
           <w:color w:val="305496"/>
           <w:sz w:val="22"/>
         </w:rPr>
-        <w:t xml:space="preserve">   (12)</w:t>
+        <w:t xml:space="preserve">   (13)</w:t>
       </w:r>
     </w:p>
     <w:p>
@@ -4568,7 +4587,7 @@
           <w:i w:val="0"/>
           <w:sz w:val="22"/>
         </w:rPr>
-        <w:t xml:space="preserve"> Hubungan ini dirangkum dalam Persamaan (13).</w:t>
+        <w:t xml:space="preserve"> Bentuk ringkasnya dituliskan pada Persamaan (14).</w:t>
       </w:r>
     </w:p>
     <w:p>
@@ -4609,7 +4628,7 @@
           <w:color w:val="305496"/>
           <w:sz w:val="22"/>
         </w:rPr>
-        <w:t xml:space="preserve">   (13)</w:t>
+        <w:t xml:space="preserve">   (14)</w:t>
       </w:r>
     </w:p>
     <w:p>
@@ -4633,7 +4652,7 @@
           <w:i w:val="0"/>
           <w:sz w:val="22"/>
         </w:rPr>
-        <w:t xml:space="preserve"> Bentuk ringkasnya dituliskan pada Persamaan (14).</w:t>
+        <w:t xml:space="preserve"> Persamaan (15) memadatkan aturan tersebut.</w:t>
       </w:r>
     </w:p>
     <w:p>
@@ -4674,7 +4693,7 @@
           <w:color w:val="305496"/>
           <w:sz w:val="22"/>
         </w:rPr>
-        <w:t xml:space="preserve">   (14)</w:t>
+        <w:t xml:space="preserve">   (15)</w:t>
       </w:r>
     </w:p>
     <w:p>
@@ -4713,7 +4732,7 @@
           <w:i w:val="0"/>
           <w:sz w:val="22"/>
         </w:rPr>
-        <w:t xml:space="preserve"> Persamaan (15) memadatkan aturan tersebut.</w:t>
+        <w:t xml:space="preserve"> Rangkuman kuantitatifnya tertulis pada Persamaan (16).</w:t>
       </w:r>
     </w:p>
     <w:p>
@@ -4813,7 +4832,7 @@
           <w:color w:val="305496"/>
           <w:sz w:val="22"/>
         </w:rPr>
-        <w:t xml:space="preserve">   (15)</w:t>
+        <w:t xml:space="preserve">   (16)</w:t>
       </w:r>
     </w:p>
     <w:p>
@@ -4837,7 +4856,7 @@
           <w:i w:val="0"/>
           <w:sz w:val="22"/>
         </w:rPr>
-        <w:t xml:space="preserve"> Rangkuman kuantitatifnya tertulis pada Persamaan (16).</w:t>
+        <w:t xml:space="preserve"> Hubungan ini dirangkum dalam Persamaan (17).</w:t>
       </w:r>
     </w:p>
     <w:p>
@@ -4899,7 +4918,7 @@
           <w:color w:val="305496"/>
           <w:sz w:val="22"/>
         </w:rPr>
-        <w:t xml:space="preserve">   (16)</w:t>
+        <w:t xml:space="preserve">   (17)</w:t>
       </w:r>
     </w:p>
     <w:p>
@@ -4923,7 +4942,7 @@
           <w:i w:val="0"/>
           <w:sz w:val="22"/>
         </w:rPr>
-        <w:t xml:space="preserve"> Hubungan ini dirangkum dalam Persamaan (17).</w:t>
+        <w:t xml:space="preserve"> Bentuk ringkasnya dituliskan pada Persamaan (18).</w:t>
       </w:r>
     </w:p>
     <w:p>
@@ -4985,7 +5004,7 @@
           <w:color w:val="305496"/>
           <w:sz w:val="22"/>
         </w:rPr>
-        <w:t xml:space="preserve">   (17)</w:t>
+        <w:t xml:space="preserve">   (18)</w:t>
       </w:r>
     </w:p>
     <w:p>
@@ -5009,7 +5028,7 @@
           <w:i w:val="0"/>
           <w:sz w:val="22"/>
         </w:rPr>
-        <w:t xml:space="preserve"> Bentuk ringkasnya dituliskan pada Persamaan (18).</w:t>
+        <w:t xml:space="preserve"> Persamaan (19) memadatkan aturan tersebut.</w:t>
       </w:r>
     </w:p>
     <w:p>
@@ -5050,7 +5069,7 @@
           <w:color w:val="305496"/>
           <w:sz w:val="22"/>
         </w:rPr>
-        <w:t xml:space="preserve">   (18)</w:t>
+        <w:t xml:space="preserve">   (19)</w:t>
       </w:r>
     </w:p>
     <w:p>
@@ -5074,7 +5093,7 @@
           <w:i w:val="0"/>
           <w:sz w:val="22"/>
         </w:rPr>
-        <w:t xml:space="preserve"> Persamaan (19) memadatkan aturan tersebut.</w:t>
+        <w:t xml:space="preserve"> Rangkuman kuantitatifnya tertulis pada Persamaan (20).</w:t>
       </w:r>
     </w:p>
     <w:p>
@@ -5115,7 +5134,7 @@
           <w:color w:val="305496"/>
           <w:sz w:val="22"/>
         </w:rPr>
-        <w:t xml:space="preserve">   (19)</w:t>
+        <w:t xml:space="preserve">   (20)</w:t>
       </w:r>
     </w:p>
     <w:p>

--- a/Sistem-Kendali-Cerdas/Modul-Word/Modul-3-Transformasi-Laplace-untuk-Sistem-Dinamik.docx
+++ b/Sistem-Kendali-Cerdas/Modul-Word/Modul-3-Transformasi-Laplace-untuk-Sistem-Dinamik.docx
@@ -2835,8 +2835,11 @@
     </w:p>
     <w:p>
       <w:pPr>
+        <w:tabs>
+          <w:tab w:val="center" w:pos="4393"/>
+          <w:tab w:val="right" w:pos="8787"/>
+        </w:tabs>
         <w:spacing w:before="40" w:after="120"/>
-        <w:jc w:val="center"/>
       </w:pPr>
       <w:r>
         <w:rPr>
@@ -2846,7 +2849,7 @@
           <w:color w:val="305496"/>
           <w:sz w:val="22"/>
         </w:rPr>
-        <w:t xml:space="preserve">F(s) = </w:t>
+        <w:tab/>
       </w:r>
       <w:r>
         <w:rPr>
@@ -2856,7 +2859,7 @@
           <w:color w:val="305496"/>
           <w:sz w:val="22"/>
         </w:rPr>
-        <w:t xml:space="preserve">∫</w:t>
+        <w:t xml:space="preserve">F(s) = </w:t>
       </w:r>
       <w:r>
         <w:rPr>
@@ -2865,9 +2868,8 @@
           <w:i/>
           <w:color w:val="305496"/>
           <w:sz w:val="22"/>
-          <w:vertAlign w:val="subscript"/>
-        </w:rPr>
-        <w:t xml:space="preserve">0</w:t>
+        </w:rPr>
+        <w:t xml:space="preserve">∫</w:t>
       </w:r>
       <w:r>
         <w:rPr>
@@ -2876,9 +2878,9 @@
           <w:i/>
           <w:color w:val="305496"/>
           <w:sz w:val="22"/>
-          <w:vertAlign w:val="superscript"/>
-        </w:rPr>
-        <w:t xml:space="preserve">∞</w:t>
+          <w:vertAlign w:val="subscript"/>
+        </w:rPr>
+        <w:t xml:space="preserve">0</w:t>
       </w:r>
       <w:r>
         <w:rPr>
@@ -2887,8 +2889,9 @@
           <w:i/>
           <w:color w:val="305496"/>
           <w:sz w:val="22"/>
-        </w:rPr>
-        <w:t xml:space="preserve"> f(t)·exp(-st) dt   |   L{f·g} = F(s)·G(s)</w:t>
+          <w:vertAlign w:val="superscript"/>
+        </w:rPr>
+        <w:t xml:space="preserve">∞</w:t>
       </w:r>
       <w:r>
         <w:rPr>
@@ -2898,7 +2901,18 @@
           <w:color w:val="305496"/>
           <w:sz w:val="22"/>
         </w:rPr>
-        <w:t xml:space="preserve">   (1)</w:t>
+        <w:t xml:space="preserve"> f(t)·exp(-st) dt   |   L{f·g} = F(s)·G(s)</w:t>
+      </w:r>
+      <w:r>
+        <w:rPr>
+          <w:rFonts w:ascii="Arial" w:hAnsi="Arial" w:cs="Arial"/>
+          <w:b/>
+          <w:i/>
+          <w:color w:val="305496"/>
+          <w:sz w:val="22"/>
+        </w:rPr>
+        <w:tab/>
+        <w:t xml:space="preserve">(1)</w:t>
       </w:r>
     </w:p>
     <w:p>
@@ -3007,8 +3021,11 @@
     </w:p>
     <w:p>
       <w:pPr>
+        <w:tabs>
+          <w:tab w:val="center" w:pos="4393"/>
+          <w:tab w:val="right" w:pos="8787"/>
+        </w:tabs>
         <w:spacing w:before="40" w:after="120"/>
-        <w:jc w:val="center"/>
       </w:pPr>
       <w:r>
         <w:rPr>
@@ -3018,7 +3035,7 @@
           <w:color w:val="305496"/>
           <w:sz w:val="22"/>
         </w:rPr>
-        <w:t xml:space="preserve">L{x'} = sX(s) - x(0)   |   L{x''} = s</w:t>
+        <w:tab/>
       </w:r>
       <w:r>
         <w:rPr>
@@ -3027,9 +3044,8 @@
           <w:i/>
           <w:color w:val="305496"/>
           <w:sz w:val="22"/>
-          <w:vertAlign w:val="superscript"/>
-        </w:rPr>
-        <w:t xml:space="preserve">2</w:t>
+        </w:rPr>
+        <w:t xml:space="preserve">L{x'} = sX(s) - x(0)   |   L{x''} = s</w:t>
       </w:r>
       <w:r>
         <w:rPr>
@@ -3038,8 +3054,9 @@
           <w:i/>
           <w:color w:val="305496"/>
           <w:sz w:val="22"/>
-        </w:rPr>
-        <w:t xml:space="preserve">·X(s) - s·x(0) - x'(0)   |   L{f(t-L)} = exp(-Ls)·F(s)</w:t>
+          <w:vertAlign w:val="superscript"/>
+        </w:rPr>
+        <w:t xml:space="preserve">2</w:t>
       </w:r>
       <w:r>
         <w:rPr>
@@ -3049,7 +3066,18 @@
           <w:color w:val="305496"/>
           <w:sz w:val="22"/>
         </w:rPr>
-        <w:t xml:space="preserve">   (2)</w:t>
+        <w:t xml:space="preserve">·X(s) - s·x(0) - x'(0)   |   L{f(t-L)} = exp(-Ls)·F(s)</w:t>
+      </w:r>
+      <w:r>
+        <w:rPr>
+          <w:rFonts w:ascii="Arial" w:hAnsi="Arial" w:cs="Arial"/>
+          <w:b/>
+          <w:i/>
+          <w:color w:val="305496"/>
+          <w:sz w:val="22"/>
+        </w:rPr>
+        <w:tab/>
+        <w:t xml:space="preserve">(2)</w:t>
       </w:r>
     </w:p>
     <w:p>
@@ -3211,8 +3239,11 @@
     </w:p>
     <w:p>
       <w:pPr>
+        <w:tabs>
+          <w:tab w:val="center" w:pos="4393"/>
+          <w:tab w:val="right" w:pos="8787"/>
+        </w:tabs>
         <w:spacing w:before="40" w:after="120"/>
-        <w:jc w:val="center"/>
       </w:pPr>
       <w:r>
         <w:rPr>
@@ -3222,7 +3253,7 @@
           <w:color w:val="305496"/>
           <w:sz w:val="22"/>
         </w:rPr>
-        <w:t xml:space="preserve">Y(s) = sum </w:t>
+        <w:tab/>
       </w:r>
       <w:r>
         <w:rPr>
@@ -3232,7 +3263,7 @@
           <w:color w:val="305496"/>
           <w:sz w:val="22"/>
         </w:rPr>
-        <w:t xml:space="preserve">A</w:t>
+        <w:t xml:space="preserve">Y(s) = sum </w:t>
       </w:r>
       <w:r>
         <w:rPr>
@@ -3241,9 +3272,8 @@
           <w:i/>
           <w:color w:val="305496"/>
           <w:sz w:val="22"/>
-          <w:vertAlign w:val="subscript"/>
-        </w:rPr>
-        <w:t xml:space="preserve">i</w:t>
+        </w:rPr>
+        <w:t xml:space="preserve">A</w:t>
       </w:r>
       <w:r>
         <w:rPr>
@@ -3252,8 +3282,9 @@
           <w:i/>
           <w:color w:val="305496"/>
           <w:sz w:val="22"/>
-        </w:rPr>
-        <w:t xml:space="preserve">/(s - </w:t>
+          <w:vertAlign w:val="subscript"/>
+        </w:rPr>
+        <w:t xml:space="preserve">i</w:t>
       </w:r>
       <w:r>
         <w:rPr>
@@ -3263,7 +3294,7 @@
           <w:color w:val="305496"/>
           <w:sz w:val="22"/>
         </w:rPr>
-        <w:t xml:space="preserve">p</w:t>
+        <w:t xml:space="preserve">/(s - </w:t>
       </w:r>
       <w:r>
         <w:rPr>
@@ -3272,9 +3303,8 @@
           <w:i/>
           <w:color w:val="305496"/>
           <w:sz w:val="22"/>
-          <w:vertAlign w:val="subscript"/>
-        </w:rPr>
-        <w:t xml:space="preserve">i</w:t>
+        </w:rPr>
+        <w:t xml:space="preserve">p</w:t>
       </w:r>
       <w:r>
         <w:rPr>
@@ -3283,8 +3313,9 @@
           <w:i/>
           <w:color w:val="305496"/>
           <w:sz w:val="22"/>
-        </w:rPr>
-        <w:t xml:space="preserve">)   |   </w:t>
+          <w:vertAlign w:val="subscript"/>
+        </w:rPr>
+        <w:t xml:space="preserve">i</w:t>
       </w:r>
       <w:r>
         <w:rPr>
@@ -3294,7 +3325,7 @@
           <w:color w:val="305496"/>
           <w:sz w:val="22"/>
         </w:rPr>
-        <w:t xml:space="preserve">A</w:t>
+        <w:t xml:space="preserve">)   |   </w:t>
       </w:r>
       <w:r>
         <w:rPr>
@@ -3303,9 +3334,8 @@
           <w:i/>
           <w:color w:val="305496"/>
           <w:sz w:val="22"/>
-          <w:vertAlign w:val="subscript"/>
-        </w:rPr>
-        <w:t xml:space="preserve">i</w:t>
+        </w:rPr>
+        <w:t xml:space="preserve">A</w:t>
       </w:r>
       <w:r>
         <w:rPr>
@@ -3314,8 +3344,9 @@
           <w:i/>
           <w:color w:val="305496"/>
           <w:sz w:val="22"/>
-        </w:rPr>
-        <w:t xml:space="preserve"> = [(s - </w:t>
+          <w:vertAlign w:val="subscript"/>
+        </w:rPr>
+        <w:t xml:space="preserve">i</w:t>
       </w:r>
       <w:r>
         <w:rPr>
@@ -3325,7 +3356,7 @@
           <w:color w:val="305496"/>
           <w:sz w:val="22"/>
         </w:rPr>
-        <w:t xml:space="preserve">p</w:t>
+        <w:t xml:space="preserve"> = [(s - </w:t>
       </w:r>
       <w:r>
         <w:rPr>
@@ -3334,9 +3365,8 @@
           <w:i/>
           <w:color w:val="305496"/>
           <w:sz w:val="22"/>
-          <w:vertAlign w:val="subscript"/>
-        </w:rPr>
-        <w:t xml:space="preserve">i</w:t>
+        </w:rPr>
+        <w:t xml:space="preserve">p</w:t>
       </w:r>
       <w:r>
         <w:rPr>
@@ -3345,8 +3375,9 @@
           <w:i/>
           <w:color w:val="305496"/>
           <w:sz w:val="22"/>
-        </w:rPr>
-        <w:t xml:space="preserve">)·Y(s)] pada s = </w:t>
+          <w:vertAlign w:val="subscript"/>
+        </w:rPr>
+        <w:t xml:space="preserve">i</w:t>
       </w:r>
       <w:r>
         <w:rPr>
@@ -3356,7 +3387,7 @@
           <w:color w:val="305496"/>
           <w:sz w:val="22"/>
         </w:rPr>
-        <w:t xml:space="preserve">p</w:t>
+        <w:t xml:space="preserve">)·Y(s)] pada s = </w:t>
       </w:r>
       <w:r>
         <w:rPr>
@@ -3365,9 +3396,8 @@
           <w:i/>
           <w:color w:val="305496"/>
           <w:sz w:val="22"/>
-          <w:vertAlign w:val="subscript"/>
-        </w:rPr>
-        <w:t xml:space="preserve">i</w:t>
+        </w:rPr>
+        <w:t xml:space="preserve">p</w:t>
       </w:r>
       <w:r>
         <w:rPr>
@@ -3376,8 +3406,20 @@
           <w:i/>
           <w:color w:val="305496"/>
           <w:sz w:val="22"/>
-        </w:rPr>
-        <w:t xml:space="preserve">   (3)</w:t>
+          <w:vertAlign w:val="subscript"/>
+        </w:rPr>
+        <w:t xml:space="preserve">i</w:t>
+      </w:r>
+      <w:r>
+        <w:rPr>
+          <w:rFonts w:ascii="Arial" w:hAnsi="Arial" w:cs="Arial"/>
+          <w:b/>
+          <w:i/>
+          <w:color w:val="305496"/>
+          <w:sz w:val="22"/>
+        </w:rPr>
+        <w:tab/>
+        <w:t xml:space="preserve">(3)</w:t>
       </w:r>
     </w:p>
     <w:p>
@@ -3467,8 +3509,11 @@
     </w:p>
     <w:p>
       <w:pPr>
+        <w:tabs>
+          <w:tab w:val="center" w:pos="4393"/>
+          <w:tab w:val="right" w:pos="8787"/>
+        </w:tabs>
         <w:spacing w:before="40" w:after="120"/>
-        <w:jc w:val="center"/>
       </w:pPr>
       <w:r>
         <w:rPr>
@@ -3478,7 +3523,7 @@
           <w:color w:val="305496"/>
           <w:sz w:val="22"/>
         </w:rPr>
-        <w:t xml:space="preserve">stabil ⇔ Re(</w:t>
+        <w:tab/>
       </w:r>
       <w:r>
         <w:rPr>
@@ -3488,7 +3533,7 @@
           <w:color w:val="305496"/>
           <w:sz w:val="22"/>
         </w:rPr>
-        <w:t xml:space="preserve">p</w:t>
+        <w:t xml:space="preserve">stabil ⇔ Re(</w:t>
       </w:r>
       <w:r>
         <w:rPr>
@@ -3497,9 +3542,8 @@
           <w:i/>
           <w:color w:val="305496"/>
           <w:sz w:val="22"/>
-          <w:vertAlign w:val="subscript"/>
-        </w:rPr>
-        <w:t xml:space="preserve">i</w:t>
+        </w:rPr>
+        <w:t xml:space="preserve">p</w:t>
       </w:r>
       <w:r>
         <w:rPr>
@@ -3508,8 +3552,9 @@
           <w:i/>
           <w:color w:val="305496"/>
           <w:sz w:val="22"/>
-        </w:rPr>
-        <w:t xml:space="preserve">) &lt; 0 untuk semua i   |   y(∞) = lim s→0 s·Y(s)</w:t>
+          <w:vertAlign w:val="subscript"/>
+        </w:rPr>
+        <w:t xml:space="preserve">i</w:t>
       </w:r>
       <w:r>
         <w:rPr>
@@ -3519,7 +3564,18 @@
           <w:color w:val="305496"/>
           <w:sz w:val="22"/>
         </w:rPr>
-        <w:t xml:space="preserve">   (4)</w:t>
+        <w:t xml:space="preserve">) &lt; 0 untuk semua i   |   y(∞) = lim s→0 s·Y(s)</w:t>
+      </w:r>
+      <w:r>
+        <w:rPr>
+          <w:rFonts w:ascii="Arial" w:hAnsi="Arial" w:cs="Arial"/>
+          <w:b/>
+          <w:i/>
+          <w:color w:val="305496"/>
+          <w:sz w:val="22"/>
+        </w:rPr>
+        <w:tab/>
+        <w:t xml:space="preserve">(4)</w:t>
       </w:r>
     </w:p>
     <w:p>
@@ -3609,8 +3665,11 @@
     </w:p>
     <w:p>
       <w:pPr>
+        <w:tabs>
+          <w:tab w:val="center" w:pos="4393"/>
+          <w:tab w:val="right" w:pos="8787"/>
+        </w:tabs>
         <w:spacing w:before="40" w:after="120"/>
-        <w:jc w:val="center"/>
       </w:pPr>
       <w:r>
         <w:rPr>
@@ -3620,7 +3679,7 @@
           <w:color w:val="305496"/>
           <w:sz w:val="22"/>
         </w:rPr>
-        <w:t xml:space="preserve">pole -a  ⇒  exp(-a·t), τ = 1/a   |   pole -a +/- jb  ⇒  exp(-a·t)·cos(b·t)</w:t>
+        <w:tab/>
       </w:r>
       <w:r>
         <w:rPr>
@@ -3630,7 +3689,18 @@
           <w:color w:val="305496"/>
           <w:sz w:val="22"/>
         </w:rPr>
-        <w:t xml:space="preserve">   (5)</w:t>
+        <w:t xml:space="preserve">pole -a  ⇒  exp(-a·t), τ = 1/a   |   pole -a +/- jb  ⇒  exp(-a·t)·cos(b·t)</w:t>
+      </w:r>
+      <w:r>
+        <w:rPr>
+          <w:rFonts w:ascii="Arial" w:hAnsi="Arial" w:cs="Arial"/>
+          <w:b/>
+          <w:i/>
+          <w:color w:val="305496"/>
+          <w:sz w:val="22"/>
+        </w:rPr>
+        <w:tab/>
+        <w:t xml:space="preserve">(5)</w:t>
       </w:r>
     </w:p>
     <w:p>
@@ -3792,8 +3862,11 @@
     </w:p>
     <w:p>
       <w:pPr>
+        <w:tabs>
+          <w:tab w:val="center" w:pos="4393"/>
+          <w:tab w:val="right" w:pos="8787"/>
+        </w:tabs>
         <w:spacing w:before="40" w:after="120"/>
-        <w:jc w:val="center"/>
       </w:pPr>
       <w:r>
         <w:rPr>
@@ -3803,7 +3876,7 @@
           <w:color w:val="305496"/>
           <w:sz w:val="22"/>
         </w:rPr>
-        <w:t xml:space="preserve">termal: C·dT/dt = </w:t>
+        <w:tab/>
       </w:r>
       <w:r>
         <w:rPr>
@@ -3813,7 +3886,7 @@
           <w:color w:val="305496"/>
           <w:sz w:val="22"/>
         </w:rPr>
-        <w:t xml:space="preserve">q</w:t>
+        <w:t xml:space="preserve">termal: C·dT/dt = </w:t>
       </w:r>
       <w:r>
         <w:rPr>
@@ -3822,9 +3895,8 @@
           <w:i/>
           <w:color w:val="305496"/>
           <w:sz w:val="22"/>
-          <w:vertAlign w:val="subscript"/>
-        </w:rPr>
-        <w:t xml:space="preserve">in</w:t>
+        </w:rPr>
+        <w:t xml:space="preserve">q</w:t>
       </w:r>
       <w:r>
         <w:rPr>
@@ -3833,8 +3905,9 @@
           <w:i/>
           <w:color w:val="305496"/>
           <w:sz w:val="22"/>
-        </w:rPr>
-        <w:t xml:space="preserve"> - h·(T - </w:t>
+          <w:vertAlign w:val="subscript"/>
+        </w:rPr>
+        <w:t xml:space="preserve">in</w:t>
       </w:r>
       <w:r>
         <w:rPr>
@@ -3844,7 +3917,7 @@
           <w:color w:val="305496"/>
           <w:sz w:val="22"/>
         </w:rPr>
-        <w:t xml:space="preserve">T</w:t>
+        <w:t xml:space="preserve"> - h·(T - </w:t>
       </w:r>
       <w:r>
         <w:rPr>
@@ -3853,9 +3926,8 @@
           <w:i/>
           <w:color w:val="305496"/>
           <w:sz w:val="22"/>
-          <w:vertAlign w:val="subscript"/>
-        </w:rPr>
-        <w:t xml:space="preserve">amb</w:t>
+        </w:rPr>
+        <w:t xml:space="preserve">T</w:t>
       </w:r>
       <w:r>
         <w:rPr>
@@ -3864,8 +3936,9 @@
           <w:i/>
           <w:color w:val="305496"/>
           <w:sz w:val="22"/>
-        </w:rPr>
-        <w:t xml:space="preserve">)  ⇒  G(s) = K/(τ·s + 1)</w:t>
+          <w:vertAlign w:val="subscript"/>
+        </w:rPr>
+        <w:t xml:space="preserve">amb</w:t>
       </w:r>
       <w:r>
         <w:rPr>
@@ -3875,7 +3948,18 @@
           <w:color w:val="305496"/>
           <w:sz w:val="22"/>
         </w:rPr>
-        <w:t xml:space="preserve">   (6)</w:t>
+        <w:t xml:space="preserve">)  ⇒  G(s) = K/(τ·s + 1)</w:t>
+      </w:r>
+      <w:r>
+        <w:rPr>
+          <w:rFonts w:ascii="Arial" w:hAnsi="Arial" w:cs="Arial"/>
+          <w:b/>
+          <w:i/>
+          <w:color w:val="305496"/>
+          <w:sz w:val="22"/>
+        </w:rPr>
+        <w:tab/>
+        <w:t xml:space="preserve">(6)</w:t>
       </w:r>
     </w:p>
     <w:p>
@@ -3965,8 +4049,11 @@
     </w:p>
     <w:p>
       <w:pPr>
+        <w:tabs>
+          <w:tab w:val="center" w:pos="4393"/>
+          <w:tab w:val="right" w:pos="8787"/>
+        </w:tabs>
         <w:spacing w:before="40" w:after="120"/>
-        <w:jc w:val="center"/>
       </w:pPr>
       <w:r>
         <w:rPr>
@@ -3976,7 +4063,7 @@
           <w:color w:val="305496"/>
           <w:sz w:val="22"/>
         </w:rPr>
-        <w:t xml:space="preserve">L{impuls} = 1  ⇒  L{respons impuls} = G(s)   |   konvolusi ↔ perkalian</w:t>
+        <w:tab/>
       </w:r>
       <w:r>
         <w:rPr>
@@ -3986,7 +4073,18 @@
           <w:color w:val="305496"/>
           <w:sz w:val="22"/>
         </w:rPr>
-        <w:t xml:space="preserve">   (7)</w:t>
+        <w:t xml:space="preserve">L{impuls} = 1  ⇒  L{respons impuls} = G(s)   |   konvolusi ↔ perkalian</w:t>
+      </w:r>
+      <w:r>
+        <w:rPr>
+          <w:rFonts w:ascii="Arial" w:hAnsi="Arial" w:cs="Arial"/>
+          <w:b/>
+          <w:i/>
+          <w:color w:val="305496"/>
+          <w:sz w:val="22"/>
+        </w:rPr>
+        <w:tab/>
+        <w:t xml:space="preserve">(7)</w:t>
       </w:r>
     </w:p>
     <w:p>
@@ -4076,8 +4174,11 @@
     </w:p>
     <w:p>
       <w:pPr>
+        <w:tabs>
+          <w:tab w:val="center" w:pos="4393"/>
+          <w:tab w:val="right" w:pos="8787"/>
+        </w:tabs>
         <w:spacing w:before="40" w:after="120"/>
-        <w:jc w:val="center"/>
       </w:pPr>
       <w:r>
         <w:rPr>
@@ -4087,7 +4188,7 @@
           <w:color w:val="305496"/>
           <w:sz w:val="22"/>
         </w:rPr>
-        <w:t xml:space="preserve">y(0+) = lim s→∞ s·Y(s)   |   y(∞) = lim s→0 s·Y(s)</w:t>
+        <w:tab/>
       </w:r>
       <w:r>
         <w:rPr>
@@ -4097,7 +4198,18 @@
           <w:color w:val="305496"/>
           <w:sz w:val="22"/>
         </w:rPr>
-        <w:t xml:space="preserve">   (8)</w:t>
+        <w:t xml:space="preserve">y(0+) = lim s→∞ s·Y(s)   |   y(∞) = lim s→0 s·Y(s)</w:t>
+      </w:r>
+      <w:r>
+        <w:rPr>
+          <w:rFonts w:ascii="Arial" w:hAnsi="Arial" w:cs="Arial"/>
+          <w:b/>
+          <w:i/>
+          <w:color w:val="305496"/>
+          <w:sz w:val="22"/>
+        </w:rPr>
+        <w:tab/>
+        <w:t xml:space="preserve">(8)</w:t>
       </w:r>
     </w:p>
     <w:p>
@@ -4259,8 +4371,11 @@
     </w:p>
     <w:p>
       <w:pPr>
+        <w:tabs>
+          <w:tab w:val="center" w:pos="4393"/>
+          <w:tab w:val="right" w:pos="8787"/>
+        </w:tabs>
         <w:spacing w:before="40" w:after="120"/>
-        <w:jc w:val="center"/>
       </w:pPr>
       <w:r>
         <w:rPr>
@@ -4270,7 +4385,7 @@
           <w:color w:val="305496"/>
           <w:sz w:val="22"/>
         </w:rPr>
-        <w:t xml:space="preserve">linier di sekitar titik kerja + parameter tetap = syarat berlakunya seluruh analisis</w:t>
+        <w:tab/>
       </w:r>
       <w:r>
         <w:rPr>
@@ -4280,7 +4395,18 @@
           <w:color w:val="305496"/>
           <w:sz w:val="22"/>
         </w:rPr>
-        <w:t xml:space="preserve">   (9)</w:t>
+        <w:t xml:space="preserve">linier di sekitar titik kerja + parameter tetap = syarat berlakunya seluruh analisis</w:t>
+      </w:r>
+      <w:r>
+        <w:rPr>
+          <w:rFonts w:ascii="Arial" w:hAnsi="Arial" w:cs="Arial"/>
+          <w:b/>
+          <w:i/>
+          <w:color w:val="305496"/>
+          <w:sz w:val="22"/>
+        </w:rPr>
+        <w:tab/>
+        <w:t xml:space="preserve">(9)</w:t>
       </w:r>
     </w:p>
     <w:p>
@@ -4347,8 +4473,11 @@
     </w:p>
     <w:p>
       <w:pPr>
+        <w:tabs>
+          <w:tab w:val="center" w:pos="4393"/>
+          <w:tab w:val="right" w:pos="8787"/>
+        </w:tabs>
         <w:spacing w:before="40" w:after="120"/>
-        <w:jc w:val="center"/>
       </w:pPr>
       <w:r>
         <w:rPr>
@@ -4358,7 +4487,7 @@
           <w:color w:val="305496"/>
           <w:sz w:val="22"/>
         </w:rPr>
-        <w:t xml:space="preserve">τ·y' + y = K·u,  y(0) = 0</w:t>
+        <w:tab/>
       </w:r>
       <w:r>
         <w:rPr>
@@ -4368,53 +4497,8 @@
           <w:color w:val="305496"/>
           <w:sz w:val="22"/>
         </w:rPr>
-        <w:t xml:space="preserve">   (10)</w:t>
-      </w:r>
-    </w:p>
-    <w:p>
-      <w:pPr>
-        <w:spacing w:line="360" w:lineRule="auto" w:after="120"/>
-        <w:jc w:val="both"/>
-      </w:pPr>
-      <w:r>
-        <w:rPr>
-          <w:rFonts w:ascii="Arial" w:hAnsi="Arial" w:cs="Arial"/>
-          <w:b w:val="0"/>
-          <w:i w:val="0"/>
-          <w:sz w:val="22"/>
-        </w:rPr>
-        <w:t xml:space="preserve">Model orde satu baku dengan gain statik K dan konstanta waktu τ.</w:t>
-      </w:r>
-      <w:r>
-        <w:rPr>
-          <w:rFonts w:ascii="Arial" w:hAnsi="Arial" w:cs="Arial"/>
-          <w:b w:val="0"/>
-          <w:i w:val="0"/>
-          <w:sz w:val="22"/>
-        </w:rPr>
-        <w:t xml:space="preserve"> Persamaan (11) memadatkan aturan tersebut.</w:t>
-      </w:r>
-    </w:p>
-    <w:p>
-      <w:pPr>
-        <w:spacing w:line="360" w:lineRule="auto" w:after="120"/>
-        <w:jc w:val="both"/>
-      </w:pPr>
-      <w:r>
-        <w:rPr>
-          <w:rFonts w:ascii="Arial" w:hAnsi="Arial" w:cs="Arial"/>
-          <w:b w:val="0"/>
-          <w:i w:val="0"/>
-          <w:sz w:val="22"/>
-        </w:rPr>
-        <w:t xml:space="preserve">2. Transformasikan tiap suku</w:t>
-      </w:r>
-    </w:p>
-    <w:p>
-      <w:pPr>
-        <w:spacing w:before="40" w:after="120"/>
-        <w:jc w:val="center"/>
-      </w:pPr>
+        <w:t xml:space="preserve">τ·y' + y = K·u,  y(0) = 0</w:t>
+      </w:r>
       <w:r>
         <w:rPr>
           <w:rFonts w:ascii="Arial" w:hAnsi="Arial" w:cs="Arial"/>
@@ -4423,8 +4507,57 @@
           <w:color w:val="305496"/>
           <w:sz w:val="22"/>
         </w:rPr>
-        <w:t xml:space="preserve">τ·(s·Y - 0) + Y = K·U</w:t>
-      </w:r>
+        <w:tab/>
+        <w:t xml:space="preserve">(10)</w:t>
+      </w:r>
+    </w:p>
+    <w:p>
+      <w:pPr>
+        <w:spacing w:line="360" w:lineRule="auto" w:after="120"/>
+        <w:jc w:val="both"/>
+      </w:pPr>
+      <w:r>
+        <w:rPr>
+          <w:rFonts w:ascii="Arial" w:hAnsi="Arial" w:cs="Arial"/>
+          <w:b w:val="0"/>
+          <w:i w:val="0"/>
+          <w:sz w:val="22"/>
+        </w:rPr>
+        <w:t xml:space="preserve">Model orde satu baku dengan gain statik K dan konstanta waktu τ.</w:t>
+      </w:r>
+      <w:r>
+        <w:rPr>
+          <w:rFonts w:ascii="Arial" w:hAnsi="Arial" w:cs="Arial"/>
+          <w:b w:val="0"/>
+          <w:i w:val="0"/>
+          <w:sz w:val="22"/>
+        </w:rPr>
+        <w:t xml:space="preserve"> Persamaan (11) memadatkan aturan tersebut.</w:t>
+      </w:r>
+    </w:p>
+    <w:p>
+      <w:pPr>
+        <w:spacing w:line="360" w:lineRule="auto" w:after="120"/>
+        <w:jc w:val="both"/>
+      </w:pPr>
+      <w:r>
+        <w:rPr>
+          <w:rFonts w:ascii="Arial" w:hAnsi="Arial" w:cs="Arial"/>
+          <w:b w:val="0"/>
+          <w:i w:val="0"/>
+          <w:sz w:val="22"/>
+        </w:rPr>
+        <w:t xml:space="preserve">2. Transformasikan tiap suku</w:t>
+      </w:r>
+    </w:p>
+    <w:p>
+      <w:pPr>
+        <w:tabs>
+          <w:tab w:val="center" w:pos="4393"/>
+          <w:tab w:val="right" w:pos="8787"/>
+        </w:tabs>
+        <w:spacing w:before="40" w:after="120"/>
+      </w:pPr>
       <w:r>
         <w:rPr>
           <w:rFonts w:ascii="Arial" w:hAnsi="Arial" w:cs="Arial"/>
@@ -4433,53 +4566,8 @@
           <w:color w:val="305496"/>
           <w:sz w:val="22"/>
         </w:rPr>
-        <w:t xml:space="preserve">   (11)</w:t>
-      </w:r>
-    </w:p>
-    <w:p>
-      <w:pPr>
-        <w:spacing w:line="360" w:lineRule="auto" w:after="120"/>
-        <w:jc w:val="both"/>
-      </w:pPr>
-      <w:r>
-        <w:rPr>
-          <w:rFonts w:ascii="Arial" w:hAnsi="Arial" w:cs="Arial"/>
-          <w:b w:val="0"/>
-          <w:i w:val="0"/>
-          <w:sz w:val="22"/>
-        </w:rPr>
-        <w:t xml:space="preserve">Sifat turunan dipakai; kondisi awal nol membuat suku y(0) hilang.</w:t>
-      </w:r>
-      <w:r>
-        <w:rPr>
-          <w:rFonts w:ascii="Arial" w:hAnsi="Arial" w:cs="Arial"/>
-          <w:b w:val="0"/>
-          <w:i w:val="0"/>
-          <w:sz w:val="22"/>
-        </w:rPr>
-        <w:t xml:space="preserve"> Rangkuman kuantitatifnya tertulis pada Persamaan (12).</w:t>
-      </w:r>
-    </w:p>
-    <w:p>
-      <w:pPr>
-        <w:spacing w:line="360" w:lineRule="auto" w:after="120"/>
-        <w:jc w:val="both"/>
-      </w:pPr>
-      <w:r>
-        <w:rPr>
-          <w:rFonts w:ascii="Arial" w:hAnsi="Arial" w:cs="Arial"/>
-          <w:b w:val="0"/>
-          <w:i w:val="0"/>
-          <w:sz w:val="22"/>
-        </w:rPr>
-        <w:t xml:space="preserve">3. Susun fungsi transfer</w:t>
-      </w:r>
-    </w:p>
-    <w:p>
-      <w:pPr>
-        <w:spacing w:before="40" w:after="120"/>
-        <w:jc w:val="center"/>
-      </w:pPr>
+        <w:tab/>
+      </w:r>
       <w:r>
         <w:rPr>
           <w:rFonts w:ascii="Arial" w:hAnsi="Arial" w:cs="Arial"/>
@@ -4488,7 +4576,7 @@
           <w:color w:val="305496"/>
           <w:sz w:val="22"/>
         </w:rPr>
-        <w:t xml:space="preserve">Y/U = K/(τ·s + 1)</w:t>
+        <w:t xml:space="preserve">τ·(s·Y - 0) + Y = K·U</w:t>
       </w:r>
       <w:r>
         <w:rPr>
@@ -4498,52 +4586,56 @@
           <w:color w:val="305496"/>
           <w:sz w:val="22"/>
         </w:rPr>
-        <w:t xml:space="preserve">   (12)</w:t>
-      </w:r>
-    </w:p>
-    <w:p>
-      <w:pPr>
-        <w:spacing w:line="360" w:lineRule="auto" w:after="120"/>
-        <w:jc w:val="both"/>
-      </w:pPr>
-      <w:r>
-        <w:rPr>
-          <w:rFonts w:ascii="Arial" w:hAnsi="Arial" w:cs="Arial"/>
-          <w:b w:val="0"/>
-          <w:i w:val="0"/>
-          <w:sz w:val="22"/>
-        </w:rPr>
-        <w:t xml:space="preserve">Y difaktorkan lalu dibagi U. Inilah fungsi transfer sistem.</w:t>
-      </w:r>
-      <w:r>
-        <w:rPr>
-          <w:rFonts w:ascii="Arial" w:hAnsi="Arial" w:cs="Arial"/>
-          <w:b w:val="0"/>
-          <w:i w:val="0"/>
-          <w:sz w:val="22"/>
-        </w:rPr>
-        <w:t xml:space="preserve"> Hubungan ini dirangkum dalam Persamaan (13).</w:t>
-      </w:r>
-    </w:p>
-    <w:p>
-      <w:pPr>
-        <w:spacing w:line="360" w:lineRule="auto" w:after="120"/>
-        <w:jc w:val="both"/>
-      </w:pPr>
-      <w:r>
-        <w:rPr>
-          <w:rFonts w:ascii="Arial" w:hAnsi="Arial" w:cs="Arial"/>
-          <w:b w:val="0"/>
-          <w:i w:val="0"/>
-          <w:sz w:val="22"/>
-        </w:rPr>
-        <w:t xml:space="preserve">4. Masukkan masukan step</w:t>
-      </w:r>
-    </w:p>
-    <w:p>
-      <w:pPr>
+        <w:tab/>
+        <w:t xml:space="preserve">(11)</w:t>
+      </w:r>
+    </w:p>
+    <w:p>
+      <w:pPr>
+        <w:spacing w:line="360" w:lineRule="auto" w:after="120"/>
+        <w:jc w:val="both"/>
+      </w:pPr>
+      <w:r>
+        <w:rPr>
+          <w:rFonts w:ascii="Arial" w:hAnsi="Arial" w:cs="Arial"/>
+          <w:b w:val="0"/>
+          <w:i w:val="0"/>
+          <w:sz w:val="22"/>
+        </w:rPr>
+        <w:t xml:space="preserve">Sifat turunan dipakai; kondisi awal nol membuat suku y(0) hilang.</w:t>
+      </w:r>
+      <w:r>
+        <w:rPr>
+          <w:rFonts w:ascii="Arial" w:hAnsi="Arial" w:cs="Arial"/>
+          <w:b w:val="0"/>
+          <w:i w:val="0"/>
+          <w:sz w:val="22"/>
+        </w:rPr>
+        <w:t xml:space="preserve"> Rangkuman kuantitatifnya tertulis pada Persamaan (12).</w:t>
+      </w:r>
+    </w:p>
+    <w:p>
+      <w:pPr>
+        <w:spacing w:line="360" w:lineRule="auto" w:after="120"/>
+        <w:jc w:val="both"/>
+      </w:pPr>
+      <w:r>
+        <w:rPr>
+          <w:rFonts w:ascii="Arial" w:hAnsi="Arial" w:cs="Arial"/>
+          <w:b w:val="0"/>
+          <w:i w:val="0"/>
+          <w:sz w:val="22"/>
+        </w:rPr>
+        <w:t xml:space="preserve">3. Susun fungsi transfer</w:t>
+      </w:r>
+    </w:p>
+    <w:p>
+      <w:pPr>
+        <w:tabs>
+          <w:tab w:val="center" w:pos="4393"/>
+          <w:tab w:val="right" w:pos="8787"/>
+        </w:tabs>
         <w:spacing w:before="40" w:after="120"/>
-        <w:jc w:val="center"/>
       </w:pPr>
       <w:r>
         <w:rPr>
@@ -4553,7 +4645,7 @@
           <w:color w:val="305496"/>
           <w:sz w:val="22"/>
         </w:rPr>
-        <w:t xml:space="preserve">U = A/s  ⇒  Y = A·K/(s·(τ·s+1))</w:t>
+        <w:tab/>
       </w:r>
       <w:r>
         <w:rPr>
@@ -4563,53 +4655,8 @@
           <w:color w:val="305496"/>
           <w:sz w:val="22"/>
         </w:rPr>
-        <w:t xml:space="preserve">   (13)</w:t>
-      </w:r>
-    </w:p>
-    <w:p>
-      <w:pPr>
-        <w:spacing w:line="360" w:lineRule="auto" w:after="120"/>
-        <w:jc w:val="both"/>
-      </w:pPr>
-      <w:r>
-        <w:rPr>
-          <w:rFonts w:ascii="Arial" w:hAnsi="Arial" w:cs="Arial"/>
-          <w:b w:val="0"/>
-          <w:i w:val="0"/>
-          <w:sz w:val="22"/>
-        </w:rPr>
-        <w:t xml:space="preserve">Step bertinggi A memiliki transformasi A/s.</w:t>
-      </w:r>
-      <w:r>
-        <w:rPr>
-          <w:rFonts w:ascii="Arial" w:hAnsi="Arial" w:cs="Arial"/>
-          <w:b w:val="0"/>
-          <w:i w:val="0"/>
-          <w:sz w:val="22"/>
-        </w:rPr>
-        <w:t xml:space="preserve"> Bentuk ringkasnya dituliskan pada Persamaan (14).</w:t>
-      </w:r>
-    </w:p>
-    <w:p>
-      <w:pPr>
-        <w:spacing w:line="360" w:lineRule="auto" w:after="120"/>
-        <w:jc w:val="both"/>
-      </w:pPr>
-      <w:r>
-        <w:rPr>
-          <w:rFonts w:ascii="Arial" w:hAnsi="Arial" w:cs="Arial"/>
-          <w:b w:val="0"/>
-          <w:i w:val="0"/>
-          <w:sz w:val="22"/>
-        </w:rPr>
-        <w:t xml:space="preserve">5. Uraikan pecahan parsial</w:t>
-      </w:r>
-    </w:p>
-    <w:p>
-      <w:pPr>
-        <w:spacing w:before="40" w:after="120"/>
-        <w:jc w:val="center"/>
-      </w:pPr>
+        <w:t xml:space="preserve">Y/U = K/(τ·s + 1)</w:t>
+      </w:r>
       <w:r>
         <w:rPr>
           <w:rFonts w:ascii="Arial" w:hAnsi="Arial" w:cs="Arial"/>
@@ -4618,8 +4665,57 @@
           <w:color w:val="305496"/>
           <w:sz w:val="22"/>
         </w:rPr>
-        <w:t xml:space="preserve">Y = A·K·[1/s - τ/(τ·s+1)]</w:t>
-      </w:r>
+        <w:tab/>
+        <w:t xml:space="preserve">(12)</w:t>
+      </w:r>
+    </w:p>
+    <w:p>
+      <w:pPr>
+        <w:spacing w:line="360" w:lineRule="auto" w:after="120"/>
+        <w:jc w:val="both"/>
+      </w:pPr>
+      <w:r>
+        <w:rPr>
+          <w:rFonts w:ascii="Arial" w:hAnsi="Arial" w:cs="Arial"/>
+          <w:b w:val="0"/>
+          <w:i w:val="0"/>
+          <w:sz w:val="22"/>
+        </w:rPr>
+        <w:t xml:space="preserve">Y difaktorkan lalu dibagi U. Inilah fungsi transfer sistem.</w:t>
+      </w:r>
+      <w:r>
+        <w:rPr>
+          <w:rFonts w:ascii="Arial" w:hAnsi="Arial" w:cs="Arial"/>
+          <w:b w:val="0"/>
+          <w:i w:val="0"/>
+          <w:sz w:val="22"/>
+        </w:rPr>
+        <w:t xml:space="preserve"> Hubungan ini dirangkum dalam Persamaan (13).</w:t>
+      </w:r>
+    </w:p>
+    <w:p>
+      <w:pPr>
+        <w:spacing w:line="360" w:lineRule="auto" w:after="120"/>
+        <w:jc w:val="both"/>
+      </w:pPr>
+      <w:r>
+        <w:rPr>
+          <w:rFonts w:ascii="Arial" w:hAnsi="Arial" w:cs="Arial"/>
+          <w:b w:val="0"/>
+          <w:i w:val="0"/>
+          <w:sz w:val="22"/>
+        </w:rPr>
+        <w:t xml:space="preserve">4. Masukkan masukan step</w:t>
+      </w:r>
+    </w:p>
+    <w:p>
+      <w:pPr>
+        <w:tabs>
+          <w:tab w:val="center" w:pos="4393"/>
+          <w:tab w:val="right" w:pos="8787"/>
+        </w:tabs>
+        <w:spacing w:before="40" w:after="120"/>
+      </w:pPr>
       <w:r>
         <w:rPr>
           <w:rFonts w:ascii="Arial" w:hAnsi="Arial" w:cs="Arial"/>
@@ -4628,53 +4724,8 @@
           <w:color w:val="305496"/>
           <w:sz w:val="22"/>
         </w:rPr>
-        <w:t xml:space="preserve">   (14)</w:t>
-      </w:r>
-    </w:p>
-    <w:p>
-      <w:pPr>
-        <w:spacing w:line="360" w:lineRule="auto" w:after="120"/>
-        <w:jc w:val="both"/>
-      </w:pPr>
-      <w:r>
-        <w:rPr>
-          <w:rFonts w:ascii="Arial" w:hAnsi="Arial" w:cs="Arial"/>
-          <w:b w:val="0"/>
-          <w:i w:val="0"/>
-          <w:sz w:val="22"/>
-        </w:rPr>
-        <w:t xml:space="preserve">Koefisien diperoleh dengan metode penutupan pada pole s = 0 dan s = -1/τ.</w:t>
-      </w:r>
-      <w:r>
-        <w:rPr>
-          <w:rFonts w:ascii="Arial" w:hAnsi="Arial" w:cs="Arial"/>
-          <w:b w:val="0"/>
-          <w:i w:val="0"/>
-          <w:sz w:val="22"/>
-        </w:rPr>
-        <w:t xml:space="preserve"> Persamaan (15) memadatkan aturan tersebut.</w:t>
-      </w:r>
-    </w:p>
-    <w:p>
-      <w:pPr>
-        <w:spacing w:line="360" w:lineRule="auto" w:after="120"/>
-        <w:jc w:val="both"/>
-      </w:pPr>
-      <w:r>
-        <w:rPr>
-          <w:rFonts w:ascii="Arial" w:hAnsi="Arial" w:cs="Arial"/>
-          <w:b w:val="0"/>
-          <w:i w:val="0"/>
-          <w:sz w:val="22"/>
-        </w:rPr>
-        <w:t xml:space="preserve">6. Invers ke domain waktu</w:t>
-      </w:r>
-    </w:p>
-    <w:p>
-      <w:pPr>
-        <w:spacing w:before="40" w:after="120"/>
-        <w:jc w:val="center"/>
-      </w:pPr>
+        <w:tab/>
+      </w:r>
       <w:r>
         <w:rPr>
           <w:rFonts w:ascii="Arial" w:hAnsi="Arial" w:cs="Arial"/>
@@ -4683,7 +4734,7 @@
           <w:color w:val="305496"/>
           <w:sz w:val="22"/>
         </w:rPr>
-        <w:t xml:space="preserve">y(t) = A·K·(1 - exp(-t/τ))</w:t>
+        <w:t xml:space="preserve">U = A/s  ⇒  Y = A·K/(s·(τ·s+1))</w:t>
       </w:r>
       <w:r>
         <w:rPr>
@@ -4693,7 +4744,166 @@
           <w:color w:val="305496"/>
           <w:sz w:val="22"/>
         </w:rPr>
-        <w:t xml:space="preserve">   (15)</w:t>
+        <w:tab/>
+        <w:t xml:space="preserve">(13)</w:t>
+      </w:r>
+    </w:p>
+    <w:p>
+      <w:pPr>
+        <w:spacing w:line="360" w:lineRule="auto" w:after="120"/>
+        <w:jc w:val="both"/>
+      </w:pPr>
+      <w:r>
+        <w:rPr>
+          <w:rFonts w:ascii="Arial" w:hAnsi="Arial" w:cs="Arial"/>
+          <w:b w:val="0"/>
+          <w:i w:val="0"/>
+          <w:sz w:val="22"/>
+        </w:rPr>
+        <w:t xml:space="preserve">Step bertinggi A memiliki transformasi A/s.</w:t>
+      </w:r>
+      <w:r>
+        <w:rPr>
+          <w:rFonts w:ascii="Arial" w:hAnsi="Arial" w:cs="Arial"/>
+          <w:b w:val="0"/>
+          <w:i w:val="0"/>
+          <w:sz w:val="22"/>
+        </w:rPr>
+        <w:t xml:space="preserve"> Bentuk ringkasnya dituliskan pada Persamaan (14).</w:t>
+      </w:r>
+    </w:p>
+    <w:p>
+      <w:pPr>
+        <w:spacing w:line="360" w:lineRule="auto" w:after="120"/>
+        <w:jc w:val="both"/>
+      </w:pPr>
+      <w:r>
+        <w:rPr>
+          <w:rFonts w:ascii="Arial" w:hAnsi="Arial" w:cs="Arial"/>
+          <w:b w:val="0"/>
+          <w:i w:val="0"/>
+          <w:sz w:val="22"/>
+        </w:rPr>
+        <w:t xml:space="preserve">5. Uraikan pecahan parsial</w:t>
+      </w:r>
+    </w:p>
+    <w:p>
+      <w:pPr>
+        <w:tabs>
+          <w:tab w:val="center" w:pos="4393"/>
+          <w:tab w:val="right" w:pos="8787"/>
+        </w:tabs>
+        <w:spacing w:before="40" w:after="120"/>
+      </w:pPr>
+      <w:r>
+        <w:rPr>
+          <w:rFonts w:ascii="Arial" w:hAnsi="Arial" w:cs="Arial"/>
+          <w:b/>
+          <w:i/>
+          <w:color w:val="305496"/>
+          <w:sz w:val="22"/>
+        </w:rPr>
+        <w:tab/>
+      </w:r>
+      <w:r>
+        <w:rPr>
+          <w:rFonts w:ascii="Arial" w:hAnsi="Arial" w:cs="Arial"/>
+          <w:b/>
+          <w:i/>
+          <w:color w:val="305496"/>
+          <w:sz w:val="22"/>
+        </w:rPr>
+        <w:t xml:space="preserve">Y = A·K·[1/s - τ/(τ·s+1)]</w:t>
+      </w:r>
+      <w:r>
+        <w:rPr>
+          <w:rFonts w:ascii="Arial" w:hAnsi="Arial" w:cs="Arial"/>
+          <w:b/>
+          <w:i/>
+          <w:color w:val="305496"/>
+          <w:sz w:val="22"/>
+        </w:rPr>
+        <w:tab/>
+        <w:t xml:space="preserve">(14)</w:t>
+      </w:r>
+    </w:p>
+    <w:p>
+      <w:pPr>
+        <w:spacing w:line="360" w:lineRule="auto" w:after="120"/>
+        <w:jc w:val="both"/>
+      </w:pPr>
+      <w:r>
+        <w:rPr>
+          <w:rFonts w:ascii="Arial" w:hAnsi="Arial" w:cs="Arial"/>
+          <w:b w:val="0"/>
+          <w:i w:val="0"/>
+          <w:sz w:val="22"/>
+        </w:rPr>
+        <w:t xml:space="preserve">Koefisien diperoleh dengan metode penutupan pada pole s = 0 dan s = -1/τ.</w:t>
+      </w:r>
+      <w:r>
+        <w:rPr>
+          <w:rFonts w:ascii="Arial" w:hAnsi="Arial" w:cs="Arial"/>
+          <w:b w:val="0"/>
+          <w:i w:val="0"/>
+          <w:sz w:val="22"/>
+        </w:rPr>
+        <w:t xml:space="preserve"> Persamaan (15) memadatkan aturan tersebut.</w:t>
+      </w:r>
+    </w:p>
+    <w:p>
+      <w:pPr>
+        <w:spacing w:line="360" w:lineRule="auto" w:after="120"/>
+        <w:jc w:val="both"/>
+      </w:pPr>
+      <w:r>
+        <w:rPr>
+          <w:rFonts w:ascii="Arial" w:hAnsi="Arial" w:cs="Arial"/>
+          <w:b w:val="0"/>
+          <w:i w:val="0"/>
+          <w:sz w:val="22"/>
+        </w:rPr>
+        <w:t xml:space="preserve">6. Invers ke domain waktu</w:t>
+      </w:r>
+    </w:p>
+    <w:p>
+      <w:pPr>
+        <w:tabs>
+          <w:tab w:val="center" w:pos="4393"/>
+          <w:tab w:val="right" w:pos="8787"/>
+        </w:tabs>
+        <w:spacing w:before="40" w:after="120"/>
+      </w:pPr>
+      <w:r>
+        <w:rPr>
+          <w:rFonts w:ascii="Arial" w:hAnsi="Arial" w:cs="Arial"/>
+          <w:b/>
+          <w:i/>
+          <w:color w:val="305496"/>
+          <w:sz w:val="22"/>
+        </w:rPr>
+        <w:tab/>
+      </w:r>
+      <w:r>
+        <w:rPr>
+          <w:rFonts w:ascii="Arial" w:hAnsi="Arial" w:cs="Arial"/>
+          <w:b/>
+          <w:i/>
+          <w:color w:val="305496"/>
+          <w:sz w:val="22"/>
+        </w:rPr>
+        <w:t xml:space="preserve">y(t) = A·K·(1 - exp(-t/τ))</w:t>
+      </w:r>
+      <w:r>
+        <w:rPr>
+          <w:rFonts w:ascii="Arial" w:hAnsi="Arial" w:cs="Arial"/>
+          <w:b/>
+          <w:i/>
+          <w:color w:val="305496"/>
+          <w:sz w:val="22"/>
+        </w:rPr>
+        <w:tab/>
+        <w:t xml:space="preserve">(15)</w:t>
       </w:r>
     </w:p>
     <w:p>
@@ -4790,8 +5000,11 @@
     </w:p>
     <w:p>
       <w:pPr>
+        <w:tabs>
+          <w:tab w:val="center" w:pos="4393"/>
+          <w:tab w:val="right" w:pos="8787"/>
+        </w:tabs>
         <w:spacing w:before="40" w:after="120"/>
-        <w:jc w:val="center"/>
       </w:pPr>
       <w:r>
         <w:rPr>
@@ -4801,7 +5014,7 @@
           <w:color w:val="305496"/>
           <w:sz w:val="22"/>
         </w:rPr>
-        <w:t xml:space="preserve">s</w:t>
+        <w:tab/>
       </w:r>
       <w:r>
         <w:rPr>
@@ -4810,9 +5023,8 @@
           <w:i/>
           <w:color w:val="305496"/>
           <w:sz w:val="22"/>
-          <w:vertAlign w:val="superscript"/>
-        </w:rPr>
-        <w:t xml:space="preserve">2</w:t>
+        </w:rPr>
+        <w:t xml:space="preserve">s</w:t>
       </w:r>
       <w:r>
         <w:rPr>
@@ -4821,8 +5033,9 @@
           <w:i/>
           <w:color w:val="305496"/>
           <w:sz w:val="22"/>
-        </w:rPr>
-        <w:t xml:space="preserve">·X + 4s·X + 13X = 10/s</w:t>
+          <w:vertAlign w:val="superscript"/>
+        </w:rPr>
+        <w:t xml:space="preserve">2</w:t>
       </w:r>
       <w:r>
         <w:rPr>
@@ -4832,53 +5045,8 @@
           <w:color w:val="305496"/>
           <w:sz w:val="22"/>
         </w:rPr>
-        <w:t xml:space="preserve">   (16)</w:t>
-      </w:r>
-    </w:p>
-    <w:p>
-      <w:pPr>
-        <w:spacing w:line="360" w:lineRule="auto" w:after="120"/>
-        <w:jc w:val="both"/>
-      </w:pPr>
-      <w:r>
-        <w:rPr>
-          <w:rFonts w:ascii="Arial" w:hAnsi="Arial" w:cs="Arial"/>
-          <w:b w:val="0"/>
-          <w:i w:val="0"/>
-          <w:sz w:val="22"/>
-        </w:rPr>
-        <w:t xml:space="preserve">Seluruh kondisi awal nol sehingga tidak ada suku tambahan.</w:t>
-      </w:r>
-      <w:r>
-        <w:rPr>
-          <w:rFonts w:ascii="Arial" w:hAnsi="Arial" w:cs="Arial"/>
-          <w:b w:val="0"/>
-          <w:i w:val="0"/>
-          <w:sz w:val="22"/>
-        </w:rPr>
-        <w:t xml:space="preserve"> Hubungan ini dirangkum dalam Persamaan (17).</w:t>
-      </w:r>
-    </w:p>
-    <w:p>
-      <w:pPr>
-        <w:spacing w:line="360" w:lineRule="auto" w:after="120"/>
-        <w:jc w:val="both"/>
-      </w:pPr>
-      <w:r>
-        <w:rPr>
-          <w:rFonts w:ascii="Arial" w:hAnsi="Arial" w:cs="Arial"/>
-          <w:b w:val="0"/>
-          <w:i w:val="0"/>
-          <w:sz w:val="22"/>
-        </w:rPr>
-        <w:t xml:space="preserve">2. Susun X(s)</w:t>
-      </w:r>
-    </w:p>
-    <w:p>
-      <w:pPr>
-        <w:spacing w:before="40" w:after="120"/>
-        <w:jc w:val="center"/>
-      </w:pPr>
+        <w:t xml:space="preserve">·X + 4s·X + 13X = 10/s</w:t>
+      </w:r>
       <w:r>
         <w:rPr>
           <w:rFonts w:ascii="Arial" w:hAnsi="Arial" w:cs="Arial"/>
@@ -4887,8 +5055,57 @@
           <w:color w:val="305496"/>
           <w:sz w:val="22"/>
         </w:rPr>
-        <w:t xml:space="preserve">X(s) = 10/(s·(s</w:t>
-      </w:r>
+        <w:tab/>
+        <w:t xml:space="preserve">(16)</w:t>
+      </w:r>
+    </w:p>
+    <w:p>
+      <w:pPr>
+        <w:spacing w:line="360" w:lineRule="auto" w:after="120"/>
+        <w:jc w:val="both"/>
+      </w:pPr>
+      <w:r>
+        <w:rPr>
+          <w:rFonts w:ascii="Arial" w:hAnsi="Arial" w:cs="Arial"/>
+          <w:b w:val="0"/>
+          <w:i w:val="0"/>
+          <w:sz w:val="22"/>
+        </w:rPr>
+        <w:t xml:space="preserve">Seluruh kondisi awal nol sehingga tidak ada suku tambahan.</w:t>
+      </w:r>
+      <w:r>
+        <w:rPr>
+          <w:rFonts w:ascii="Arial" w:hAnsi="Arial" w:cs="Arial"/>
+          <w:b w:val="0"/>
+          <w:i w:val="0"/>
+          <w:sz w:val="22"/>
+        </w:rPr>
+        <w:t xml:space="preserve"> Hubungan ini dirangkum dalam Persamaan (17).</w:t>
+      </w:r>
+    </w:p>
+    <w:p>
+      <w:pPr>
+        <w:spacing w:line="360" w:lineRule="auto" w:after="120"/>
+        <w:jc w:val="both"/>
+      </w:pPr>
+      <w:r>
+        <w:rPr>
+          <w:rFonts w:ascii="Arial" w:hAnsi="Arial" w:cs="Arial"/>
+          <w:b w:val="0"/>
+          <w:i w:val="0"/>
+          <w:sz w:val="22"/>
+        </w:rPr>
+        <w:t xml:space="preserve">2. Susun X(s)</w:t>
+      </w:r>
+    </w:p>
+    <w:p>
+      <w:pPr>
+        <w:tabs>
+          <w:tab w:val="center" w:pos="4393"/>
+          <w:tab w:val="right" w:pos="8787"/>
+        </w:tabs>
+        <w:spacing w:before="40" w:after="120"/>
+      </w:pPr>
       <w:r>
         <w:rPr>
           <w:rFonts w:ascii="Arial" w:hAnsi="Arial" w:cs="Arial"/>
@@ -4896,9 +5113,8 @@
           <w:i/>
           <w:color w:val="305496"/>
           <w:sz w:val="22"/>
-          <w:vertAlign w:val="superscript"/>
-        </w:rPr>
-        <w:t xml:space="preserve">2</w:t>
+        </w:rPr>
+        <w:tab/>
       </w:r>
       <w:r>
         <w:rPr>
@@ -4908,7 +5124,7 @@
           <w:color w:val="305496"/>
           <w:sz w:val="22"/>
         </w:rPr>
-        <w:t xml:space="preserve"> + 4s + 13))</w:t>
+        <w:t xml:space="preserve">X(s) = 10/(s·(s</w:t>
       </w:r>
       <w:r>
         <w:rPr>
@@ -4917,54 +5133,10 @@
           <w:i/>
           <w:color w:val="305496"/>
           <w:sz w:val="22"/>
-        </w:rPr>
-        <w:t xml:space="preserve">   (17)</w:t>
-      </w:r>
-    </w:p>
-    <w:p>
-      <w:pPr>
-        <w:spacing w:line="360" w:lineRule="auto" w:after="120"/>
-        <w:jc w:val="both"/>
-      </w:pPr>
-      <w:r>
-        <w:rPr>
-          <w:rFonts w:ascii="Arial" w:hAnsi="Arial" w:cs="Arial"/>
-          <w:b w:val="0"/>
-          <w:i w:val="0"/>
-          <w:sz w:val="22"/>
-        </w:rPr>
-        <w:t xml:space="preserve">Penyebut memuat pole masukan di s = 0 dan pole sistem dari polinomial kuadrat.</w:t>
-      </w:r>
-      <w:r>
-        <w:rPr>
-          <w:rFonts w:ascii="Arial" w:hAnsi="Arial" w:cs="Arial"/>
-          <w:b w:val="0"/>
-          <w:i w:val="0"/>
-          <w:sz w:val="22"/>
-        </w:rPr>
-        <w:t xml:space="preserve"> Bentuk ringkasnya dituliskan pada Persamaan (18).</w:t>
-      </w:r>
-    </w:p>
-    <w:p>
-      <w:pPr>
-        <w:spacing w:line="360" w:lineRule="auto" w:after="120"/>
-        <w:jc w:val="both"/>
-      </w:pPr>
-      <w:r>
-        <w:rPr>
-          <w:rFonts w:ascii="Arial" w:hAnsi="Arial" w:cs="Arial"/>
-          <w:b w:val="0"/>
-          <w:i w:val="0"/>
-          <w:sz w:val="22"/>
-        </w:rPr>
-        <w:t xml:space="preserve">3. Cari akar penyebut sistem</w:t>
-      </w:r>
-    </w:p>
-    <w:p>
-      <w:pPr>
-        <w:spacing w:before="40" w:after="120"/>
-        <w:jc w:val="center"/>
-      </w:pPr>
+          <w:vertAlign w:val="superscript"/>
+        </w:rPr>
+        <w:t xml:space="preserve">2</w:t>
+      </w:r>
       <w:r>
         <w:rPr>
           <w:rFonts w:ascii="Arial" w:hAnsi="Arial" w:cs="Arial"/>
@@ -4973,7 +5145,7 @@
           <w:color w:val="305496"/>
           <w:sz w:val="22"/>
         </w:rPr>
-        <w:t xml:space="preserve">s = (-4 +/- √(16 - 52))/2 = -2 +/- </w:t>
+        <w:t xml:space="preserve"> + 4s + 13))</w:t>
       </w:r>
       <w:r>
         <w:rPr>
@@ -4983,8 +5155,57 @@
           <w:color w:val="305496"/>
           <w:sz w:val="22"/>
         </w:rPr>
-        <w:t xml:space="preserve">j</w:t>
-      </w:r>
+        <w:tab/>
+        <w:t xml:space="preserve">(17)</w:t>
+      </w:r>
+    </w:p>
+    <w:p>
+      <w:pPr>
+        <w:spacing w:line="360" w:lineRule="auto" w:after="120"/>
+        <w:jc w:val="both"/>
+      </w:pPr>
+      <w:r>
+        <w:rPr>
+          <w:rFonts w:ascii="Arial" w:hAnsi="Arial" w:cs="Arial"/>
+          <w:b w:val="0"/>
+          <w:i w:val="0"/>
+          <w:sz w:val="22"/>
+        </w:rPr>
+        <w:t xml:space="preserve">Penyebut memuat pole masukan di s = 0 dan pole sistem dari polinomial kuadrat.</w:t>
+      </w:r>
+      <w:r>
+        <w:rPr>
+          <w:rFonts w:ascii="Arial" w:hAnsi="Arial" w:cs="Arial"/>
+          <w:b w:val="0"/>
+          <w:i w:val="0"/>
+          <w:sz w:val="22"/>
+        </w:rPr>
+        <w:t xml:space="preserve"> Bentuk ringkasnya dituliskan pada Persamaan (18).</w:t>
+      </w:r>
+    </w:p>
+    <w:p>
+      <w:pPr>
+        <w:spacing w:line="360" w:lineRule="auto" w:after="120"/>
+        <w:jc w:val="both"/>
+      </w:pPr>
+      <w:r>
+        <w:rPr>
+          <w:rFonts w:ascii="Arial" w:hAnsi="Arial" w:cs="Arial"/>
+          <w:b w:val="0"/>
+          <w:i w:val="0"/>
+          <w:sz w:val="22"/>
+        </w:rPr>
+        <w:t xml:space="preserve">3. Cari akar penyebut sistem</w:t>
+      </w:r>
+    </w:p>
+    <w:p>
+      <w:pPr>
+        <w:tabs>
+          <w:tab w:val="center" w:pos="4393"/>
+          <w:tab w:val="right" w:pos="8787"/>
+        </w:tabs>
+        <w:spacing w:before="40" w:after="120"/>
+      </w:pPr>
       <w:r>
         <w:rPr>
           <w:rFonts w:ascii="Arial" w:hAnsi="Arial" w:cs="Arial"/>
@@ -4992,9 +5213,8 @@
           <w:i/>
           <w:color w:val="305496"/>
           <w:sz w:val="22"/>
-          <w:vertAlign w:val="subscript"/>
-        </w:rPr>
-        <w:t xml:space="preserve">3</w:t>
+        </w:rPr>
+        <w:tab/>
       </w:r>
       <w:r>
         <w:rPr>
@@ -5004,53 +5224,8 @@
           <w:color w:val="305496"/>
           <w:sz w:val="22"/>
         </w:rPr>
-        <w:t xml:space="preserve">   (18)</w:t>
-      </w:r>
-    </w:p>
-    <w:p>
-      <w:pPr>
-        <w:spacing w:line="360" w:lineRule="auto" w:after="120"/>
-        <w:jc w:val="both"/>
-      </w:pPr>
-      <w:r>
-        <w:rPr>
-          <w:rFonts w:ascii="Arial" w:hAnsi="Arial" w:cs="Arial"/>
-          <w:b w:val="0"/>
-          <w:i w:val="0"/>
-          <w:sz w:val="22"/>
-        </w:rPr>
-        <w:t xml:space="preserve">Diskriminan negatif sehingga pole berupa pasangan kompleks konjugat.</w:t>
-      </w:r>
-      <w:r>
-        <w:rPr>
-          <w:rFonts w:ascii="Arial" w:hAnsi="Arial" w:cs="Arial"/>
-          <w:b w:val="0"/>
-          <w:i w:val="0"/>
-          <w:sz w:val="22"/>
-        </w:rPr>
-        <w:t xml:space="preserve"> Persamaan (19) memadatkan aturan tersebut.</w:t>
-      </w:r>
-    </w:p>
-    <w:p>
-      <w:pPr>
-        <w:spacing w:line="360" w:lineRule="auto" w:after="120"/>
-        <w:jc w:val="both"/>
-      </w:pPr>
-      <w:r>
-        <w:rPr>
-          <w:rFonts w:ascii="Arial" w:hAnsi="Arial" w:cs="Arial"/>
-          <w:b w:val="0"/>
-          <w:i w:val="0"/>
-          <w:sz w:val="22"/>
-        </w:rPr>
-        <w:t xml:space="preserve">4. Baca jenis respons</w:t>
-      </w:r>
-    </w:p>
-    <w:p>
-      <w:pPr>
-        <w:spacing w:before="40" w:after="120"/>
-        <w:jc w:val="center"/>
-      </w:pPr>
+        <w:t xml:space="preserve">s = (-4 +/- √(16 - 52))/2 = -2 +/- </w:t>
+      </w:r>
       <w:r>
         <w:rPr>
           <w:rFonts w:ascii="Arial" w:hAnsi="Arial" w:cs="Arial"/>
@@ -5059,7 +5234,7 @@
           <w:color w:val="305496"/>
           <w:sz w:val="22"/>
         </w:rPr>
-        <w:t xml:space="preserve">z = 2/√(13) = 0,5547</w:t>
+        <w:t xml:space="preserve">j</w:t>
       </w:r>
       <w:r>
         <w:rPr>
@@ -5068,54 +5243,10 @@
           <w:i/>
           <w:color w:val="305496"/>
           <w:sz w:val="22"/>
-        </w:rPr>
-        <w:t xml:space="preserve">   (19)</w:t>
-      </w:r>
-    </w:p>
-    <w:p>
-      <w:pPr>
-        <w:spacing w:line="360" w:lineRule="auto" w:after="120"/>
-        <w:jc w:val="both"/>
-      </w:pPr>
-      <w:r>
-        <w:rPr>
-          <w:rFonts w:ascii="Arial" w:hAnsi="Arial" w:cs="Arial"/>
-          <w:b w:val="0"/>
-          <w:i w:val="0"/>
-          <w:sz w:val="22"/>
-        </w:rPr>
-        <w:t xml:space="preserve">Rasio redaman di antara nol dan satu, jadi respons berupa osilasi teredam dengan overshoot.</w:t>
-      </w:r>
-      <w:r>
-        <w:rPr>
-          <w:rFonts w:ascii="Arial" w:hAnsi="Arial" w:cs="Arial"/>
-          <w:b w:val="0"/>
-          <w:i w:val="0"/>
-          <w:sz w:val="22"/>
-        </w:rPr>
-        <w:t xml:space="preserve"> Rangkuman kuantitatifnya tertulis pada Persamaan (20).</w:t>
-      </w:r>
-    </w:p>
-    <w:p>
-      <w:pPr>
-        <w:spacing w:line="360" w:lineRule="auto" w:after="120"/>
-        <w:jc w:val="both"/>
-      </w:pPr>
-      <w:r>
-        <w:rPr>
-          <w:rFonts w:ascii="Arial" w:hAnsi="Arial" w:cs="Arial"/>
-          <w:b w:val="0"/>
-          <w:i w:val="0"/>
-          <w:sz w:val="22"/>
-        </w:rPr>
-        <w:t xml:space="preserve">5. Hitung nilai tunak</w:t>
-      </w:r>
-    </w:p>
-    <w:p>
-      <w:pPr>
-        <w:spacing w:before="40" w:after="120"/>
-        <w:jc w:val="center"/>
-      </w:pPr>
+          <w:vertAlign w:val="subscript"/>
+        </w:rPr>
+        <w:t xml:space="preserve">3</w:t>
+      </w:r>
       <w:r>
         <w:rPr>
           <w:rFonts w:ascii="Arial" w:hAnsi="Arial" w:cs="Arial"/>
@@ -5124,8 +5255,57 @@
           <w:color w:val="305496"/>
           <w:sz w:val="22"/>
         </w:rPr>
-        <w:t xml:space="preserve">x(∞) = lim s→0 s·X(s) = 10/13</w:t>
-      </w:r>
+        <w:tab/>
+        <w:t xml:space="preserve">(18)</w:t>
+      </w:r>
+    </w:p>
+    <w:p>
+      <w:pPr>
+        <w:spacing w:line="360" w:lineRule="auto" w:after="120"/>
+        <w:jc w:val="both"/>
+      </w:pPr>
+      <w:r>
+        <w:rPr>
+          <w:rFonts w:ascii="Arial" w:hAnsi="Arial" w:cs="Arial"/>
+          <w:b w:val="0"/>
+          <w:i w:val="0"/>
+          <w:sz w:val="22"/>
+        </w:rPr>
+        <w:t xml:space="preserve">Diskriminan negatif sehingga pole berupa pasangan kompleks konjugat.</w:t>
+      </w:r>
+      <w:r>
+        <w:rPr>
+          <w:rFonts w:ascii="Arial" w:hAnsi="Arial" w:cs="Arial"/>
+          <w:b w:val="0"/>
+          <w:i w:val="0"/>
+          <w:sz w:val="22"/>
+        </w:rPr>
+        <w:t xml:space="preserve"> Persamaan (19) memadatkan aturan tersebut.</w:t>
+      </w:r>
+    </w:p>
+    <w:p>
+      <w:pPr>
+        <w:spacing w:line="360" w:lineRule="auto" w:after="120"/>
+        <w:jc w:val="both"/>
+      </w:pPr>
+      <w:r>
+        <w:rPr>
+          <w:rFonts w:ascii="Arial" w:hAnsi="Arial" w:cs="Arial"/>
+          <w:b w:val="0"/>
+          <w:i w:val="0"/>
+          <w:sz w:val="22"/>
+        </w:rPr>
+        <w:t xml:space="preserve">4. Baca jenis respons</w:t>
+      </w:r>
+    </w:p>
+    <w:p>
+      <w:pPr>
+        <w:tabs>
+          <w:tab w:val="center" w:pos="4393"/>
+          <w:tab w:val="right" w:pos="8787"/>
+        </w:tabs>
+        <w:spacing w:before="40" w:after="120"/>
+      </w:pPr>
       <w:r>
         <w:rPr>
           <w:rFonts w:ascii="Arial" w:hAnsi="Arial" w:cs="Arial"/>
@@ -5134,7 +5314,107 @@
           <w:color w:val="305496"/>
           <w:sz w:val="22"/>
         </w:rPr>
-        <w:t xml:space="preserve">   (20)</w:t>
+        <w:tab/>
+      </w:r>
+      <w:r>
+        <w:rPr>
+          <w:rFonts w:ascii="Arial" w:hAnsi="Arial" w:cs="Arial"/>
+          <w:b/>
+          <w:i/>
+          <w:color w:val="305496"/>
+          <w:sz w:val="22"/>
+        </w:rPr>
+        <w:t xml:space="preserve">z = 2/√(13) = 0,5547</w:t>
+      </w:r>
+      <w:r>
+        <w:rPr>
+          <w:rFonts w:ascii="Arial" w:hAnsi="Arial" w:cs="Arial"/>
+          <w:b/>
+          <w:i/>
+          <w:color w:val="305496"/>
+          <w:sz w:val="22"/>
+        </w:rPr>
+        <w:tab/>
+        <w:t xml:space="preserve">(19)</w:t>
+      </w:r>
+    </w:p>
+    <w:p>
+      <w:pPr>
+        <w:spacing w:line="360" w:lineRule="auto" w:after="120"/>
+        <w:jc w:val="both"/>
+      </w:pPr>
+      <w:r>
+        <w:rPr>
+          <w:rFonts w:ascii="Arial" w:hAnsi="Arial" w:cs="Arial"/>
+          <w:b w:val="0"/>
+          <w:i w:val="0"/>
+          <w:sz w:val="22"/>
+        </w:rPr>
+        <w:t xml:space="preserve">Rasio redaman di antara nol dan satu, jadi respons berupa osilasi teredam dengan overshoot.</w:t>
+      </w:r>
+      <w:r>
+        <w:rPr>
+          <w:rFonts w:ascii="Arial" w:hAnsi="Arial" w:cs="Arial"/>
+          <w:b w:val="0"/>
+          <w:i w:val="0"/>
+          <w:sz w:val="22"/>
+        </w:rPr>
+        <w:t xml:space="preserve"> Rangkuman kuantitatifnya tertulis pada Persamaan (20).</w:t>
+      </w:r>
+    </w:p>
+    <w:p>
+      <w:pPr>
+        <w:spacing w:line="360" w:lineRule="auto" w:after="120"/>
+        <w:jc w:val="both"/>
+      </w:pPr>
+      <w:r>
+        <w:rPr>
+          <w:rFonts w:ascii="Arial" w:hAnsi="Arial" w:cs="Arial"/>
+          <w:b w:val="0"/>
+          <w:i w:val="0"/>
+          <w:sz w:val="22"/>
+        </w:rPr>
+        <w:t xml:space="preserve">5. Hitung nilai tunak</w:t>
+      </w:r>
+    </w:p>
+    <w:p>
+      <w:pPr>
+        <w:tabs>
+          <w:tab w:val="center" w:pos="4393"/>
+          <w:tab w:val="right" w:pos="8787"/>
+        </w:tabs>
+        <w:spacing w:before="40" w:after="120"/>
+      </w:pPr>
+      <w:r>
+        <w:rPr>
+          <w:rFonts w:ascii="Arial" w:hAnsi="Arial" w:cs="Arial"/>
+          <w:b/>
+          <w:i/>
+          <w:color w:val="305496"/>
+          <w:sz w:val="22"/>
+        </w:rPr>
+        <w:tab/>
+      </w:r>
+      <w:r>
+        <w:rPr>
+          <w:rFonts w:ascii="Arial" w:hAnsi="Arial" w:cs="Arial"/>
+          <w:b/>
+          <w:i/>
+          <w:color w:val="305496"/>
+          <w:sz w:val="22"/>
+        </w:rPr>
+        <w:t xml:space="preserve">x(∞) = lim s→0 s·X(s) = 10/13</w:t>
+      </w:r>
+      <w:r>
+        <w:rPr>
+          <w:rFonts w:ascii="Arial" w:hAnsi="Arial" w:cs="Arial"/>
+          <w:b/>
+          <w:i/>
+          <w:color w:val="305496"/>
+          <w:sz w:val="22"/>
+        </w:rPr>
+        <w:tab/>
+        <w:t xml:space="preserve">(20)</w:t>
       </w:r>
     </w:p>
     <w:p>

--- a/Sistem-Kendali-Cerdas/Modul-Word/Modul-3-Transformasi-Laplace-untuk-Sistem-Dinamik.docx
+++ b/Sistem-Kendali-Cerdas/Modul-Word/Modul-3-Transformasi-Laplace-untuk-Sistem-Dinamik.docx
@@ -2578,17 +2578,66 @@
     </w:p>
     <w:p>
       <w:pPr>
-        <w:spacing w:line="360" w:lineRule="auto" w:after="120"/>
-        <w:jc w:val="both"/>
-      </w:pPr>
-      <w:r>
-        <w:rPr>
-          <w:rFonts w:ascii="Arial" w:hAnsi="Arial" w:cs="Arial"/>
-          <w:b w:val="0"/>
-          <w:i w:val="0"/>
-          <w:sz w:val="22"/>
-        </w:rPr>
-        <w:t xml:space="preserve">🔗 Modul Interaktif: https://dedik-romahadi.github.io/Mechanical-Engineering-Courses/Sistem-Kendali-Cerdas/Modul/Modul-3.html. Pada layar masuk, pilih tombol “👁️ Mode Preview (Tanpa Login)” untuk membaca seluruh materi tanpa perlu NIM dan PIN. Untuk mengerjakan Tugas dan Forum, masuk sebagai Mahasiswa memakai NIM dan PIN.</w:t>
+        <w:pBdr>
+          <w:top w:val="single" w:sz="6" w:space="10" w:color="BFE3D0"/>
+          <w:left w:val="single" w:sz="24" w:space="12" w:color="1F7A55"/>
+          <w:bottom w:val="single" w:sz="6" w:space="10" w:color="BFE3D0"/>
+          <w:right w:val="single" w:sz="6" w:space="10" w:color="BFE3D0"/>
+        </w:pBdr>
+        <w:shd w:val="clear" w:fill="F1FAF5"/>
+        <w:spacing w:before="140" w:after="60" w:line="264" w:lineRule="auto"/>
+        <w:ind w:left="170" w:right="170"/>
+        <w:jc w:val="left"/>
+      </w:pPr>
+      <w:r>
+        <w:rPr>
+          <w:rFonts w:ascii="Arial" w:hAnsi="Arial" w:cs="Arial"/>
+          <w:b/>
+          <w:i w:val="0"/>
+          <w:color w:val="1F7A55"/>
+          <w:sz w:val="17"/>
+          <w:spacing w:val="30"/>
+        </w:rPr>
+        <w:t xml:space="preserve">🔗 MODUL INTERAKTIF</w:t>
+      </w:r>
+      <w:r>
+        <w:br/>
+      </w:r>
+      <w:hyperlink r:id="rId19">
+        <w:r>
+          <w:rPr>
+            <w:rFonts w:ascii="Arial" w:hAnsi="Arial" w:cs="Arial"/>
+            <w:b/>
+            <w:color w:val="0563C1"/>
+            <w:sz w:val="20"/>
+            <w:u w:val="single"/>
+          </w:rPr>
+          <w:t xml:space="preserve">https://dedik-romahadi.github.io/Mechanical-Engineering-Courses/Sistem-Kendali-Cerdas/Modul/Modul-3.html</w:t>
+        </w:r>
+      </w:hyperlink>
+    </w:p>
+    <w:p>
+      <w:pPr>
+        <w:pBdr>
+          <w:top w:val="single" w:sz="6" w:space="10" w:color="BFE3D0"/>
+          <w:left w:val="single" w:sz="24" w:space="12" w:color="1F7A55"/>
+          <w:bottom w:val="single" w:sz="6" w:space="10" w:color="BFE3D0"/>
+          <w:right w:val="single" w:sz="6" w:space="10" w:color="BFE3D0"/>
+        </w:pBdr>
+        <w:shd w:val="clear" w:fill="F1FAF5"/>
+        <w:spacing w:before="0" w:after="140" w:line="264" w:lineRule="auto"/>
+        <w:ind w:left="170" w:right="170"/>
+        <w:jc w:val="left"/>
+      </w:pPr>
+      <w:r>
+        <w:rPr>
+          <w:rFonts w:ascii="Arial" w:hAnsi="Arial" w:cs="Arial"/>
+          <w:b w:val="0"/>
+          <w:i w:val="0"/>
+          <w:color w:val="44525F"/>
+          <w:sz w:val="19"/>
+        </w:rPr>
+        <w:t xml:space="preserve">Pada layar masuk, pilih tombol “👁️ Mode Preview (Tanpa Login)” untuk membaca seluruh materi tanpa perlu NIM dan PIN. Untuk mengerjakan Tugas dan Forum, masuk sebagai Mahasiswa memakai NIM dan PIN.</w:t>
       </w:r>
     </w:p>
     <w:p>
